--- a/flow/20230914_vu_template/drafts/2024-08-u/16-ПТ-перенесення_образу.docx
+++ b/flow/20230914_vu_template/drafts/2024-08-u/16-ПТ-перенесення_образу.docx
@@ -115,28 +115,17 @@
         <w:rPr>
           <w:rFonts w:ascii="Times New Roman" w:hAnsi="Times New Roman"/>
           <w:i/>
-          <w:color w:val="FF0000"/>
-          <w:sz w:val="24"/>
-          <w:szCs w:val="24"/>
+          <w:color w:val="FF4400"/>
+          <w:sz w:val="24"/>
         </w:rPr>
         <w:t>Священик:</w:t>
       </w:r>
       <w:r>
         <w:rPr>
           <w:rFonts w:ascii="Times New Roman" w:hAnsi="Times New Roman"/>
-          <w:color w:val="FF0000"/>
-          <w:sz w:val="24"/>
-          <w:szCs w:val="24"/>
-        </w:rPr>
-        <w:t xml:space="preserve"> </w:t>
-      </w:r>
-      <w:r>
-        <w:rPr>
-          <w:rFonts w:ascii="Times New Roman" w:hAnsi="Times New Roman"/>
-          <w:sz w:val="24"/>
-          <w:szCs w:val="24"/>
-        </w:rPr>
-        <w:t>Благословенний Бог наш завжди, нині і повсякчас, і на віки віків.</w:t>
+          <w:sz w:val="24"/>
+        </w:rPr>
+        <w:t xml:space="preserve"> Благословенний Бог наш завжди, нині і повсякчас, і на віки віків.</w:t>
       </w:r>
     </w:p>
     <w:p>
@@ -8747,28 +8736,17 @@
         <w:rPr>
           <w:rFonts w:ascii="Times New Roman" w:hAnsi="Times New Roman"/>
           <w:i/>
-          <w:color w:val="FF0000"/>
-          <w:sz w:val="24"/>
-          <w:szCs w:val="24"/>
+          <w:color w:val="FF4400"/>
+          <w:sz w:val="24"/>
         </w:rPr>
         <w:t>Священик:</w:t>
       </w:r>
       <w:r>
         <w:rPr>
           <w:rFonts w:ascii="Times New Roman" w:hAnsi="Times New Roman"/>
-          <w:color w:val="FF0000"/>
-          <w:sz w:val="24"/>
-          <w:szCs w:val="24"/>
-        </w:rPr>
-        <w:t xml:space="preserve"> </w:t>
-      </w:r>
-      <w:r>
-        <w:rPr>
-          <w:rFonts w:ascii="Times New Roman" w:hAnsi="Times New Roman"/>
-          <w:sz w:val="24"/>
-          <w:szCs w:val="24"/>
-        </w:rPr>
-        <w:t>Мир всім.</w:t>
+          <w:sz w:val="24"/>
+        </w:rPr>
+        <w:t xml:space="preserve"> Мир всім.</w:t>
       </w:r>
     </w:p>
     <w:p>
@@ -10219,15 +10197,42 @@
         <w:rPr>
           <w:rFonts w:ascii="Times New Roman" w:hAnsi="Times New Roman"/>
           <w:i/>
-          <w:color w:val="FF0000"/>
-          <w:sz w:val="24"/>
-          <w:szCs w:val="24"/>
+          <w:color w:val="FF4400"/>
+          <w:sz w:val="24"/>
         </w:rPr>
         <w:t>Священик:</w:t>
       </w:r>
       <w:r>
         <w:rPr>
           <w:rFonts w:ascii="Times New Roman" w:hAnsi="Times New Roman"/>
+          <w:sz w:val="24"/>
+        </w:rPr>
+        <w:t xml:space="preserve"> Бо Ти – Бог милости, ласк і людинолюбности, і Тобі славу віддаємо, Отцю, і Сину, і Святому Духові, нині, і повсякчас, і на віки віків.</w:t>
+      </w:r>
+    </w:p>
+    <w:p>
+      <w:pPr>
+        <w:spacing w:after="120"/>
+        <w:jc w:val="both"/>
+        <w:rPr>
+          <w:rFonts w:ascii="Times New Roman" w:hAnsi="Times New Roman"/>
+          <w:sz w:val="24"/>
+          <w:szCs w:val="24"/>
+        </w:rPr>
+      </w:pPr>
+      <w:r>
+        <w:rPr>
+          <w:rFonts w:ascii="Times New Roman" w:hAnsi="Times New Roman"/>
+          <w:i/>
+          <w:color w:val="FF0000"/>
+          <w:sz w:val="24"/>
+          <w:szCs w:val="24"/>
+        </w:rPr>
+        <w:t>Вірні:</w:t>
+      </w:r>
+      <w:r>
+        <w:rPr>
+          <w:rFonts w:ascii="Times New Roman" w:hAnsi="Times New Roman"/>
           <w:color w:val="FF0000"/>
           <w:sz w:val="24"/>
           <w:szCs w:val="24"/>
@@ -10237,11 +10242,37 @@
       <w:r>
         <w:rPr>
           <w:rFonts w:ascii="Times New Roman" w:hAnsi="Times New Roman"/>
-          <w:color w:val="000000"/>
-          <w:sz w:val="24"/>
-          <w:szCs w:val="24"/>
-        </w:rPr>
-        <w:t>Бо Ти – Бог милости, ласк і людинолюбности, і Тобі славу віддаємо, Отцю, і Сину, і Святому Духові, нині, і повсякчас, і на віки віків.</w:t>
+          <w:sz w:val="24"/>
+          <w:szCs w:val="24"/>
+        </w:rPr>
+        <w:t>Амінь.</w:t>
+      </w:r>
+    </w:p>
+    <w:p>
+      <w:pPr>
+        <w:spacing w:after="120"/>
+        <w:jc w:val="both"/>
+        <w:rPr>
+          <w:rFonts w:ascii="Times New Roman" w:hAnsi="Times New Roman"/>
+          <w:sz w:val="24"/>
+          <w:szCs w:val="24"/>
+        </w:rPr>
+      </w:pPr>
+      <w:r>
+        <w:rPr>
+          <w:rFonts w:ascii="Times New Roman" w:hAnsi="Times New Roman"/>
+          <w:i/>
+          <w:color w:val="FF4400"/>
+          <w:sz w:val="24"/>
+        </w:rPr>
+        <w:t>Священик:</w:t>
+      </w:r>
+      <w:r>
+        <w:rPr>
+          <w:rFonts w:ascii="Times New Roman" w:hAnsi="Times New Roman"/>
+          <w:sz w:val="24"/>
+        </w:rPr>
+        <w:t xml:space="preserve"> Мир всім.</w:t>
       </w:r>
     </w:p>
     <w:p>
@@ -10279,200 +10310,115 @@
           <w:sz w:val="24"/>
           <w:szCs w:val="24"/>
         </w:rPr>
-        <w:t>Амінь.</w:t>
-      </w:r>
-    </w:p>
-    <w:p>
-      <w:pPr>
-        <w:spacing w:after="120"/>
-        <w:jc w:val="both"/>
-        <w:rPr>
-          <w:rFonts w:ascii="Times New Roman" w:hAnsi="Times New Roman"/>
-          <w:sz w:val="24"/>
-          <w:szCs w:val="24"/>
-        </w:rPr>
-      </w:pPr>
-      <w:r>
-        <w:rPr>
-          <w:rFonts w:ascii="Times New Roman" w:hAnsi="Times New Roman"/>
-          <w:i/>
-          <w:color w:val="FF0000"/>
-          <w:sz w:val="24"/>
-          <w:szCs w:val="24"/>
+        <w:t>І духові твоєму.</w:t>
+      </w:r>
+    </w:p>
+    <w:p>
+      <w:pPr>
+        <w:spacing w:after="120"/>
+        <w:jc w:val="both"/>
+        <w:rPr>
+          <w:rFonts w:ascii="Times New Roman" w:hAnsi="Times New Roman"/>
+          <w:sz w:val="24"/>
+          <w:szCs w:val="24"/>
+        </w:rPr>
+      </w:pPr>
+      <w:r>
+        <w:rPr>
+          <w:rFonts w:ascii="Times New Roman" w:hAnsi="Times New Roman"/>
+          <w:sz w:val="24"/>
+          <w:szCs w:val="24"/>
+        </w:rPr>
+        <w:t>Голови ваші перед Господом схиліть.</w:t>
+      </w:r>
+    </w:p>
+    <w:p>
+      <w:pPr>
+        <w:spacing w:after="120"/>
+        <w:jc w:val="both"/>
+        <w:rPr>
+          <w:rFonts w:ascii="Times New Roman" w:hAnsi="Times New Roman"/>
+          <w:sz w:val="24"/>
+          <w:szCs w:val="24"/>
+        </w:rPr>
+      </w:pPr>
+      <w:r>
+        <w:rPr>
+          <w:rFonts w:ascii="Times New Roman" w:hAnsi="Times New Roman"/>
+          <w:i/>
+          <w:color w:val="FF0000"/>
+          <w:sz w:val="24"/>
+          <w:szCs w:val="24"/>
+        </w:rPr>
+        <w:t>Вірні:</w:t>
+      </w:r>
+      <w:r>
+        <w:rPr>
+          <w:rFonts w:ascii="Times New Roman" w:hAnsi="Times New Roman"/>
+          <w:color w:val="FF0000"/>
+          <w:sz w:val="24"/>
+          <w:szCs w:val="24"/>
+        </w:rPr>
+        <w:t xml:space="preserve"> </w:t>
+      </w:r>
+      <w:r>
+        <w:rPr>
+          <w:rFonts w:ascii="Times New Roman" w:hAnsi="Times New Roman"/>
+          <w:sz w:val="24"/>
+          <w:szCs w:val="24"/>
+        </w:rPr>
+        <w:t>Тобі, Господи.</w:t>
+      </w:r>
+    </w:p>
+    <w:p>
+      <w:pPr>
+        <w:spacing w:after="120"/>
+        <w:jc w:val="both"/>
+        <w:rPr>
+          <w:rFonts w:ascii="Times New Roman" w:hAnsi="Times New Roman"/>
+          <w:sz w:val="24"/>
+          <w:szCs w:val="24"/>
+        </w:rPr>
+      </w:pPr>
+      <w:r>
+        <w:rPr>
+          <w:rFonts w:ascii="Times New Roman" w:hAnsi="Times New Roman"/>
+          <w:i/>
+          <w:color w:val="FF0000"/>
+          <w:sz w:val="24"/>
+          <w:szCs w:val="24"/>
+        </w:rPr>
+        <w:t>Священик читає молитву:</w:t>
+      </w:r>
+      <w:r>
+        <w:rPr>
+          <w:rFonts w:ascii="Times New Roman" w:hAnsi="Times New Roman"/>
+          <w:sz w:val="24"/>
+          <w:szCs w:val="24"/>
+        </w:rPr>
+        <w:t xml:space="preserve"> Господи, Боже наш, що прихилив небо і зійшов на спасіння людського роду! Зглянься на слуг твоїх і на спадкоємство твоє, бо перед тобою, страшним і людинолюбним Суддею, слуги твої схилили свої голови і зігнули свої шиї, не від людей очікуючи допомоги, але на твою надіючись милість і твого очікуючи спасіння; тож оберігай їх повсякчасно, і в цей вечір, і в прийдешню ніч збережи від усякого ворога, і від будь-якого зазіхання диявольського, і від думок марних, і спогадів лукавих.</w:t>
+      </w:r>
+    </w:p>
+    <w:p>
+      <w:pPr>
+        <w:pStyle w:val="a"/>
+        <w:spacing w:after="120"/>
+      </w:pPr>
+      <w:r>
+        <w:rPr>
+          <w:rFonts w:ascii="Times New Roman" w:hAnsi="Times New Roman"/>
+          <w:i/>
+          <w:color w:val="FF4400"/>
+          <w:sz w:val="24"/>
         </w:rPr>
         <w:t>Священик:</w:t>
       </w:r>
       <w:r>
         <w:rPr>
           <w:rFonts w:ascii="Times New Roman" w:hAnsi="Times New Roman"/>
-          <w:color w:val="FF0000"/>
-          <w:sz w:val="24"/>
-          <w:szCs w:val="24"/>
-        </w:rPr>
-        <w:t xml:space="preserve"> </w:t>
-      </w:r>
-      <w:r>
-        <w:rPr>
-          <w:rFonts w:ascii="Times New Roman" w:hAnsi="Times New Roman"/>
-          <w:sz w:val="24"/>
-          <w:szCs w:val="24"/>
-        </w:rPr>
-        <w:t>Мир всім.</w:t>
-      </w:r>
-    </w:p>
-    <w:p>
-      <w:pPr>
-        <w:spacing w:after="120"/>
-        <w:jc w:val="both"/>
-        <w:rPr>
-          <w:rFonts w:ascii="Times New Roman" w:hAnsi="Times New Roman"/>
-          <w:sz w:val="24"/>
-          <w:szCs w:val="24"/>
-        </w:rPr>
-      </w:pPr>
-      <w:r>
-        <w:rPr>
-          <w:rFonts w:ascii="Times New Roman" w:hAnsi="Times New Roman"/>
-          <w:i/>
-          <w:color w:val="FF0000"/>
-          <w:sz w:val="24"/>
-          <w:szCs w:val="24"/>
-        </w:rPr>
-        <w:t>Вірні:</w:t>
-      </w:r>
-      <w:r>
-        <w:rPr>
-          <w:rFonts w:ascii="Times New Roman" w:hAnsi="Times New Roman"/>
-          <w:color w:val="FF0000"/>
-          <w:sz w:val="24"/>
-          <w:szCs w:val="24"/>
-        </w:rPr>
-        <w:t xml:space="preserve"> </w:t>
-      </w:r>
-      <w:r>
-        <w:rPr>
-          <w:rFonts w:ascii="Times New Roman" w:hAnsi="Times New Roman"/>
-          <w:sz w:val="24"/>
-          <w:szCs w:val="24"/>
-        </w:rPr>
-        <w:t>І духові твоєму.</w:t>
-      </w:r>
-    </w:p>
-    <w:p>
-      <w:pPr>
-        <w:spacing w:after="120"/>
-        <w:jc w:val="both"/>
-        <w:rPr>
-          <w:rFonts w:ascii="Times New Roman" w:hAnsi="Times New Roman"/>
-          <w:sz w:val="24"/>
-          <w:szCs w:val="24"/>
-        </w:rPr>
-      </w:pPr>
-      <w:r>
-        <w:rPr>
-          <w:rFonts w:ascii="Times New Roman" w:hAnsi="Times New Roman"/>
-          <w:sz w:val="24"/>
-          <w:szCs w:val="24"/>
-        </w:rPr>
-        <w:t>Голови ваші перед Господом схиліть.</w:t>
-      </w:r>
-    </w:p>
-    <w:p>
-      <w:pPr>
-        <w:spacing w:after="120"/>
-        <w:jc w:val="both"/>
-        <w:rPr>
-          <w:rFonts w:ascii="Times New Roman" w:hAnsi="Times New Roman"/>
-          <w:sz w:val="24"/>
-          <w:szCs w:val="24"/>
-        </w:rPr>
-      </w:pPr>
-      <w:r>
-        <w:rPr>
-          <w:rFonts w:ascii="Times New Roman" w:hAnsi="Times New Roman"/>
-          <w:i/>
-          <w:color w:val="FF0000"/>
-          <w:sz w:val="24"/>
-          <w:szCs w:val="24"/>
-        </w:rPr>
-        <w:t>Вірні:</w:t>
-      </w:r>
-      <w:r>
-        <w:rPr>
-          <w:rFonts w:ascii="Times New Roman" w:hAnsi="Times New Roman"/>
-          <w:color w:val="FF0000"/>
-          <w:sz w:val="24"/>
-          <w:szCs w:val="24"/>
-        </w:rPr>
-        <w:t xml:space="preserve"> </w:t>
-      </w:r>
-      <w:r>
-        <w:rPr>
-          <w:rFonts w:ascii="Times New Roman" w:hAnsi="Times New Roman"/>
-          <w:sz w:val="24"/>
-          <w:szCs w:val="24"/>
-        </w:rPr>
-        <w:t>Тобі, Господи.</w:t>
-      </w:r>
-    </w:p>
-    <w:p>
-      <w:pPr>
-        <w:spacing w:after="120"/>
-        <w:jc w:val="both"/>
-        <w:rPr>
-          <w:rFonts w:ascii="Times New Roman" w:hAnsi="Times New Roman"/>
-          <w:sz w:val="24"/>
-          <w:szCs w:val="24"/>
-        </w:rPr>
-      </w:pPr>
-      <w:r>
-        <w:rPr>
-          <w:rFonts w:ascii="Times New Roman" w:hAnsi="Times New Roman"/>
-          <w:i/>
-          <w:color w:val="FF0000"/>
-          <w:sz w:val="24"/>
-          <w:szCs w:val="24"/>
-        </w:rPr>
-        <w:t>Священик читає молитву:</w:t>
-      </w:r>
-      <w:r>
-        <w:rPr>
-          <w:rFonts w:ascii="Times New Roman" w:hAnsi="Times New Roman"/>
-          <w:sz w:val="24"/>
-          <w:szCs w:val="24"/>
-        </w:rPr>
-        <w:t xml:space="preserve"> Господи, Боже наш, що прихилив небо і зійшов на спасіння людського роду! Зглянься на слуг твоїх і на спадкоємство твоє, бо перед тобою, страшним і людинолюбним Суддею, слуги твої схилили свої голови і зігнули свої шиї, не від людей очікуючи допомоги, але на твою надіючись милість і твого очікуючи спасіння; тож оберігай їх повсякчасно, і в цей вечір, і в прийдешню ніч збережи від усякого ворога, і від будь-якого зазіхання диявольського, і від думок марних, і спогадів лукавих.</w:t>
-      </w:r>
-    </w:p>
-    <w:p>
-      <w:pPr>
-        <w:pStyle w:val="a"/>
-        <w:spacing w:after="120"/>
-      </w:pPr>
-      <w:r>
-        <w:rPr>
-          <w:rFonts w:ascii="Times New Roman" w:hAnsi="Times New Roman"/>
-          <w:i/>
-          <w:color w:val="FF0000"/>
-          <w:sz w:val="24"/>
-        </w:rPr>
-        <w:t>Священик:</w:t>
-      </w:r>
-      <w:r>
-        <w:rPr>
-          <w:rFonts w:ascii="Times New Roman" w:hAnsi="Times New Roman"/>
-          <w:color w:val="FF0000"/>
-          <w:sz w:val="24"/>
-        </w:rPr>
-        <w:t xml:space="preserve"> </w:t>
-      </w:r>
-      <w:r>
-        <w:rPr>
-          <w:rFonts w:ascii="Times New Roman" w:hAnsi="Times New Roman"/>
-          <w:color w:val="000000"/>
-          <w:sz w:val="24"/>
-        </w:rPr>
-        <w:t>Нехай буде влада царства Твого благословенна і дуже прославлена: Отця, і Сина, і Святого Духа, нині і повсякчас, і на віки віків.</w:t>
+          <w:sz w:val="24"/>
+        </w:rPr>
+        <w:t xml:space="preserve"> Нехай буде влада царства Твого благословенна і дуже прославлена: Отця, і Сина, і Святого Духа, нині і повсякчас, і на віки віків.</w:t>
       </w:r>
     </w:p>
     <w:p>
@@ -11868,15 +11814,42 @@
         <w:rPr>
           <w:rFonts w:ascii="Times New Roman" w:hAnsi="Times New Roman"/>
           <w:i/>
-          <w:color w:val="FF0000"/>
-          <w:sz w:val="24"/>
-          <w:szCs w:val="24"/>
+          <w:color w:val="FF4400"/>
+          <w:sz w:val="24"/>
         </w:rPr>
         <w:t>Священик:</w:t>
       </w:r>
       <w:r>
         <w:rPr>
           <w:rFonts w:ascii="Times New Roman" w:hAnsi="Times New Roman"/>
+          <w:sz w:val="24"/>
+        </w:rPr>
+        <w:t xml:space="preserve"> Слава тобі, Христе Боже, надіє наша, слава тобі!</w:t>
+      </w:r>
+    </w:p>
+    <w:p>
+      <w:pPr>
+        <w:spacing w:after="120"/>
+        <w:jc w:val="both"/>
+        <w:rPr>
+          <w:rFonts w:ascii="Times New Roman" w:hAnsi="Times New Roman"/>
+          <w:sz w:val="24"/>
+          <w:szCs w:val="24"/>
+        </w:rPr>
+      </w:pPr>
+      <w:r>
+        <w:rPr>
+          <w:rFonts w:ascii="Times New Roman" w:hAnsi="Times New Roman"/>
+          <w:i/>
+          <w:color w:val="FF0000"/>
+          <w:sz w:val="24"/>
+          <w:szCs w:val="24"/>
+        </w:rPr>
+        <w:t>Вірні:</w:t>
+      </w:r>
+      <w:r>
+        <w:rPr>
+          <w:rFonts w:ascii="Times New Roman" w:hAnsi="Times New Roman"/>
           <w:color w:val="FF0000"/>
           <w:sz w:val="24"/>
           <w:szCs w:val="24"/>
@@ -11889,44 +11862,6 @@
           <w:sz w:val="24"/>
           <w:szCs w:val="24"/>
         </w:rPr>
-        <w:t>Слава тобі, Христе Боже, надіє наша, слава тобі!</w:t>
-      </w:r>
-    </w:p>
-    <w:p>
-      <w:pPr>
-        <w:spacing w:after="120"/>
-        <w:jc w:val="both"/>
-        <w:rPr>
-          <w:rFonts w:ascii="Times New Roman" w:hAnsi="Times New Roman"/>
-          <w:sz w:val="24"/>
-          <w:szCs w:val="24"/>
-        </w:rPr>
-      </w:pPr>
-      <w:r>
-        <w:rPr>
-          <w:rFonts w:ascii="Times New Roman" w:hAnsi="Times New Roman"/>
-          <w:i/>
-          <w:color w:val="FF0000"/>
-          <w:sz w:val="24"/>
-          <w:szCs w:val="24"/>
-        </w:rPr>
-        <w:t>Вірні:</w:t>
-      </w:r>
-      <w:r>
-        <w:rPr>
-          <w:rFonts w:ascii="Times New Roman" w:hAnsi="Times New Roman"/>
-          <w:color w:val="FF0000"/>
-          <w:sz w:val="24"/>
-          <w:szCs w:val="24"/>
-        </w:rPr>
-        <w:t xml:space="preserve"> </w:t>
-      </w:r>
-      <w:r>
-        <w:rPr>
-          <w:rFonts w:ascii="Times New Roman" w:hAnsi="Times New Roman"/>
-          <w:sz w:val="24"/>
-          <w:szCs w:val="24"/>
-        </w:rPr>
         <w:t xml:space="preserve">Слава Отцю і Сину, і Святому Духові, і нині і повсякчас, і на віки віків. Амінь. Господи, помилуй </w:t>
       </w:r>
       <w:r>
@@ -11958,59 +11893,21 @@
       </w:r>
     </w:p>
     <w:p>
-      <w:pPr>
-        <w:spacing w:after="120"/>
-        <w:jc w:val="both"/>
-        <w:rPr>
-          <w:rFonts w:ascii="Times New Roman" w:hAnsi="Times New Roman"/>
-          <w:sz w:val="24"/>
-          <w:szCs w:val="24"/>
-        </w:rPr>
-      </w:pPr>
-      <w:r>
-        <w:rPr>
-          <w:rFonts w:ascii="Times New Roman" w:hAnsi="Times New Roman"/>
-          <w:i/>
-          <w:color w:val="FF0000"/>
-          <w:sz w:val="24"/>
-          <w:szCs w:val="24"/>
+      <w:r>
+        <w:rPr>
+          <w:rFonts w:ascii="Times New Roman" w:hAnsi="Times New Roman"/>
+          <w:i/>
+          <w:color w:val="FF4400"/>
+          <w:sz w:val="24"/>
         </w:rPr>
         <w:t>Священик:</w:t>
       </w:r>
       <w:r>
         <w:rPr>
           <w:rFonts w:ascii="Times New Roman" w:hAnsi="Times New Roman"/>
-          <w:color w:val="FF0000"/>
-          <w:sz w:val="24"/>
-          <w:szCs w:val="24"/>
-        </w:rPr>
-        <w:t xml:space="preserve"> </w:t>
-      </w:r>
-      <w:r>
-        <w:rPr>
-          <w:rFonts w:ascii="Times New Roman" w:hAnsi="Times New Roman"/>
-          <w:sz w:val="24"/>
-          <w:szCs w:val="24"/>
-        </w:rPr>
-        <w:t>Христос, істинний Бог наш, що невимовним провидінням раніш Своєї вільної страсти зволив на обрусі нерукотворно зобразити свого пречистого боголюдського лиця образ, молитвами пречистої своєї Матері, якої Уcпення світлий празник святкуємо, святих, славних і всехвальних апостолів, і святого (</w:t>
-      </w:r>
-      <w:r>
-        <w:rPr>
-          <w:rFonts w:ascii="Times New Roman" w:hAnsi="Times New Roman"/>
-          <w:i/>
-          <w:color w:val="FF0000"/>
-          <w:sz w:val="24"/>
-          <w:szCs w:val="24"/>
-        </w:rPr>
-        <w:t>ім'я, якого є храм</w:t>
-      </w:r>
-      <w:r>
-        <w:rPr>
-          <w:rFonts w:ascii="Times New Roman" w:hAnsi="Times New Roman"/>
-          <w:sz w:val="24"/>
-          <w:szCs w:val="24"/>
-        </w:rPr>
-        <w:t>), і всіх святих, помилує і спасе нас, як благий і людинолюбний.</w:t>
+          <w:sz w:val="24"/>
+        </w:rPr>
+        <w:t xml:space="preserve"> Христос, істинний Бог наш, що невимовним провидінням раніш Своєї вільної страсти зволив на обрусі нерукотворно зобразити свого пречистого боголюдського лиця образ - молитвами пречистої Своєї Матері, якої Успіння сьогодні торжественне свято світло звершуємо, святих славних і всехвальних апостолів, і всіх святих - помилує і спасе нас як благий і людинолюбний.</w:t>
       </w:r>
     </w:p>
     <w:p>
@@ -12184,28 +12081,17 @@
         <w:rPr>
           <w:rFonts w:ascii="Times New Roman" w:hAnsi="Times New Roman"/>
           <w:i/>
-          <w:color w:val="FF0000"/>
-          <w:sz w:val="24"/>
-          <w:szCs w:val="24"/>
-        </w:rPr>
-        <w:t>Священик</w:t>
-      </w:r>
-      <w:r>
-        <w:rPr>
-          <w:rFonts w:ascii="Times New Roman" w:hAnsi="Times New Roman"/>
-          <w:color w:val="FF0000"/>
-          <w:sz w:val="24"/>
-          <w:szCs w:val="24"/>
-        </w:rPr>
-        <w:t xml:space="preserve">: </w:t>
-      </w:r>
-      <w:r>
-        <w:rPr>
-          <w:rFonts w:ascii="Times New Roman" w:hAnsi="Times New Roman"/>
-          <w:sz w:val="24"/>
-          <w:szCs w:val="24"/>
-        </w:rPr>
-        <w:t>Слава святій, одноістотній, животворящій і нероздільній Тройці, завжди, нині і повсякчас, і на віки віків.</w:t>
+          <w:color w:val="FF4400"/>
+          <w:sz w:val="24"/>
+        </w:rPr>
+        <w:t>Священик:</w:t>
+      </w:r>
+      <w:r>
+        <w:rPr>
+          <w:rFonts w:ascii="Times New Roman" w:hAnsi="Times New Roman"/>
+          <w:sz w:val="24"/>
+        </w:rPr>
+        <w:t xml:space="preserve"> Слава святій, одноістотній, животворящій і нероздільній Тройці, завжди, нині і повсякчас, і на віки віків.</w:t>
       </w:r>
     </w:p>
     <w:p>
@@ -19868,28 +19754,17 @@
         <w:rPr>
           <w:rFonts w:ascii="Times New Roman" w:hAnsi="Times New Roman"/>
           <w:i/>
-          <w:color w:val="FF0000"/>
-          <w:sz w:val="24"/>
-          <w:szCs w:val="24"/>
-        </w:rPr>
-        <w:t>Священик: </w:t>
-      </w:r>
-      <w:r>
-        <w:rPr>
-          <w:rFonts w:ascii="Times New Roman" w:hAnsi="Times New Roman"/>
-          <w:color w:val="000000"/>
-          <w:sz w:val="24"/>
-          <w:szCs w:val="24"/>
-        </w:rPr>
-        <w:t>Бо Тебе хвалять усі сили небесні і Тобі славу возсилаємо: Отцю, і Сину, і Святому Духові</w:t>
-      </w:r>
-      <w:r>
-        <w:rPr>
-          <w:rFonts w:ascii="Times New Roman" w:hAnsi="Times New Roman"/>
-          <w:sz w:val="24"/>
-          <w:szCs w:val="24"/>
-        </w:rPr>
-        <w:t>, нині і повсякчас, і на віки віків.</w:t>
+          <w:color w:val="FF4400"/>
+          <w:sz w:val="24"/>
+        </w:rPr>
+        <w:t>Священик:</w:t>
+      </w:r>
+      <w:r>
+        <w:rPr>
+          <w:rFonts w:ascii="Times New Roman" w:hAnsi="Times New Roman"/>
+          <w:sz w:val="24"/>
+        </w:rPr>
+        <w:t xml:space="preserve"> Бо Тебе хвалять усі сили небесні і Тобі славу возсилаємо: Отцю, і Сину, і Святому Духові, нині і повсякчас, і на віки віків.</w:t>
       </w:r>
     </w:p>
     <w:p>
@@ -20704,9 +20579,8 @@
         <w:rPr>
           <w:rFonts w:ascii="Times New Roman" w:hAnsi="Times New Roman"/>
           <w:i/>
-          <w:color w:val="FF0000"/>
-          <w:sz w:val="24"/>
-          <w:szCs w:val="24"/>
+          <w:color w:val="FF4400"/>
+          <w:sz w:val="24"/>
         </w:rPr>
         <w:t>Священик:</w:t>
       </w:r>
@@ -20714,7 +20588,6 @@
         <w:rPr>
           <w:rFonts w:ascii="Times New Roman" w:hAnsi="Times New Roman"/>
           <w:sz w:val="24"/>
-          <w:szCs w:val="24"/>
         </w:rPr>
         <w:t xml:space="preserve"> Слава тобі, що Світло нам показав!</w:t>
       </w:r>
@@ -21653,15 +21526,42 @@
         <w:rPr>
           <w:rFonts w:ascii="Times New Roman" w:hAnsi="Times New Roman"/>
           <w:i/>
-          <w:color w:val="FF0000"/>
-          <w:sz w:val="24"/>
-          <w:szCs w:val="24"/>
+          <w:color w:val="FF4400"/>
+          <w:sz w:val="24"/>
         </w:rPr>
         <w:t>Священик:</w:t>
       </w:r>
       <w:r>
         <w:rPr>
           <w:rFonts w:ascii="Times New Roman" w:hAnsi="Times New Roman"/>
+          <w:sz w:val="24"/>
+        </w:rPr>
+        <w:t xml:space="preserve"> Бо Ти – Бог милости, ласк і людинолюбности, і Тобі славу віддаємо, Отцю, і Сину, і Святому Духові, нині, і повсякчас, і на віки віків.</w:t>
+      </w:r>
+    </w:p>
+    <w:p>
+      <w:pPr>
+        <w:spacing w:after="120"/>
+        <w:jc w:val="both"/>
+        <w:rPr>
+          <w:rFonts w:ascii="Times New Roman" w:hAnsi="Times New Roman"/>
+          <w:sz w:val="24"/>
+          <w:szCs w:val="24"/>
+        </w:rPr>
+      </w:pPr>
+      <w:r>
+        <w:rPr>
+          <w:rFonts w:ascii="Times New Roman" w:hAnsi="Times New Roman"/>
+          <w:i/>
+          <w:color w:val="FF0000"/>
+          <w:sz w:val="24"/>
+          <w:szCs w:val="24"/>
+        </w:rPr>
+        <w:t>Вірні:</w:t>
+      </w:r>
+      <w:r>
+        <w:rPr>
+          <w:rFonts w:ascii="Times New Roman" w:hAnsi="Times New Roman"/>
           <w:color w:val="FF0000"/>
           <w:sz w:val="24"/>
           <w:szCs w:val="24"/>
@@ -21671,45 +21571,6 @@
       <w:r>
         <w:rPr>
           <w:rFonts w:ascii="Times New Roman" w:hAnsi="Times New Roman"/>
-          <w:color w:val="000000"/>
-          <w:sz w:val="24"/>
-          <w:szCs w:val="24"/>
-        </w:rPr>
-        <w:t>Бо Ти – Бог милости, ласк і людинолюбности, і Тобі славу віддаємо, Отцю, і Сину, і Святому Духові, нині, і повсякчас, і на віки віків.</w:t>
-      </w:r>
-    </w:p>
-    <w:p>
-      <w:pPr>
-        <w:spacing w:after="120"/>
-        <w:jc w:val="both"/>
-        <w:rPr>
-          <w:rFonts w:ascii="Times New Roman" w:hAnsi="Times New Roman"/>
-          <w:sz w:val="24"/>
-          <w:szCs w:val="24"/>
-        </w:rPr>
-      </w:pPr>
-      <w:r>
-        <w:rPr>
-          <w:rFonts w:ascii="Times New Roman" w:hAnsi="Times New Roman"/>
-          <w:i/>
-          <w:color w:val="FF0000"/>
-          <w:sz w:val="24"/>
-          <w:szCs w:val="24"/>
-        </w:rPr>
-        <w:t>Вірні:</w:t>
-      </w:r>
-      <w:r>
-        <w:rPr>
-          <w:rFonts w:ascii="Times New Roman" w:hAnsi="Times New Roman"/>
-          <w:color w:val="FF0000"/>
-          <w:sz w:val="24"/>
-          <w:szCs w:val="24"/>
-        </w:rPr>
-        <w:t xml:space="preserve"> </w:t>
-      </w:r>
-      <w:r>
-        <w:rPr>
-          <w:rFonts w:ascii="Times New Roman" w:hAnsi="Times New Roman"/>
           <w:sz w:val="24"/>
           <w:szCs w:val="24"/>
         </w:rPr>
@@ -21730,9 +21591,8 @@
         <w:rPr>
           <w:rFonts w:ascii="Times New Roman" w:hAnsi="Times New Roman"/>
           <w:i/>
-          <w:color w:val="FF0000"/>
-          <w:sz w:val="24"/>
-          <w:szCs w:val="24"/>
+          <w:color w:val="FF4400"/>
+          <w:sz w:val="24"/>
         </w:rPr>
         <w:t>Священик:</w:t>
       </w:r>
@@ -21740,7 +21600,6 @@
         <w:rPr>
           <w:rFonts w:ascii="Times New Roman" w:hAnsi="Times New Roman"/>
           <w:sz w:val="24"/>
-          <w:szCs w:val="24"/>
         </w:rPr>
         <w:t xml:space="preserve"> Мир всім.</w:t>
       </w:r>
@@ -23030,15 +22889,42 @@
         <w:rPr>
           <w:rFonts w:ascii="Times New Roman" w:hAnsi="Times New Roman"/>
           <w:i/>
-          <w:color w:val="FF0000"/>
-          <w:sz w:val="24"/>
-          <w:szCs w:val="24"/>
+          <w:color w:val="FF4400"/>
+          <w:sz w:val="24"/>
         </w:rPr>
         <w:t>Священик:</w:t>
       </w:r>
       <w:r>
         <w:rPr>
           <w:rFonts w:ascii="Times New Roman" w:hAnsi="Times New Roman"/>
+          <w:sz w:val="24"/>
+        </w:rPr>
+        <w:t xml:space="preserve"> Слава тобі, Христе Боже, надіє наша, слава тобі!</w:t>
+      </w:r>
+    </w:p>
+    <w:p>
+      <w:pPr>
+        <w:spacing w:after="120"/>
+        <w:jc w:val="both"/>
+        <w:rPr>
+          <w:rFonts w:ascii="Times New Roman" w:hAnsi="Times New Roman"/>
+          <w:sz w:val="24"/>
+          <w:szCs w:val="24"/>
+        </w:rPr>
+      </w:pPr>
+      <w:r>
+        <w:rPr>
+          <w:rFonts w:ascii="Times New Roman" w:hAnsi="Times New Roman"/>
+          <w:i/>
+          <w:color w:val="FF0000"/>
+          <w:sz w:val="24"/>
+          <w:szCs w:val="24"/>
+        </w:rPr>
+        <w:t>Вірні:</w:t>
+      </w:r>
+      <w:r>
+        <w:rPr>
+          <w:rFonts w:ascii="Times New Roman" w:hAnsi="Times New Roman"/>
           <w:color w:val="FF0000"/>
           <w:sz w:val="24"/>
           <w:szCs w:val="24"/>
@@ -23051,44 +22937,6 @@
           <w:sz w:val="24"/>
           <w:szCs w:val="24"/>
         </w:rPr>
-        <w:t>Слава тобі, Христе Боже, надіє наша, слава тобі!</w:t>
-      </w:r>
-    </w:p>
-    <w:p>
-      <w:pPr>
-        <w:spacing w:after="120"/>
-        <w:jc w:val="both"/>
-        <w:rPr>
-          <w:rFonts w:ascii="Times New Roman" w:hAnsi="Times New Roman"/>
-          <w:sz w:val="24"/>
-          <w:szCs w:val="24"/>
-        </w:rPr>
-      </w:pPr>
-      <w:r>
-        <w:rPr>
-          <w:rFonts w:ascii="Times New Roman" w:hAnsi="Times New Roman"/>
-          <w:i/>
-          <w:color w:val="FF0000"/>
-          <w:sz w:val="24"/>
-          <w:szCs w:val="24"/>
-        </w:rPr>
-        <w:t>Вірні:</w:t>
-      </w:r>
-      <w:r>
-        <w:rPr>
-          <w:rFonts w:ascii="Times New Roman" w:hAnsi="Times New Roman"/>
-          <w:color w:val="FF0000"/>
-          <w:sz w:val="24"/>
-          <w:szCs w:val="24"/>
-        </w:rPr>
-        <w:t xml:space="preserve"> </w:t>
-      </w:r>
-      <w:r>
-        <w:rPr>
-          <w:rFonts w:ascii="Times New Roman" w:hAnsi="Times New Roman"/>
-          <w:sz w:val="24"/>
-          <w:szCs w:val="24"/>
-        </w:rPr>
         <w:t xml:space="preserve">Слава Отцю і Сину, і Святому Духові, і нині і повсякчас, і на віки віків. Амінь. Господи, помилуй </w:t>
       </w:r>
       <w:r>
@@ -23120,59 +22968,21 @@
       </w:r>
     </w:p>
     <w:p>
-      <w:pPr>
-        <w:spacing w:after="120"/>
-        <w:jc w:val="both"/>
-        <w:rPr>
-          <w:rFonts w:ascii="Times New Roman" w:hAnsi="Times New Roman"/>
-          <w:sz w:val="24"/>
-          <w:szCs w:val="24"/>
-        </w:rPr>
-      </w:pPr>
-      <w:r>
-        <w:rPr>
-          <w:rFonts w:ascii="Times New Roman" w:hAnsi="Times New Roman"/>
-          <w:i/>
-          <w:color w:val="FF0000"/>
-          <w:sz w:val="24"/>
-          <w:szCs w:val="24"/>
+      <w:r>
+        <w:rPr>
+          <w:rFonts w:ascii="Times New Roman" w:hAnsi="Times New Roman"/>
+          <w:i/>
+          <w:color w:val="FF4400"/>
+          <w:sz w:val="24"/>
         </w:rPr>
         <w:t>Священик:</w:t>
       </w:r>
       <w:r>
         <w:rPr>
           <w:rFonts w:ascii="Times New Roman" w:hAnsi="Times New Roman"/>
-          <w:color w:val="FF0000"/>
-          <w:sz w:val="24"/>
-          <w:szCs w:val="24"/>
-        </w:rPr>
-        <w:t xml:space="preserve"> </w:t>
-      </w:r>
-      <w:r>
-        <w:rPr>
-          <w:rFonts w:ascii="Times New Roman" w:hAnsi="Times New Roman"/>
-          <w:sz w:val="24"/>
-          <w:szCs w:val="24"/>
-        </w:rPr>
-        <w:t>Христос, істинний Бог наш, що невимовним провидінням раніш Своєї вільної страсти зволив на обрусі нерукотворно зобразити свого пречистого боголюдського лиця образ, молитвами пречистої своєї Матері, якої Уcпення світлий празник святкуємо, святих, славних і всехвальних апостолів, і святого (</w:t>
-      </w:r>
-      <w:r>
-        <w:rPr>
-          <w:rFonts w:ascii="Times New Roman" w:hAnsi="Times New Roman"/>
-          <w:i/>
-          <w:color w:val="FF0000"/>
-          <w:sz w:val="24"/>
-          <w:szCs w:val="24"/>
-        </w:rPr>
-        <w:t>ім'я, якого є храм</w:t>
-      </w:r>
-      <w:r>
-        <w:rPr>
-          <w:rFonts w:ascii="Times New Roman" w:hAnsi="Times New Roman"/>
-          <w:sz w:val="24"/>
-          <w:szCs w:val="24"/>
-        </w:rPr>
-        <w:t>), і всіх святих, помилує і спасе нас, як благий і людинолюбний.</w:t>
+          <w:sz w:val="24"/>
+        </w:rPr>
+        <w:t xml:space="preserve"> Христос, істинний Бог наш, що невимовним провидінням раніш Своєї вільної страсти зволив на обрусі нерукотворно зобразити свого пречистого боголюдського лиця образ - молитвами пречистої Своєї Матері, якої Успіння сьогодні торжественне свято світло звершуємо, святих славних і всехвальних апостолів, і всіх святих - помилує і спасе нас як благий і людинолюбний.</w:t>
       </w:r>
     </w:p>
     <w:p>

--- a/flow/20230914_vu_template/drafts/2024-08-u/16-ПТ-перенесення_образу.docx
+++ b/flow/20230914_vu_template/drafts/2024-08-u/16-ПТ-перенесення_образу.docx
@@ -186,135 +186,48 @@
     </w:p>
     <w:p>
       <w:pPr>
-        <w:spacing w:after="120"/>
-        <w:jc w:val="both"/>
-        <w:rPr>
-          <w:rFonts w:ascii="Times New Roman" w:hAnsi="Times New Roman"/>
-          <w:i/>
-          <w:sz w:val="24"/>
-          <w:szCs w:val="24"/>
-        </w:rPr>
-      </w:pPr>
-      <w:r>
-        <w:rPr>
-          <w:rFonts w:ascii="Times New Roman" w:hAnsi="Times New Roman"/>
-          <w:sz w:val="24"/>
-          <w:szCs w:val="24"/>
-        </w:rPr>
-        <w:t xml:space="preserve">Святий Боже, святий Кріпкий, святий Безсмертний, помилуй нас </w:t>
-      </w:r>
-      <w:r>
-        <w:rPr>
-          <w:rFonts w:ascii="Times New Roman" w:hAnsi="Times New Roman"/>
-          <w:i/>
-          <w:color w:val="FF0000"/>
-          <w:sz w:val="24"/>
-          <w:szCs w:val="24"/>
-        </w:rPr>
-        <w:t>(3 р.)</w:t>
-      </w:r>
-    </w:p>
-    <w:p>
-      <w:pPr>
-        <w:spacing w:after="120"/>
-        <w:jc w:val="both"/>
-        <w:rPr>
-          <w:rFonts w:ascii="Times New Roman" w:hAnsi="Times New Roman"/>
-          <w:sz w:val="24"/>
-          <w:szCs w:val="24"/>
-        </w:rPr>
-      </w:pPr>
-      <w:r>
-        <w:rPr>
-          <w:rFonts w:ascii="Times New Roman" w:hAnsi="Times New Roman"/>
-          <w:sz w:val="24"/>
-          <w:szCs w:val="24"/>
-        </w:rPr>
-        <w:t>Слава Отцю, і Сину, і Святому Духові,* і нині і повсякчас, і на віки віків. Амінь.</w:t>
-      </w:r>
-    </w:p>
-    <w:p>
-      <w:pPr>
-        <w:spacing w:after="120"/>
-        <w:jc w:val="both"/>
-        <w:rPr>
-          <w:rFonts w:ascii="Times New Roman" w:hAnsi="Times New Roman"/>
-          <w:sz w:val="24"/>
-          <w:szCs w:val="24"/>
-        </w:rPr>
-      </w:pPr>
-      <w:r>
-        <w:rPr>
-          <w:rFonts w:ascii="Times New Roman" w:hAnsi="Times New Roman"/>
-          <w:sz w:val="24"/>
-          <w:szCs w:val="24"/>
-        </w:rPr>
-        <w:t>Пресвята Тройце, помилуй нас;* Господи, очисти гріхи наші;* Владико, прости беззаконня наші;* Святий, завітай і зціли немочі наші імени твого ради.</w:t>
-      </w:r>
-    </w:p>
-    <w:p>
-      <w:pPr>
-        <w:spacing w:after="120"/>
-        <w:jc w:val="both"/>
-        <w:rPr>
-          <w:rFonts w:ascii="Times New Roman" w:hAnsi="Times New Roman"/>
-          <w:i/>
-          <w:sz w:val="24"/>
-          <w:szCs w:val="24"/>
-        </w:rPr>
-      </w:pPr>
-      <w:r>
-        <w:rPr>
-          <w:rFonts w:ascii="Times New Roman" w:hAnsi="Times New Roman"/>
-          <w:sz w:val="24"/>
-          <w:szCs w:val="24"/>
-        </w:rPr>
-        <w:t>Господи, помилуй</w:t>
-      </w:r>
-      <w:r>
-        <w:rPr>
-          <w:rFonts w:ascii="Times New Roman" w:hAnsi="Times New Roman"/>
-          <w:i/>
-          <w:sz w:val="24"/>
-          <w:szCs w:val="24"/>
+        <w:pStyle w:val="a"/>
+        <w:spacing w:after="120"/>
+      </w:pPr>
+      <w:r>
+        <w:rPr>
+          <w:rFonts w:ascii="Times New Roman" w:hAnsi="Times New Roman"/>
+          <w:sz w:val="24"/>
+        </w:rPr>
+        <w:t>Святи́й</w:t>
+      </w:r>
+      <w:r>
+        <w:rPr>
+          <w:rFonts w:ascii="Times New Roman" w:hAnsi="Times New Roman"/>
+          <w:sz w:val="24"/>
         </w:rPr>
         <w:t xml:space="preserve"> </w:t>
       </w:r>
       <w:r>
         <w:rPr>
           <w:rFonts w:ascii="Times New Roman" w:hAnsi="Times New Roman"/>
-          <w:i/>
-          <w:color w:val="FF0000"/>
-          <w:sz w:val="24"/>
-          <w:szCs w:val="24"/>
-        </w:rPr>
-        <w:t>(3 р.)</w:t>
-      </w:r>
-    </w:p>
-    <w:p>
-      <w:pPr>
-        <w:spacing w:after="120"/>
-        <w:jc w:val="both"/>
-        <w:rPr>
-          <w:rFonts w:ascii="Times New Roman" w:hAnsi="Times New Roman"/>
-          <w:sz w:val="24"/>
-          <w:szCs w:val="24"/>
-        </w:rPr>
-      </w:pPr>
-      <w:r>
-        <w:rPr>
-          <w:rFonts w:ascii="Times New Roman" w:hAnsi="Times New Roman"/>
-          <w:sz w:val="24"/>
-          <w:szCs w:val="24"/>
-        </w:rPr>
-        <w:t>Слава Отцю, і Сину, і Святому Духові.* І</w:t>
-      </w:r>
-      <w:r>
-        <w:rPr>
-          <w:rFonts w:ascii="Times New Roman" w:hAnsi="Times New Roman"/>
-          <w:b/>
-          <w:sz w:val="24"/>
-          <w:szCs w:val="24"/>
+          <w:sz w:val="24"/>
+        </w:rPr>
+        <w:t>Бо́же</w:t>
+      </w:r>
+      <w:r>
+        <w:rPr>
+          <w:rFonts w:ascii="Times New Roman" w:hAnsi="Times New Roman"/>
+          <w:sz w:val="24"/>
+        </w:rPr>
+        <w:t xml:space="preserve">, </w:t>
+      </w:r>
+      <w:r>
+        <w:rPr>
+          <w:rFonts w:ascii="Times New Roman" w:hAnsi="Times New Roman"/>
+          <w:sz w:val="24"/>
+        </w:rPr>
+        <w:t>святи́й</w:t>
+      </w:r>
+      <w:r>
+        <w:rPr>
+          <w:rFonts w:ascii="Times New Roman" w:hAnsi="Times New Roman"/>
+          <w:sz w:val="24"/>
         </w:rPr>
         <w:t xml:space="preserve"> </w:t>
       </w:r>
@@ -322,28 +235,873 @@
         <w:rPr>
           <w:rFonts w:ascii="Times New Roman" w:hAnsi="Times New Roman"/>
           <w:sz w:val="24"/>
-          <w:szCs w:val="24"/>
-        </w:rPr>
-        <w:t>нині і повсякчас, і на віки віків. Амінь.</w:t>
-      </w:r>
-    </w:p>
-    <w:p>
-      <w:pPr>
-        <w:spacing w:after="120"/>
-        <w:jc w:val="both"/>
-        <w:rPr>
-          <w:rFonts w:ascii="Times New Roman" w:hAnsi="Times New Roman"/>
-          <w:sz w:val="24"/>
-          <w:szCs w:val="24"/>
-        </w:rPr>
-      </w:pPr>
-      <w:r>
-        <w:rPr>
-          <w:rFonts w:ascii="Times New Roman" w:hAnsi="Times New Roman"/>
-          <w:sz w:val="24"/>
-          <w:szCs w:val="24"/>
-        </w:rPr>
-        <w:t>Отче наш, що єси на небесах,* нехай святиться ім’я твоє,* нехай прийде царство твоє,* нехай буде воля твоя, як на небі, так і на землі.* Хліб наш насущний дай нам сьогодні,* і прости нам провини наші,* як і ми прощаємо винуватцям нашим,* і не введи нас у спокусу,* але визволи нас від лукавого.</w:t>
+        </w:rPr>
+        <w:t>Крі́пкий</w:t>
+      </w:r>
+      <w:r>
+        <w:rPr>
+          <w:rFonts w:ascii="Times New Roman" w:hAnsi="Times New Roman"/>
+          <w:sz w:val="24"/>
+        </w:rPr>
+        <w:t xml:space="preserve">, </w:t>
+      </w:r>
+      <w:r>
+        <w:rPr>
+          <w:rFonts w:ascii="Times New Roman" w:hAnsi="Times New Roman"/>
+          <w:sz w:val="24"/>
+        </w:rPr>
+        <w:t>святи́й</w:t>
+      </w:r>
+      <w:r>
+        <w:rPr>
+          <w:rFonts w:ascii="Times New Roman" w:hAnsi="Times New Roman"/>
+          <w:sz w:val="24"/>
+        </w:rPr>
+        <w:t xml:space="preserve"> </w:t>
+      </w:r>
+      <w:r>
+        <w:rPr>
+          <w:rFonts w:ascii="Times New Roman" w:hAnsi="Times New Roman"/>
+          <w:sz w:val="24"/>
+        </w:rPr>
+        <w:t>Безсме́ртний</w:t>
+      </w:r>
+      <w:r>
+        <w:rPr>
+          <w:rFonts w:ascii="Times New Roman" w:hAnsi="Times New Roman"/>
+          <w:sz w:val="24"/>
+        </w:rPr>
+        <w:t xml:space="preserve">, </w:t>
+      </w:r>
+      <w:r>
+        <w:rPr>
+          <w:rFonts w:ascii="Times New Roman" w:hAnsi="Times New Roman"/>
+          <w:sz w:val="24"/>
+        </w:rPr>
+        <w:t>поми́луй</w:t>
+      </w:r>
+      <w:r>
+        <w:rPr>
+          <w:rFonts w:ascii="Times New Roman" w:hAnsi="Times New Roman"/>
+          <w:sz w:val="24"/>
+        </w:rPr>
+        <w:t xml:space="preserve"> нас. </w:t>
+      </w:r>
+      <w:r>
+        <w:rPr>
+          <w:rFonts w:ascii="Times New Roman" w:hAnsi="Times New Roman"/>
+          <w:i/>
+          <w:color w:val="FF0000"/>
+          <w:sz w:val="24"/>
+        </w:rPr>
+        <w:t>(3 р.)</w:t>
+      </w:r>
+    </w:p>
+    <w:p>
+      <w:pPr>
+        <w:pStyle w:val="a"/>
+        <w:spacing w:after="120"/>
+      </w:pPr>
+      <w:r>
+        <w:rPr>
+          <w:rFonts w:ascii="Times New Roman" w:hAnsi="Times New Roman"/>
+          <w:sz w:val="24"/>
+        </w:rPr>
+        <w:t>Сла́ва</w:t>
+      </w:r>
+      <w:r>
+        <w:rPr>
+          <w:rFonts w:ascii="Times New Roman" w:hAnsi="Times New Roman"/>
+          <w:sz w:val="24"/>
+        </w:rPr>
+        <w:t xml:space="preserve"> Отцю́, і </w:t>
+      </w:r>
+      <w:r>
+        <w:rPr>
+          <w:rFonts w:ascii="Times New Roman" w:hAnsi="Times New Roman"/>
+          <w:sz w:val="24"/>
+        </w:rPr>
+        <w:t>Си́ну</w:t>
+      </w:r>
+      <w:r>
+        <w:rPr>
+          <w:rFonts w:ascii="Times New Roman" w:hAnsi="Times New Roman"/>
+          <w:sz w:val="24"/>
+        </w:rPr>
+        <w:t xml:space="preserve">, і </w:t>
+      </w:r>
+      <w:r>
+        <w:rPr>
+          <w:rFonts w:ascii="Times New Roman" w:hAnsi="Times New Roman"/>
+          <w:sz w:val="24"/>
+        </w:rPr>
+        <w:t>Свято́му</w:t>
+      </w:r>
+      <w:r>
+        <w:rPr>
+          <w:rFonts w:ascii="Times New Roman" w:hAnsi="Times New Roman"/>
+          <w:sz w:val="24"/>
+        </w:rPr>
+        <w:t xml:space="preserve"> </w:t>
+      </w:r>
+      <w:r>
+        <w:rPr>
+          <w:rFonts w:ascii="Times New Roman" w:hAnsi="Times New Roman"/>
+          <w:sz w:val="24"/>
+        </w:rPr>
+        <w:t>Ду́хові</w:t>
+      </w:r>
+      <w:r>
+        <w:rPr>
+          <w:rFonts w:ascii="Times New Roman" w:hAnsi="Times New Roman"/>
+          <w:sz w:val="24"/>
+        </w:rPr>
+        <w:t xml:space="preserve">,* і </w:t>
+      </w:r>
+      <w:r>
+        <w:rPr>
+          <w:rFonts w:ascii="Times New Roman" w:hAnsi="Times New Roman"/>
+          <w:sz w:val="24"/>
+        </w:rPr>
+        <w:t>ни́ні</w:t>
+      </w:r>
+      <w:r>
+        <w:rPr>
+          <w:rFonts w:ascii="Times New Roman" w:hAnsi="Times New Roman"/>
+          <w:sz w:val="24"/>
+        </w:rPr>
+        <w:t xml:space="preserve">, і </w:t>
+      </w:r>
+      <w:r>
+        <w:rPr>
+          <w:rFonts w:ascii="Times New Roman" w:hAnsi="Times New Roman"/>
+          <w:sz w:val="24"/>
+        </w:rPr>
+        <w:t>повсякча́с</w:t>
+      </w:r>
+      <w:r>
+        <w:rPr>
+          <w:rFonts w:ascii="Times New Roman" w:hAnsi="Times New Roman"/>
+          <w:sz w:val="24"/>
+        </w:rPr>
+        <w:t xml:space="preserve">, і на </w:t>
+      </w:r>
+      <w:r>
+        <w:rPr>
+          <w:rFonts w:ascii="Times New Roman" w:hAnsi="Times New Roman"/>
+          <w:sz w:val="24"/>
+        </w:rPr>
+        <w:t>ві́ки</w:t>
+      </w:r>
+      <w:r>
+        <w:rPr>
+          <w:rFonts w:ascii="Times New Roman" w:hAnsi="Times New Roman"/>
+          <w:sz w:val="24"/>
+        </w:rPr>
+        <w:t xml:space="preserve"> </w:t>
+      </w:r>
+      <w:r>
+        <w:rPr>
+          <w:rFonts w:ascii="Times New Roman" w:hAnsi="Times New Roman"/>
+          <w:sz w:val="24"/>
+        </w:rPr>
+        <w:t>вікі́в</w:t>
+      </w:r>
+      <w:r>
+        <w:rPr>
+          <w:rFonts w:ascii="Times New Roman" w:hAnsi="Times New Roman"/>
+          <w:sz w:val="24"/>
+        </w:rPr>
+        <w:t xml:space="preserve">. </w:t>
+      </w:r>
+      <w:r>
+        <w:rPr>
+          <w:rFonts w:ascii="Times New Roman" w:hAnsi="Times New Roman"/>
+          <w:sz w:val="24"/>
+        </w:rPr>
+        <w:t>Амі́нь</w:t>
+      </w:r>
+      <w:r>
+        <w:rPr>
+          <w:rFonts w:ascii="Times New Roman" w:hAnsi="Times New Roman"/>
+          <w:sz w:val="24"/>
+        </w:rPr>
+        <w:t>.</w:t>
+      </w:r>
+    </w:p>
+    <w:p>
+      <w:pPr>
+        <w:pStyle w:val="a"/>
+        <w:spacing w:after="120"/>
+      </w:pPr>
+      <w:r>
+        <w:rPr>
+          <w:rFonts w:ascii="Times New Roman" w:hAnsi="Times New Roman"/>
+          <w:sz w:val="24"/>
+        </w:rPr>
+        <w:t xml:space="preserve">Пресвята́ </w:t>
+      </w:r>
+      <w:r>
+        <w:rPr>
+          <w:rFonts w:ascii="Times New Roman" w:hAnsi="Times New Roman"/>
+          <w:sz w:val="24"/>
+        </w:rPr>
+        <w:t>Тро́йце</w:t>
+      </w:r>
+      <w:r>
+        <w:rPr>
+          <w:rFonts w:ascii="Times New Roman" w:hAnsi="Times New Roman"/>
+          <w:sz w:val="24"/>
+        </w:rPr>
+        <w:t xml:space="preserve">, </w:t>
+      </w:r>
+      <w:r>
+        <w:rPr>
+          <w:rFonts w:ascii="Times New Roman" w:hAnsi="Times New Roman"/>
+          <w:sz w:val="24"/>
+        </w:rPr>
+        <w:t>поми́луй</w:t>
+      </w:r>
+      <w:r>
+        <w:rPr>
+          <w:rFonts w:ascii="Times New Roman" w:hAnsi="Times New Roman"/>
+          <w:sz w:val="24"/>
+        </w:rPr>
+        <w:t xml:space="preserve"> нас; </w:t>
+      </w:r>
+      <w:r>
+        <w:rPr>
+          <w:rFonts w:ascii="Times New Roman" w:hAnsi="Times New Roman"/>
+          <w:sz w:val="24"/>
+        </w:rPr>
+        <w:t>Го́споди</w:t>
+      </w:r>
+      <w:r>
+        <w:rPr>
+          <w:rFonts w:ascii="Times New Roman" w:hAnsi="Times New Roman"/>
+          <w:sz w:val="24"/>
+        </w:rPr>
+        <w:t xml:space="preserve">, </w:t>
+      </w:r>
+      <w:r>
+        <w:rPr>
+          <w:rFonts w:ascii="Times New Roman" w:hAnsi="Times New Roman"/>
+          <w:sz w:val="24"/>
+        </w:rPr>
+        <w:t>очи́сти</w:t>
+      </w:r>
+      <w:r>
+        <w:rPr>
+          <w:rFonts w:ascii="Times New Roman" w:hAnsi="Times New Roman"/>
+          <w:sz w:val="24"/>
+        </w:rPr>
+        <w:t xml:space="preserve"> гріхи́ </w:t>
+      </w:r>
+      <w:r>
+        <w:rPr>
+          <w:rFonts w:ascii="Times New Roman" w:hAnsi="Times New Roman"/>
+          <w:sz w:val="24"/>
+        </w:rPr>
+        <w:t>на́ші</w:t>
+      </w:r>
+      <w:r>
+        <w:rPr>
+          <w:rFonts w:ascii="Times New Roman" w:hAnsi="Times New Roman"/>
+          <w:sz w:val="24"/>
+        </w:rPr>
+        <w:t xml:space="preserve">; </w:t>
+      </w:r>
+      <w:r>
+        <w:rPr>
+          <w:rFonts w:ascii="Times New Roman" w:hAnsi="Times New Roman"/>
+          <w:sz w:val="24"/>
+        </w:rPr>
+        <w:t>Влади́ко</w:t>
+      </w:r>
+      <w:r>
+        <w:rPr>
+          <w:rFonts w:ascii="Times New Roman" w:hAnsi="Times New Roman"/>
+          <w:sz w:val="24"/>
+        </w:rPr>
+        <w:t xml:space="preserve">, прости́ </w:t>
+      </w:r>
+      <w:r>
+        <w:rPr>
+          <w:rFonts w:ascii="Times New Roman" w:hAnsi="Times New Roman"/>
+          <w:sz w:val="24"/>
+        </w:rPr>
+        <w:t>беззако́ння</w:t>
+      </w:r>
+      <w:r>
+        <w:rPr>
+          <w:rFonts w:ascii="Times New Roman" w:hAnsi="Times New Roman"/>
+          <w:sz w:val="24"/>
+        </w:rPr>
+        <w:t xml:space="preserve"> </w:t>
+      </w:r>
+      <w:r>
+        <w:rPr>
+          <w:rFonts w:ascii="Times New Roman" w:hAnsi="Times New Roman"/>
+          <w:sz w:val="24"/>
+        </w:rPr>
+        <w:t>на́ші</w:t>
+      </w:r>
+      <w:r>
+        <w:rPr>
+          <w:rFonts w:ascii="Times New Roman" w:hAnsi="Times New Roman"/>
+          <w:sz w:val="24"/>
+        </w:rPr>
+        <w:t xml:space="preserve">; </w:t>
+      </w:r>
+      <w:r>
+        <w:rPr>
+          <w:rFonts w:ascii="Times New Roman" w:hAnsi="Times New Roman"/>
+          <w:sz w:val="24"/>
+        </w:rPr>
+        <w:t>Святи́й</w:t>
+      </w:r>
+      <w:r>
+        <w:rPr>
+          <w:rFonts w:ascii="Times New Roman" w:hAnsi="Times New Roman"/>
+          <w:sz w:val="24"/>
+        </w:rPr>
+        <w:t xml:space="preserve">, </w:t>
+      </w:r>
+      <w:r>
+        <w:rPr>
+          <w:rFonts w:ascii="Times New Roman" w:hAnsi="Times New Roman"/>
+          <w:sz w:val="24"/>
+        </w:rPr>
+        <w:t>завіта́й</w:t>
+      </w:r>
+      <w:r>
+        <w:rPr>
+          <w:rFonts w:ascii="Times New Roman" w:hAnsi="Times New Roman"/>
+          <w:sz w:val="24"/>
+        </w:rPr>
+        <w:t xml:space="preserve"> і зціли́ </w:t>
+      </w:r>
+      <w:r>
+        <w:rPr>
+          <w:rFonts w:ascii="Times New Roman" w:hAnsi="Times New Roman"/>
+          <w:sz w:val="24"/>
+        </w:rPr>
+        <w:t>не́мочі</w:t>
+      </w:r>
+      <w:r>
+        <w:rPr>
+          <w:rFonts w:ascii="Times New Roman" w:hAnsi="Times New Roman"/>
+          <w:sz w:val="24"/>
+        </w:rPr>
+        <w:t xml:space="preserve"> </w:t>
+      </w:r>
+      <w:r>
+        <w:rPr>
+          <w:rFonts w:ascii="Times New Roman" w:hAnsi="Times New Roman"/>
+          <w:sz w:val="24"/>
+        </w:rPr>
+        <w:t>на́ші</w:t>
+      </w:r>
+      <w:r>
+        <w:rPr>
+          <w:rFonts w:ascii="Times New Roman" w:hAnsi="Times New Roman"/>
+          <w:sz w:val="24"/>
+        </w:rPr>
+        <w:t xml:space="preserve">, </w:t>
+      </w:r>
+      <w:r>
+        <w:rPr>
+          <w:rFonts w:ascii="Times New Roman" w:hAnsi="Times New Roman"/>
+          <w:sz w:val="24"/>
+        </w:rPr>
+        <w:t>І́мени</w:t>
+      </w:r>
+      <w:r>
+        <w:rPr>
+          <w:rFonts w:ascii="Times New Roman" w:hAnsi="Times New Roman"/>
+          <w:sz w:val="24"/>
+        </w:rPr>
+        <w:t xml:space="preserve"> Твого́ </w:t>
+      </w:r>
+      <w:r>
+        <w:rPr>
+          <w:rFonts w:ascii="Times New Roman" w:hAnsi="Times New Roman"/>
+          <w:sz w:val="24"/>
+        </w:rPr>
+        <w:t>ра́ди</w:t>
+      </w:r>
+      <w:r>
+        <w:rPr>
+          <w:rFonts w:ascii="Times New Roman" w:hAnsi="Times New Roman"/>
+          <w:sz w:val="24"/>
+        </w:rPr>
+        <w:t>.</w:t>
+      </w:r>
+    </w:p>
+    <w:p>
+      <w:pPr>
+        <w:pStyle w:val="a"/>
+        <w:spacing w:after="120"/>
+      </w:pPr>
+      <w:r>
+        <w:rPr>
+          <w:rFonts w:ascii="Times New Roman" w:hAnsi="Times New Roman"/>
+          <w:sz w:val="24"/>
+        </w:rPr>
+        <w:t>Го́споди</w:t>
+      </w:r>
+      <w:r>
+        <w:rPr>
+          <w:rFonts w:ascii="Times New Roman" w:hAnsi="Times New Roman"/>
+          <w:sz w:val="24"/>
+        </w:rPr>
+        <w:t xml:space="preserve">, </w:t>
+      </w:r>
+      <w:r>
+        <w:rPr>
+          <w:rFonts w:ascii="Times New Roman" w:hAnsi="Times New Roman"/>
+          <w:sz w:val="24"/>
+        </w:rPr>
+        <w:t>поми́луй</w:t>
+      </w:r>
+      <w:r>
+        <w:rPr>
+          <w:rFonts w:ascii="Times New Roman" w:hAnsi="Times New Roman"/>
+          <w:sz w:val="24"/>
+        </w:rPr>
+        <w:t>. (3)</w:t>
+      </w:r>
+    </w:p>
+    <w:p>
+      <w:pPr>
+        <w:pStyle w:val="a"/>
+        <w:spacing w:after="120"/>
+      </w:pPr>
+      <w:r>
+        <w:rPr>
+          <w:rFonts w:ascii="Times New Roman" w:hAnsi="Times New Roman"/>
+          <w:sz w:val="24"/>
+        </w:rPr>
+        <w:t>Сла́ва</w:t>
+      </w:r>
+      <w:r>
+        <w:rPr>
+          <w:rFonts w:ascii="Times New Roman" w:hAnsi="Times New Roman"/>
+          <w:sz w:val="24"/>
+        </w:rPr>
+        <w:t xml:space="preserve"> Отцю́, і </w:t>
+      </w:r>
+      <w:r>
+        <w:rPr>
+          <w:rFonts w:ascii="Times New Roman" w:hAnsi="Times New Roman"/>
+          <w:sz w:val="24"/>
+        </w:rPr>
+        <w:t>Си́ну</w:t>
+      </w:r>
+      <w:r>
+        <w:rPr>
+          <w:rFonts w:ascii="Times New Roman" w:hAnsi="Times New Roman"/>
+          <w:sz w:val="24"/>
+        </w:rPr>
+        <w:t xml:space="preserve">, і </w:t>
+      </w:r>
+      <w:r>
+        <w:rPr>
+          <w:rFonts w:ascii="Times New Roman" w:hAnsi="Times New Roman"/>
+          <w:sz w:val="24"/>
+        </w:rPr>
+        <w:t>Свято́му</w:t>
+      </w:r>
+      <w:r>
+        <w:rPr>
+          <w:rFonts w:ascii="Times New Roman" w:hAnsi="Times New Roman"/>
+          <w:sz w:val="24"/>
+        </w:rPr>
+        <w:t xml:space="preserve"> </w:t>
+      </w:r>
+      <w:r>
+        <w:rPr>
+          <w:rFonts w:ascii="Times New Roman" w:hAnsi="Times New Roman"/>
+          <w:sz w:val="24"/>
+        </w:rPr>
+        <w:t>Ду́хові</w:t>
+      </w:r>
+      <w:r>
+        <w:rPr>
+          <w:rFonts w:ascii="Times New Roman" w:hAnsi="Times New Roman"/>
+          <w:sz w:val="24"/>
+        </w:rPr>
+        <w:t xml:space="preserve">,* і </w:t>
+      </w:r>
+      <w:r>
+        <w:rPr>
+          <w:rFonts w:ascii="Times New Roman" w:hAnsi="Times New Roman"/>
+          <w:sz w:val="24"/>
+        </w:rPr>
+        <w:t>ни́ні</w:t>
+      </w:r>
+      <w:r>
+        <w:rPr>
+          <w:rFonts w:ascii="Times New Roman" w:hAnsi="Times New Roman"/>
+          <w:sz w:val="24"/>
+        </w:rPr>
+        <w:t xml:space="preserve">, і </w:t>
+      </w:r>
+      <w:r>
+        <w:rPr>
+          <w:rFonts w:ascii="Times New Roman" w:hAnsi="Times New Roman"/>
+          <w:sz w:val="24"/>
+        </w:rPr>
+        <w:t>повсякча́с</w:t>
+      </w:r>
+      <w:r>
+        <w:rPr>
+          <w:rFonts w:ascii="Times New Roman" w:hAnsi="Times New Roman"/>
+          <w:sz w:val="24"/>
+        </w:rPr>
+        <w:t xml:space="preserve">, і на </w:t>
+      </w:r>
+      <w:r>
+        <w:rPr>
+          <w:rFonts w:ascii="Times New Roman" w:hAnsi="Times New Roman"/>
+          <w:sz w:val="24"/>
+        </w:rPr>
+        <w:t>ві́ки</w:t>
+      </w:r>
+      <w:r>
+        <w:rPr>
+          <w:rFonts w:ascii="Times New Roman" w:hAnsi="Times New Roman"/>
+          <w:sz w:val="24"/>
+        </w:rPr>
+        <w:t xml:space="preserve"> </w:t>
+      </w:r>
+      <w:r>
+        <w:rPr>
+          <w:rFonts w:ascii="Times New Roman" w:hAnsi="Times New Roman"/>
+          <w:sz w:val="24"/>
+        </w:rPr>
+        <w:t>вікі́в</w:t>
+      </w:r>
+      <w:r>
+        <w:rPr>
+          <w:rFonts w:ascii="Times New Roman" w:hAnsi="Times New Roman"/>
+          <w:sz w:val="24"/>
+        </w:rPr>
+        <w:t xml:space="preserve">. </w:t>
+      </w:r>
+      <w:r>
+        <w:rPr>
+          <w:rFonts w:ascii="Times New Roman" w:hAnsi="Times New Roman"/>
+          <w:sz w:val="24"/>
+        </w:rPr>
+        <w:t>Амі́нь</w:t>
+      </w:r>
+      <w:r>
+        <w:rPr>
+          <w:rFonts w:ascii="Times New Roman" w:hAnsi="Times New Roman"/>
+          <w:sz w:val="24"/>
+        </w:rPr>
+        <w:t>.</w:t>
+      </w:r>
+    </w:p>
+    <w:p>
+      <w:pPr>
+        <w:pStyle w:val="a"/>
+        <w:spacing w:after="120"/>
+      </w:pPr>
+      <w:r>
+        <w:rPr>
+          <w:rFonts w:ascii="Times New Roman" w:hAnsi="Times New Roman"/>
+          <w:sz w:val="24"/>
+        </w:rPr>
+        <w:t>О́тче</w:t>
+      </w:r>
+      <w:r>
+        <w:rPr>
+          <w:rFonts w:ascii="Times New Roman" w:hAnsi="Times New Roman"/>
+          <w:sz w:val="24"/>
+        </w:rPr>
+        <w:t xml:space="preserve"> наш, що єси́ на </w:t>
+      </w:r>
+      <w:r>
+        <w:rPr>
+          <w:rFonts w:ascii="Times New Roman" w:hAnsi="Times New Roman"/>
+          <w:sz w:val="24"/>
+        </w:rPr>
+        <w:t>небеса́х</w:t>
+      </w:r>
+      <w:r>
+        <w:rPr>
+          <w:rFonts w:ascii="Times New Roman" w:hAnsi="Times New Roman"/>
+          <w:sz w:val="24"/>
+        </w:rPr>
+        <w:t xml:space="preserve">,* </w:t>
+      </w:r>
+      <w:r>
+        <w:rPr>
+          <w:rFonts w:ascii="Times New Roman" w:hAnsi="Times New Roman"/>
+          <w:sz w:val="24"/>
+        </w:rPr>
+        <w:t>неха́й</w:t>
+      </w:r>
+      <w:r>
+        <w:rPr>
+          <w:rFonts w:ascii="Times New Roman" w:hAnsi="Times New Roman"/>
+          <w:sz w:val="24"/>
+        </w:rPr>
+        <w:t xml:space="preserve"> </w:t>
+      </w:r>
+      <w:r>
+        <w:rPr>
+          <w:rFonts w:ascii="Times New Roman" w:hAnsi="Times New Roman"/>
+          <w:sz w:val="24"/>
+        </w:rPr>
+        <w:t>святи́ться</w:t>
+      </w:r>
+      <w:r>
+        <w:rPr>
+          <w:rFonts w:ascii="Times New Roman" w:hAnsi="Times New Roman"/>
+          <w:sz w:val="24"/>
+        </w:rPr>
+        <w:t xml:space="preserve"> ім’я́ Твоє́,* </w:t>
+      </w:r>
+      <w:r>
+        <w:rPr>
+          <w:rFonts w:ascii="Times New Roman" w:hAnsi="Times New Roman"/>
+          <w:sz w:val="24"/>
+        </w:rPr>
+        <w:t>неха́й</w:t>
+      </w:r>
+      <w:r>
+        <w:rPr>
+          <w:rFonts w:ascii="Times New Roman" w:hAnsi="Times New Roman"/>
+          <w:sz w:val="24"/>
+        </w:rPr>
+        <w:t xml:space="preserve"> </w:t>
+      </w:r>
+      <w:r>
+        <w:rPr>
+          <w:rFonts w:ascii="Times New Roman" w:hAnsi="Times New Roman"/>
+          <w:sz w:val="24"/>
+        </w:rPr>
+        <w:t>при́йде</w:t>
+      </w:r>
+      <w:r>
+        <w:rPr>
+          <w:rFonts w:ascii="Times New Roman" w:hAnsi="Times New Roman"/>
+          <w:sz w:val="24"/>
+        </w:rPr>
+        <w:t xml:space="preserve"> </w:t>
+      </w:r>
+      <w:r>
+        <w:rPr>
+          <w:rFonts w:ascii="Times New Roman" w:hAnsi="Times New Roman"/>
+          <w:sz w:val="24"/>
+        </w:rPr>
+        <w:t>ца́рство</w:t>
+      </w:r>
+      <w:r>
+        <w:rPr>
+          <w:rFonts w:ascii="Times New Roman" w:hAnsi="Times New Roman"/>
+          <w:sz w:val="24"/>
+        </w:rPr>
+        <w:t xml:space="preserve"> Твоє́,* </w:t>
+      </w:r>
+      <w:r>
+        <w:rPr>
+          <w:rFonts w:ascii="Times New Roman" w:hAnsi="Times New Roman"/>
+          <w:sz w:val="24"/>
+        </w:rPr>
+        <w:t>неха́й</w:t>
+      </w:r>
+      <w:r>
+        <w:rPr>
+          <w:rFonts w:ascii="Times New Roman" w:hAnsi="Times New Roman"/>
+          <w:sz w:val="24"/>
+        </w:rPr>
+        <w:t xml:space="preserve"> </w:t>
+      </w:r>
+      <w:r>
+        <w:rPr>
+          <w:rFonts w:ascii="Times New Roman" w:hAnsi="Times New Roman"/>
+          <w:sz w:val="24"/>
+        </w:rPr>
+        <w:t>бу́де</w:t>
+      </w:r>
+      <w:r>
+        <w:rPr>
+          <w:rFonts w:ascii="Times New Roman" w:hAnsi="Times New Roman"/>
+          <w:sz w:val="24"/>
+        </w:rPr>
+        <w:t xml:space="preserve"> </w:t>
+      </w:r>
+      <w:r>
+        <w:rPr>
+          <w:rFonts w:ascii="Times New Roman" w:hAnsi="Times New Roman"/>
+          <w:sz w:val="24"/>
+        </w:rPr>
+        <w:t>во́ля</w:t>
+      </w:r>
+      <w:r>
+        <w:rPr>
+          <w:rFonts w:ascii="Times New Roman" w:hAnsi="Times New Roman"/>
+          <w:sz w:val="24"/>
+        </w:rPr>
+        <w:t xml:space="preserve"> Твоя́, як на </w:t>
+      </w:r>
+      <w:r>
+        <w:rPr>
+          <w:rFonts w:ascii="Times New Roman" w:hAnsi="Times New Roman"/>
+          <w:sz w:val="24"/>
+        </w:rPr>
+        <w:t>не́бі</w:t>
+      </w:r>
+      <w:r>
+        <w:rPr>
+          <w:rFonts w:ascii="Times New Roman" w:hAnsi="Times New Roman"/>
+          <w:sz w:val="24"/>
+        </w:rPr>
+        <w:t xml:space="preserve">, так і на землі́.* Хліб наш </w:t>
+      </w:r>
+      <w:r>
+        <w:rPr>
+          <w:rFonts w:ascii="Times New Roman" w:hAnsi="Times New Roman"/>
+          <w:sz w:val="24"/>
+        </w:rPr>
+        <w:t>насу́щний</w:t>
+      </w:r>
+      <w:r>
+        <w:rPr>
+          <w:rFonts w:ascii="Times New Roman" w:hAnsi="Times New Roman"/>
+          <w:sz w:val="24"/>
+        </w:rPr>
+        <w:t xml:space="preserve"> дай нам </w:t>
+      </w:r>
+      <w:r>
+        <w:rPr>
+          <w:rFonts w:ascii="Times New Roman" w:hAnsi="Times New Roman"/>
+          <w:sz w:val="24"/>
+        </w:rPr>
+        <w:t>сього́дні</w:t>
+      </w:r>
+      <w:r>
+        <w:rPr>
+          <w:rFonts w:ascii="Times New Roman" w:hAnsi="Times New Roman"/>
+          <w:sz w:val="24"/>
+        </w:rPr>
+        <w:t xml:space="preserve">;* і прости́ нам </w:t>
+      </w:r>
+      <w:r>
+        <w:rPr>
+          <w:rFonts w:ascii="Times New Roman" w:hAnsi="Times New Roman"/>
+          <w:sz w:val="24"/>
+        </w:rPr>
+        <w:t>прови́ни</w:t>
+      </w:r>
+      <w:r>
+        <w:rPr>
+          <w:rFonts w:ascii="Times New Roman" w:hAnsi="Times New Roman"/>
+          <w:sz w:val="24"/>
+        </w:rPr>
+        <w:t xml:space="preserve"> </w:t>
+      </w:r>
+      <w:r>
+        <w:rPr>
+          <w:rFonts w:ascii="Times New Roman" w:hAnsi="Times New Roman"/>
+          <w:sz w:val="24"/>
+        </w:rPr>
+        <w:t>на́ші</w:t>
+      </w:r>
+      <w:r>
+        <w:rPr>
+          <w:rFonts w:ascii="Times New Roman" w:hAnsi="Times New Roman"/>
+          <w:sz w:val="24"/>
+        </w:rPr>
+        <w:t xml:space="preserve">,* як і ми </w:t>
+      </w:r>
+      <w:r>
+        <w:rPr>
+          <w:rFonts w:ascii="Times New Roman" w:hAnsi="Times New Roman"/>
+          <w:sz w:val="24"/>
+        </w:rPr>
+        <w:t>проща́ємо</w:t>
+      </w:r>
+      <w:r>
+        <w:rPr>
+          <w:rFonts w:ascii="Times New Roman" w:hAnsi="Times New Roman"/>
+          <w:sz w:val="24"/>
+        </w:rPr>
+        <w:t xml:space="preserve"> </w:t>
+      </w:r>
+      <w:r>
+        <w:rPr>
+          <w:rFonts w:ascii="Times New Roman" w:hAnsi="Times New Roman"/>
+          <w:sz w:val="24"/>
+        </w:rPr>
+        <w:t>винува́тцям</w:t>
+      </w:r>
+      <w:r>
+        <w:rPr>
+          <w:rFonts w:ascii="Times New Roman" w:hAnsi="Times New Roman"/>
+          <w:sz w:val="24"/>
+        </w:rPr>
+        <w:t xml:space="preserve"> </w:t>
+      </w:r>
+      <w:r>
+        <w:rPr>
+          <w:rFonts w:ascii="Times New Roman" w:hAnsi="Times New Roman"/>
+          <w:sz w:val="24"/>
+        </w:rPr>
+        <w:t>на́шим</w:t>
+      </w:r>
+      <w:r>
+        <w:rPr>
+          <w:rFonts w:ascii="Times New Roman" w:hAnsi="Times New Roman"/>
+          <w:sz w:val="24"/>
+        </w:rPr>
+        <w:t xml:space="preserve">;* і не введи́ нас у </w:t>
+      </w:r>
+      <w:r>
+        <w:rPr>
+          <w:rFonts w:ascii="Times New Roman" w:hAnsi="Times New Roman"/>
+          <w:sz w:val="24"/>
+        </w:rPr>
+        <w:t>споку́су</w:t>
+      </w:r>
+      <w:r>
+        <w:rPr>
+          <w:rFonts w:ascii="Times New Roman" w:hAnsi="Times New Roman"/>
+          <w:sz w:val="24"/>
+        </w:rPr>
+        <w:t xml:space="preserve">,* але́ </w:t>
+      </w:r>
+      <w:r>
+        <w:rPr>
+          <w:rFonts w:ascii="Times New Roman" w:hAnsi="Times New Roman"/>
+          <w:sz w:val="24"/>
+        </w:rPr>
+        <w:t>ви́зволи</w:t>
+      </w:r>
+      <w:r>
+        <w:rPr>
+          <w:rFonts w:ascii="Times New Roman" w:hAnsi="Times New Roman"/>
+          <w:sz w:val="24"/>
+        </w:rPr>
+        <w:t xml:space="preserve"> нас від </w:t>
+      </w:r>
+      <w:r>
+        <w:rPr>
+          <w:rFonts w:ascii="Times New Roman" w:hAnsi="Times New Roman"/>
+          <w:sz w:val="24"/>
+        </w:rPr>
+        <w:t>лука́вого</w:t>
+      </w:r>
+      <w:r>
+        <w:rPr>
+          <w:rFonts w:ascii="Times New Roman" w:hAnsi="Times New Roman"/>
+          <w:sz w:val="24"/>
+        </w:rPr>
+        <w:t>.</w:t>
       </w:r>
     </w:p>
     <w:p>
@@ -420,7 +1178,7 @@
           <w:sz w:val="24"/>
           <w:szCs w:val="24"/>
         </w:rPr>
-        <w:t>(12 р.)</w:t>
+        <w:t>(12 р.)</w:t>
       </w:r>
     </w:p>
     <w:p>
@@ -4617,27 +5375,27 @@
           <w:sz w:val="24"/>
           <w:szCs w:val="24"/>
         </w:rPr>
-        <w:t> Господи щедрий і милосердний, довготерпеливий і многомилостивий! Вислухай молитви наші і зверни увагу на голос моління нашого і яви нам знак милости твоєї, наведи нас на дорогу твою, щоб ходили ми в твоїй правді. Звесели серця наші, щоб ми боялись імення твого святого, бо ти великий і твориш чуда; ти Бог єдиний і немає подібного тобі між богами, Господи. Ти сильний у милості і добрий у силі, аби допомагати й утішати, і спасати всіх, хто на ім'я твоє святе уповає. Бо тобі належить усяка слава, честь і поклоніння: Отцю, Сину, і Святому Духові, нині і повсякчас, і на віки віків. Амінь.</w:t>
-      </w:r>
-    </w:p>
-    <w:p>
-      <w:pPr>
-        <w:spacing w:after="120"/>
-        <w:jc w:val="both"/>
-        <w:rPr>
-          <w:rFonts w:ascii="Times New Roman" w:hAnsi="Times New Roman"/>
-          <w:sz w:val="24"/>
-          <w:szCs w:val="24"/>
-        </w:rPr>
-      </w:pPr>
-      <w:r>
-        <w:rPr>
-          <w:rFonts w:ascii="Times New Roman" w:hAnsi="Times New Roman"/>
-          <w:color w:val="FF0000"/>
-          <w:sz w:val="24"/>
-          <w:szCs w:val="24"/>
-        </w:rPr>
-        <w:t>2. </w:t>
+        <w:t xml:space="preserve"> Господи щедрий і милосердний, довготерпеливий і многомилостивий! Вислухай молитви наші і зверни увагу на голос моління нашого і яви нам знак милости твоєї, наведи нас на дорогу твою, щоб ходили ми в твоїй правді. Звесели серця наші, щоб ми боялись імення твого святого, бо ти великий і твориш чуда; ти Бог єдиний і немає подібного тобі між богами, Господи. Ти сильний у милості і добрий у силі, аби допомагати й утішати, і спасати всіх, хто на ім'я твоє святе уповає. Бо тобі належить усяка слава, честь і поклоніння: Отцю, Сину, і Святому Духові, нині і повсякчас, і на віки віків. Амінь.</w:t>
+      </w:r>
+    </w:p>
+    <w:p>
+      <w:pPr>
+        <w:spacing w:after="120"/>
+        <w:jc w:val="both"/>
+        <w:rPr>
+          <w:rFonts w:ascii="Times New Roman" w:hAnsi="Times New Roman"/>
+          <w:sz w:val="24"/>
+          <w:szCs w:val="24"/>
+        </w:rPr>
+      </w:pPr>
+      <w:r>
+        <w:rPr>
+          <w:rFonts w:ascii="Times New Roman" w:hAnsi="Times New Roman"/>
+          <w:color w:val="FF0000"/>
+          <w:sz w:val="24"/>
+          <w:szCs w:val="24"/>
+        </w:rPr>
+        <w:t xml:space="preserve">2. </w:t>
       </w:r>
       <w:r>
         <w:rPr>
@@ -4673,27 +5431,27 @@
           <w:sz w:val="24"/>
           <w:szCs w:val="24"/>
         </w:rPr>
-        <w:t> Господи, Боже наш! Згадай нас грішних і недостойних слуг твоїх, коли призиваємо святе ім'я твоє, і не осороми нас, коли очікуємо милости твоєї, але вислухай, Господи, усі наші спасенні прохання, і вчини нас достойними любити і боятися тебе від усього серця нашого і творити в усьому волю твою. Бо ти є добрий і людинолюбний Бог, і тобі славу віддаємо: Отцю, і Сину, і Святому Духові, нині і повсякчас, і на віки віків. Амінь.</w:t>
-      </w:r>
-    </w:p>
-    <w:p>
-      <w:pPr>
-        <w:spacing w:after="120"/>
-        <w:jc w:val="both"/>
-        <w:rPr>
-          <w:rFonts w:ascii="Times New Roman" w:hAnsi="Times New Roman"/>
-          <w:sz w:val="24"/>
-          <w:szCs w:val="24"/>
-        </w:rPr>
-      </w:pPr>
-      <w:r>
-        <w:rPr>
-          <w:rFonts w:ascii="Times New Roman" w:hAnsi="Times New Roman"/>
-          <w:color w:val="FF0000"/>
-          <w:sz w:val="24"/>
-          <w:szCs w:val="24"/>
-        </w:rPr>
-        <w:t>4. </w:t>
+        <w:t xml:space="preserve"> Господи, Боже наш! Згадай нас грішних і недостойних слуг твоїх, коли призиваємо святе ім'я твоє, і не осороми нас, коли очікуємо милости твоєї, але вислухай, Господи, усі наші спасенні прохання, і вчини нас достойними любити і боятися тебе від усього серця нашого і творити в усьому волю твою. Бо ти є добрий і людинолюбний Бог, і тобі славу віддаємо: Отцю, і Сину, і Святому Духові, нині і повсякчас, і на віки віків. Амінь.</w:t>
+      </w:r>
+    </w:p>
+    <w:p>
+      <w:pPr>
+        <w:spacing w:after="120"/>
+        <w:jc w:val="both"/>
+        <w:rPr>
+          <w:rFonts w:ascii="Times New Roman" w:hAnsi="Times New Roman"/>
+          <w:sz w:val="24"/>
+          <w:szCs w:val="24"/>
+        </w:rPr>
+      </w:pPr>
+      <w:r>
+        <w:rPr>
+          <w:rFonts w:ascii="Times New Roman" w:hAnsi="Times New Roman"/>
+          <w:color w:val="FF0000"/>
+          <w:sz w:val="24"/>
+          <w:szCs w:val="24"/>
+        </w:rPr>
+        <w:t xml:space="preserve">4. </w:t>
       </w:r>
       <w:r>
         <w:rPr>
@@ -4729,7 +5487,7 @@
           <w:sz w:val="24"/>
           <w:szCs w:val="24"/>
         </w:rPr>
-        <w:t> Благословенний ти, Господи Боже, Вседержителю, що знаєш думки людські, що відаєш те, чого ми потребуємо, і багато більше, ніж ми просимо, або розуміємо. Самий ти, людинолюбний Царю, у всьому добрий, задовольни нас багатством твоїх ласк, щоб ми непостидною совістю призивали святе ім'я твоє; і не введи нас у спокусу, але визволь нас від злого, і провидінням твоїм дай нам усе корисне. Бо тобі належить усяка слава, честь і поклоніння: Отцю, і Сину, і Святому Духові, нині і повсякчас, і на віки віків. Амінь.</w:t>
+        <w:t xml:space="preserve"> Благословенний ти, Господи Боже, Вседержителю, що знаєш думки людські, що відаєш те, чого ми потребуємо, і багато більше, ніж ми просимо, або розуміємо. Самий ти, людинолюбний Царю, у всьому добрий, задовольни нас багатством твоїх ласк, щоб ми непостидною совістю призивали святе ім'я твоє; і не введи нас у спокусу, але визволь нас від злого, і провидінням твоїм дай нам усе корисне. Бо тобі належить усяка слава, честь і поклоніння: Отцю, і Сину, і Святому Духові, нині і повсякчас, і на віки віків. Амінь.</w:t>
       </w:r>
     </w:p>
     <w:p>
@@ -4757,7 +5515,7 @@
           <w:sz w:val="24"/>
           <w:szCs w:val="24"/>
         </w:rPr>
-        <w:t> Господи, Господи, що пречистою твоєю долонею все утримуєш, що довго терпиш нам усім, і жалієшся задля нашої злоби! Згадай твої милості і ласки, відвідай нас у твоїй доброті і дай нам пройти й останок нинішнього дня вільним від різних затій лукавого, і збережи наше життя без напастувань, благодаттю Святого твого Духа, − милістю, щедротами і людинолюб'ям єдинородного Сина твого, з яким і ти є благословенний, з пресвятим, добрим і животворящим твоїм Духом, нині і повсякчас, і на віки віків. Амінь.</w:t>
+        <w:t xml:space="preserve"> Господи, Господи, що пречистою твоєю долонею все утримуєш, що довго терпиш нам усім, і жалієшся задля нашої злоби! Згадай твої милості і ласки, відвідай нас у твоїй доброті і дай нам пройти й останок нинішнього дня вільним від різних затій лукавого, і збережи наше життя без напастувань, благодаттю Святого твого Духа, − милістю, щедротами і людинолюб'ям єдинородного Сина твого, з яким і ти є благословенний, з пресвятим, добрим і животворящим твоїм Духом, нині і повсякчас, і на віки віків. Амінь.</w:t>
       </w:r>
     </w:p>
     <w:p>
@@ -4785,7 +5543,7 @@
           <w:sz w:val="24"/>
           <w:szCs w:val="24"/>
         </w:rPr>
-        <w:t> Боже великий і дивний, що несказанною добрістю і багатим промислом усім управляєш, і дав нам земні добра й запевнив нам обіцяне царство уділеними ласками впродовж цього дня, остерігши нас від усякого лиха! Дай нам і решту непорочно докінчити перед святою твоєю славою і величати тебе одного і доброго, і людинолюбного Бога нашого. Бо ти Бог наш і тобі славу віддаємо: Отцю, і Сину, і Святому Духові, нині і повсякчас, і на віки віків. Амінь.</w:t>
+        <w:t xml:space="preserve"> Боже великий і дивний, що несказанною добрістю і багатим промислом усім управляєш, і дав нам земні добра й запевнив нам обіцяне царство уділеними ласками впродовж цього дня, остерігши нас від усякого лиха! Дай нам і решту непорочно докінчити перед святою твоєю славою і величати тебе одного і доброго, і людинолюбного Бога нашого. Бо ти Бог наш і тобі славу віддаємо: Отцю, і Сину, і Святому Духові, нині і повсякчас, і на віки віків. Амінь.</w:t>
       </w:r>
     </w:p>
     <w:p>
@@ -4813,7 +5571,7 @@
           <w:sz w:val="24"/>
           <w:szCs w:val="24"/>
         </w:rPr>
-        <w:t> Боже великий і вишній, в тебе одного є безсмертність і в світлі живеш недоступнім. Ти все створіння мудро створив, відокремив світло від темряви і сонце поклав, щоб правити днем, а місяць і зорі, щоб володіли ніччю, нас же грішних вчинив достойними і в теперішню годину стати перед твоїм обличчям, щоб тебе визнавати і принести тобі вечірнє славослов'я. Направ, Людинолюбче, молитву нашу, немов кадило, перед тобою і прийми її, як благовонний запах. Дай нам мирний цей вечір і близьку вже ніч; зодягни нас у броню світла; визволь нас від нічного страху і всякої речі, що в темряві з'являється, і дай сон, що його ти дарував на відпочинок нашій немічності, вільний від усякого маріння диявольського. Владико, давче добра, хай і на нашій постелі, бувши тобі милими, згадуємо вночі твоє ім'я і, просвічувані навчанням твоїх заповідей, встанемо в душевній радості до звеличування твоєї доброти, приносячи твоєму милосердю молитви і моління, за наші і всіх твоїх людей провини. Відвідай їх задля молитов святої Богородиці. Бо ти є добрий і людинолюбний Бог, і тобі віддаємо славу: Отцю, і Сину, і Святому Духові, нині і повсякчас, і на віки віків. Амінь.</w:t>
+        <w:t xml:space="preserve"> Боже великий і вишній, в тебе одного є безсмертність і в світлі живеш недоступнім. Ти все створіння мудро створив, відокремив світло від темряви і сонце поклав, щоб правити днем, а місяць і зорі, щоб володіли ніччю, нас же грішних вчинив достойними і в теперішню годину стати перед твоїм обличчям, щоб тебе визнавати і принести тобі вечірнє славослов'я. Направ, Людинолюбче, молитву нашу, немов кадило, перед тобою і прийми її, як благовонний запах. Дай нам мирний цей вечір і близьку вже ніч; зодягни нас у броню світла; визволь нас від нічного страху і всякої речі, що в темряві з'являється, і дай сон, що його ти дарував на відпочинок нашій немічності, вільний від усякого маріння диявольського. Владико, давче добра, хай і на нашій постелі, бувши тобі милими, згадуємо вночі твоє ім'я і, просвічувані навчанням твоїх заповідей, встанемо в душевній радості до звеличування твоєї доброти, приносячи твоєму милосердю молитви і моління, за наші і всіх твоїх людей провини. Відвідай їх задля молитов святої Богородиці. Бо ти є добрий і людинолюбний Бог, і тобі віддаємо славу: Отцю, і Сину, і Святому Духові, нині і повсякчас, і на віки віків. Амінь.</w:t>
       </w:r>
     </w:p>
     <w:p>
@@ -6397,369 +7155,1778 @@
     </w:p>
     <w:p>
       <w:pPr>
-        <w:spacing w:after="120"/>
-        <w:jc w:val="both"/>
-        <w:rPr>
-          <w:rFonts w:ascii="Times New Roman" w:hAnsi="Times New Roman"/>
-          <w:sz w:val="24"/>
-          <w:szCs w:val="24"/>
-        </w:rPr>
-      </w:pPr>
-      <w:r>
-        <w:rPr>
-          <w:rFonts w:ascii="Times New Roman" w:eastAsia="Gungsuh" w:hAnsi="Times New Roman"/>
-          <w:sz w:val="24"/>
-          <w:szCs w:val="24"/>
-        </w:rPr>
-        <w:t>Постав, Господи, моїм устам сторожу;* до дверей губ моїх − варту!</w:t>
-      </w:r>
-    </w:p>
-    <w:p>
-      <w:pPr>
-        <w:spacing w:after="120"/>
-        <w:jc w:val="both"/>
-        <w:rPr>
-          <w:rFonts w:ascii="Times New Roman" w:hAnsi="Times New Roman"/>
-          <w:sz w:val="24"/>
-          <w:szCs w:val="24"/>
-        </w:rPr>
-      </w:pPr>
-      <w:r>
-        <w:rPr>
-          <w:rFonts w:ascii="Times New Roman" w:hAnsi="Times New Roman"/>
-          <w:sz w:val="24"/>
-          <w:szCs w:val="24"/>
-        </w:rPr>
-        <w:t>Не дай схилитися серцеві моєму* до чогось злого.</w:t>
-      </w:r>
-    </w:p>
-    <w:p>
-      <w:pPr>
-        <w:spacing w:after="120"/>
-        <w:jc w:val="both"/>
-        <w:rPr>
-          <w:rFonts w:ascii="Times New Roman" w:hAnsi="Times New Roman"/>
-          <w:sz w:val="24"/>
-          <w:szCs w:val="24"/>
-        </w:rPr>
-      </w:pPr>
-      <w:r>
-        <w:rPr>
-          <w:rFonts w:ascii="Times New Roman" w:hAnsi="Times New Roman"/>
-          <w:sz w:val="24"/>
-          <w:szCs w:val="24"/>
-        </w:rPr>
-        <w:t>Ані чинити лихі вчинки з людьми, що творять беззаконня,* – ні ласощів їхніх я не хочу їсти.</w:t>
-      </w:r>
-    </w:p>
-    <w:p>
-      <w:pPr>
-        <w:spacing w:after="120"/>
-        <w:jc w:val="both"/>
-        <w:rPr>
-          <w:rFonts w:ascii="Times New Roman" w:hAnsi="Times New Roman"/>
-          <w:sz w:val="24"/>
-          <w:szCs w:val="24"/>
-        </w:rPr>
-      </w:pPr>
-      <w:r>
-        <w:rPr>
-          <w:rFonts w:ascii="Times New Roman" w:hAnsi="Times New Roman"/>
-          <w:sz w:val="24"/>
-          <w:szCs w:val="24"/>
-        </w:rPr>
-        <w:t>Нехай праведник по-доброму б'є мене й виправляє,* а олія грішного нехай не намастить голови моєї.</w:t>
-      </w:r>
-    </w:p>
-    <w:p>
-      <w:pPr>
-        <w:spacing w:after="120"/>
-        <w:jc w:val="both"/>
-        <w:rPr>
-          <w:rFonts w:ascii="Times New Roman" w:hAnsi="Times New Roman"/>
-          <w:sz w:val="24"/>
-          <w:szCs w:val="24"/>
-        </w:rPr>
-      </w:pPr>
-      <w:r>
-        <w:rPr>
-          <w:rFonts w:ascii="Times New Roman" w:hAnsi="Times New Roman"/>
-          <w:sz w:val="24"/>
-          <w:szCs w:val="24"/>
-        </w:rPr>
-        <w:t>Я все-таки молитимусь,* незважаючи на їхні злі вчинки.</w:t>
-      </w:r>
-    </w:p>
-    <w:p>
-      <w:pPr>
-        <w:spacing w:after="120"/>
-        <w:jc w:val="both"/>
-        <w:rPr>
-          <w:rFonts w:ascii="Times New Roman" w:hAnsi="Times New Roman"/>
-          <w:sz w:val="24"/>
-          <w:szCs w:val="24"/>
-        </w:rPr>
-      </w:pPr>
-      <w:r>
-        <w:rPr>
-          <w:rFonts w:ascii="Times New Roman" w:hAnsi="Times New Roman"/>
-          <w:sz w:val="24"/>
-          <w:szCs w:val="24"/>
-        </w:rPr>
-        <w:t>Якщо суддів їхніх скинуть в ущелини скелі,* то почують, що слова мої любі.</w:t>
-      </w:r>
-    </w:p>
-    <w:p>
-      <w:pPr>
-        <w:spacing w:after="120"/>
-        <w:jc w:val="both"/>
-        <w:rPr>
-          <w:rFonts w:ascii="Times New Roman" w:hAnsi="Times New Roman"/>
-          <w:sz w:val="24"/>
-          <w:szCs w:val="24"/>
-        </w:rPr>
-      </w:pPr>
-      <w:r>
-        <w:rPr>
-          <w:rFonts w:ascii="Times New Roman" w:hAnsi="Times New Roman"/>
-          <w:sz w:val="24"/>
-          <w:szCs w:val="24"/>
-        </w:rPr>
-        <w:t>Немовби хтось розбив і розрив землю,* розкидано їхні кості перед адом.</w:t>
-      </w:r>
-    </w:p>
-    <w:p>
-      <w:pPr>
-        <w:spacing w:after="120"/>
-        <w:jc w:val="both"/>
-        <w:rPr>
-          <w:rFonts w:ascii="Times New Roman" w:hAnsi="Times New Roman"/>
-          <w:sz w:val="24"/>
-          <w:szCs w:val="24"/>
-        </w:rPr>
-      </w:pPr>
-      <w:r>
-        <w:rPr>
-          <w:rFonts w:ascii="Times New Roman" w:hAnsi="Times New Roman"/>
-          <w:sz w:val="24"/>
-          <w:szCs w:val="24"/>
-        </w:rPr>
-        <w:t>Бо до тебе, Господи, мій Боже, мої очі;* до тебе прибігаю, не губи душі моєї.</w:t>
-      </w:r>
-    </w:p>
-    <w:p>
-      <w:pPr>
-        <w:spacing w:after="120"/>
-        <w:jc w:val="both"/>
-        <w:rPr>
-          <w:rFonts w:ascii="Times New Roman" w:hAnsi="Times New Roman"/>
-          <w:sz w:val="24"/>
-          <w:szCs w:val="24"/>
-        </w:rPr>
-      </w:pPr>
-      <w:r>
-        <w:rPr>
-          <w:rFonts w:ascii="Times New Roman" w:hAnsi="Times New Roman"/>
-          <w:sz w:val="24"/>
-          <w:szCs w:val="24"/>
-        </w:rPr>
-        <w:t>Збережи мене від петлі, що її наставили на мене,* і від сильця тих, що творять беззаконня.</w:t>
-      </w:r>
-    </w:p>
-    <w:p>
-      <w:pPr>
-        <w:spacing w:after="120"/>
-        <w:jc w:val="both"/>
-        <w:rPr>
-          <w:rFonts w:ascii="Times New Roman" w:hAnsi="Times New Roman"/>
-          <w:sz w:val="24"/>
-          <w:szCs w:val="24"/>
-        </w:rPr>
-      </w:pPr>
-      <w:r>
-        <w:rPr>
-          <w:rFonts w:ascii="Times New Roman" w:hAnsi="Times New Roman"/>
-          <w:sz w:val="24"/>
-          <w:szCs w:val="24"/>
-        </w:rPr>
-        <w:t>Нехай грішники впадуть у власні сіті всі разом,* а я пройду безпечно.</w:t>
-      </w:r>
-    </w:p>
-    <w:p>
-      <w:pPr>
-        <w:spacing w:after="120"/>
-        <w:jc w:val="center"/>
+        <w:pStyle w:val="a"/>
+        <w:spacing w:after="120"/>
+      </w:pPr>
+      <w:r>
+        <w:rPr>
+          <w:rFonts w:ascii="Times New Roman" w:hAnsi="Times New Roman"/>
+          <w:sz w:val="24"/>
+        </w:rPr>
+        <w:t>Поста́в</w:t>
+      </w:r>
+      <w:r>
+        <w:rPr>
+          <w:rFonts w:ascii="Times New Roman" w:hAnsi="Times New Roman"/>
+          <w:sz w:val="24"/>
+        </w:rPr>
+        <w:t xml:space="preserve">, </w:t>
+      </w:r>
+      <w:r>
+        <w:rPr>
+          <w:rFonts w:ascii="Times New Roman" w:hAnsi="Times New Roman"/>
+          <w:sz w:val="24"/>
+        </w:rPr>
+        <w:t>Го́споди</w:t>
+      </w:r>
+      <w:r>
+        <w:rPr>
+          <w:rFonts w:ascii="Times New Roman" w:hAnsi="Times New Roman"/>
+          <w:sz w:val="24"/>
+        </w:rPr>
+        <w:t xml:space="preserve">, </w:t>
+      </w:r>
+      <w:r>
+        <w:rPr>
+          <w:rFonts w:ascii="Times New Roman" w:hAnsi="Times New Roman"/>
+          <w:sz w:val="24"/>
+        </w:rPr>
+        <w:t>мої́м</w:t>
+      </w:r>
+      <w:r>
+        <w:rPr>
+          <w:rFonts w:ascii="Times New Roman" w:hAnsi="Times New Roman"/>
+          <w:sz w:val="24"/>
+        </w:rPr>
+        <w:t xml:space="preserve"> </w:t>
+      </w:r>
+      <w:r>
+        <w:rPr>
+          <w:rFonts w:ascii="Times New Roman" w:hAnsi="Times New Roman"/>
+          <w:sz w:val="24"/>
+        </w:rPr>
+        <w:t>уста́м</w:t>
+      </w:r>
+      <w:r>
+        <w:rPr>
+          <w:rFonts w:ascii="Times New Roman" w:hAnsi="Times New Roman"/>
+          <w:sz w:val="24"/>
+        </w:rPr>
+        <w:t xml:space="preserve"> </w:t>
+      </w:r>
+      <w:r>
+        <w:rPr>
+          <w:rFonts w:ascii="Times New Roman" w:hAnsi="Times New Roman"/>
+          <w:sz w:val="24"/>
+        </w:rPr>
+        <w:t>сторо́жу</w:t>
+      </w:r>
+      <w:r>
+        <w:rPr>
+          <w:rFonts w:ascii="Times New Roman" w:hAnsi="Times New Roman"/>
+          <w:sz w:val="24"/>
+        </w:rPr>
+        <w:t xml:space="preserve">;* до </w:t>
+      </w:r>
+      <w:r>
+        <w:rPr>
+          <w:rFonts w:ascii="Times New Roman" w:hAnsi="Times New Roman"/>
+          <w:sz w:val="24"/>
+        </w:rPr>
+        <w:t>двере́й</w:t>
+      </w:r>
+      <w:r>
+        <w:rPr>
+          <w:rFonts w:ascii="Times New Roman" w:hAnsi="Times New Roman"/>
+          <w:sz w:val="24"/>
+        </w:rPr>
+        <w:t xml:space="preserve"> губ </w:t>
+      </w:r>
+      <w:r>
+        <w:rPr>
+          <w:rFonts w:ascii="Times New Roman" w:hAnsi="Times New Roman"/>
+          <w:sz w:val="24"/>
+        </w:rPr>
+        <w:t>мої́х</w:t>
+      </w:r>
+      <w:r>
+        <w:rPr>
+          <w:rFonts w:ascii="Times New Roman" w:hAnsi="Times New Roman"/>
+          <w:sz w:val="24"/>
+        </w:rPr>
+        <w:t xml:space="preserve"> − </w:t>
+      </w:r>
+      <w:r>
+        <w:rPr>
+          <w:rFonts w:ascii="Times New Roman" w:hAnsi="Times New Roman"/>
+          <w:sz w:val="24"/>
+        </w:rPr>
+        <w:t>ва́рту</w:t>
+      </w:r>
+      <w:r>
+        <w:rPr>
+          <w:rFonts w:ascii="Times New Roman" w:hAnsi="Times New Roman"/>
+          <w:sz w:val="24"/>
+        </w:rPr>
+        <w:t>!</w:t>
+      </w:r>
+    </w:p>
+    <w:p>
+      <w:pPr>
+        <w:pStyle w:val="a"/>
+        <w:spacing w:after="120"/>
+      </w:pPr>
+      <w:r>
+        <w:rPr>
+          <w:rFonts w:ascii="Times New Roman" w:hAnsi="Times New Roman"/>
+          <w:sz w:val="24"/>
+        </w:rPr>
+        <w:t xml:space="preserve">Не дай </w:t>
+      </w:r>
+      <w:r>
+        <w:rPr>
+          <w:rFonts w:ascii="Times New Roman" w:hAnsi="Times New Roman"/>
+          <w:sz w:val="24"/>
+        </w:rPr>
+        <w:t>схили́тися</w:t>
+      </w:r>
+      <w:r>
+        <w:rPr>
+          <w:rFonts w:ascii="Times New Roman" w:hAnsi="Times New Roman"/>
+          <w:sz w:val="24"/>
+        </w:rPr>
+        <w:t xml:space="preserve"> </w:t>
+      </w:r>
+      <w:r>
+        <w:rPr>
+          <w:rFonts w:ascii="Times New Roman" w:hAnsi="Times New Roman"/>
+          <w:sz w:val="24"/>
+        </w:rPr>
+        <w:t>се́рцеві</w:t>
+      </w:r>
+      <w:r>
+        <w:rPr>
+          <w:rFonts w:ascii="Times New Roman" w:hAnsi="Times New Roman"/>
+          <w:sz w:val="24"/>
+        </w:rPr>
+        <w:t xml:space="preserve"> </w:t>
+      </w:r>
+      <w:r>
+        <w:rPr>
+          <w:rFonts w:ascii="Times New Roman" w:hAnsi="Times New Roman"/>
+          <w:sz w:val="24"/>
+        </w:rPr>
+        <w:t>моє́му</w:t>
+      </w:r>
+      <w:r>
+        <w:rPr>
+          <w:rFonts w:ascii="Times New Roman" w:hAnsi="Times New Roman"/>
+          <w:sz w:val="24"/>
+        </w:rPr>
+        <w:t xml:space="preserve">* до </w:t>
+      </w:r>
+      <w:r>
+        <w:rPr>
+          <w:rFonts w:ascii="Times New Roman" w:hAnsi="Times New Roman"/>
+          <w:sz w:val="24"/>
+        </w:rPr>
+        <w:t>чо́гось</w:t>
+      </w:r>
+      <w:r>
+        <w:rPr>
+          <w:rFonts w:ascii="Times New Roman" w:hAnsi="Times New Roman"/>
+          <w:sz w:val="24"/>
+        </w:rPr>
+        <w:t xml:space="preserve"> </w:t>
+      </w:r>
+      <w:r>
+        <w:rPr>
+          <w:rFonts w:ascii="Times New Roman" w:hAnsi="Times New Roman"/>
+          <w:sz w:val="24"/>
+        </w:rPr>
+        <w:t>зло́го</w:t>
+      </w:r>
+      <w:r>
+        <w:rPr>
+          <w:rFonts w:ascii="Times New Roman" w:hAnsi="Times New Roman"/>
+          <w:sz w:val="24"/>
+        </w:rPr>
+        <w:t>.</w:t>
+      </w:r>
+    </w:p>
+    <w:p>
+      <w:pPr>
+        <w:pStyle w:val="a"/>
+        <w:spacing w:after="120"/>
+      </w:pPr>
+      <w:r>
+        <w:rPr>
+          <w:rFonts w:ascii="Times New Roman" w:hAnsi="Times New Roman"/>
+          <w:sz w:val="24"/>
+        </w:rPr>
+        <w:t xml:space="preserve">Ані </w:t>
+      </w:r>
+      <w:r>
+        <w:rPr>
+          <w:rFonts w:ascii="Times New Roman" w:hAnsi="Times New Roman"/>
+          <w:sz w:val="24"/>
+        </w:rPr>
+        <w:t>чини́ти</w:t>
+      </w:r>
+      <w:r>
+        <w:rPr>
+          <w:rFonts w:ascii="Times New Roman" w:hAnsi="Times New Roman"/>
+          <w:sz w:val="24"/>
+        </w:rPr>
+        <w:t xml:space="preserve"> лихі́ </w:t>
+      </w:r>
+      <w:r>
+        <w:rPr>
+          <w:rFonts w:ascii="Times New Roman" w:hAnsi="Times New Roman"/>
+          <w:sz w:val="24"/>
+        </w:rPr>
+        <w:t>вчи́нки</w:t>
+      </w:r>
+      <w:r>
+        <w:rPr>
+          <w:rFonts w:ascii="Times New Roman" w:hAnsi="Times New Roman"/>
+          <w:sz w:val="24"/>
+        </w:rPr>
+        <w:t xml:space="preserve"> з людьми́, що </w:t>
+      </w:r>
+      <w:r>
+        <w:rPr>
+          <w:rFonts w:ascii="Times New Roman" w:hAnsi="Times New Roman"/>
+          <w:sz w:val="24"/>
+        </w:rPr>
+        <w:t>тво́рять</w:t>
+      </w:r>
+      <w:r>
+        <w:rPr>
+          <w:rFonts w:ascii="Times New Roman" w:hAnsi="Times New Roman"/>
+          <w:sz w:val="24"/>
+        </w:rPr>
+        <w:t xml:space="preserve"> </w:t>
+      </w:r>
+      <w:r>
+        <w:rPr>
+          <w:rFonts w:ascii="Times New Roman" w:hAnsi="Times New Roman"/>
+          <w:sz w:val="24"/>
+        </w:rPr>
+        <w:t>беззако́ння</w:t>
+      </w:r>
+      <w:r>
+        <w:rPr>
+          <w:rFonts w:ascii="Times New Roman" w:hAnsi="Times New Roman"/>
+          <w:sz w:val="24"/>
+        </w:rPr>
+        <w:t xml:space="preserve">,* – ні </w:t>
+      </w:r>
+      <w:r>
+        <w:rPr>
+          <w:rFonts w:ascii="Times New Roman" w:hAnsi="Times New Roman"/>
+          <w:sz w:val="24"/>
+        </w:rPr>
+        <w:t>ла́сощів</w:t>
+      </w:r>
+      <w:r>
+        <w:rPr>
+          <w:rFonts w:ascii="Times New Roman" w:hAnsi="Times New Roman"/>
+          <w:sz w:val="24"/>
+        </w:rPr>
+        <w:t xml:space="preserve"> </w:t>
+      </w:r>
+      <w:r>
+        <w:rPr>
+          <w:rFonts w:ascii="Times New Roman" w:hAnsi="Times New Roman"/>
+          <w:sz w:val="24"/>
+        </w:rPr>
+        <w:t>ї́хніх</w:t>
+      </w:r>
+      <w:r>
+        <w:rPr>
+          <w:rFonts w:ascii="Times New Roman" w:hAnsi="Times New Roman"/>
+          <w:sz w:val="24"/>
+        </w:rPr>
+        <w:t xml:space="preserve"> я не </w:t>
+      </w:r>
+      <w:r>
+        <w:rPr>
+          <w:rFonts w:ascii="Times New Roman" w:hAnsi="Times New Roman"/>
+          <w:sz w:val="24"/>
+        </w:rPr>
+        <w:t>хо́чу</w:t>
+      </w:r>
+      <w:r>
+        <w:rPr>
+          <w:rFonts w:ascii="Times New Roman" w:hAnsi="Times New Roman"/>
+          <w:sz w:val="24"/>
+        </w:rPr>
+        <w:t xml:space="preserve"> </w:t>
+      </w:r>
+      <w:r>
+        <w:rPr>
+          <w:rFonts w:ascii="Times New Roman" w:hAnsi="Times New Roman"/>
+          <w:sz w:val="24"/>
+        </w:rPr>
+        <w:t>ї́сти</w:t>
+      </w:r>
+      <w:r>
+        <w:rPr>
+          <w:rFonts w:ascii="Times New Roman" w:hAnsi="Times New Roman"/>
+          <w:sz w:val="24"/>
+        </w:rPr>
+        <w:t>.</w:t>
+      </w:r>
+    </w:p>
+    <w:p>
+      <w:pPr>
+        <w:pStyle w:val="a"/>
+        <w:spacing w:after="120"/>
+      </w:pPr>
+      <w:r>
+        <w:rPr>
+          <w:rFonts w:ascii="Times New Roman" w:hAnsi="Times New Roman"/>
+          <w:sz w:val="24"/>
+        </w:rPr>
+        <w:t>Неха́й</w:t>
+      </w:r>
+      <w:r>
+        <w:rPr>
+          <w:rFonts w:ascii="Times New Roman" w:hAnsi="Times New Roman"/>
+          <w:sz w:val="24"/>
+        </w:rPr>
+        <w:t xml:space="preserve"> </w:t>
+      </w:r>
+      <w:r>
+        <w:rPr>
+          <w:rFonts w:ascii="Times New Roman" w:hAnsi="Times New Roman"/>
+          <w:sz w:val="24"/>
+        </w:rPr>
+        <w:t>пра́ведник</w:t>
+      </w:r>
+      <w:r>
+        <w:rPr>
+          <w:rFonts w:ascii="Times New Roman" w:hAnsi="Times New Roman"/>
+          <w:sz w:val="24"/>
+        </w:rPr>
+        <w:t xml:space="preserve"> </w:t>
+      </w:r>
+      <w:r>
+        <w:rPr>
+          <w:rFonts w:ascii="Times New Roman" w:hAnsi="Times New Roman"/>
+          <w:sz w:val="24"/>
+        </w:rPr>
+        <w:t>по-до́брому</w:t>
+      </w:r>
+      <w:r>
+        <w:rPr>
+          <w:rFonts w:ascii="Times New Roman" w:hAnsi="Times New Roman"/>
+          <w:sz w:val="24"/>
+        </w:rPr>
+        <w:t xml:space="preserve"> б’є мене́ й </w:t>
+      </w:r>
+      <w:r>
+        <w:rPr>
+          <w:rFonts w:ascii="Times New Roman" w:hAnsi="Times New Roman"/>
+          <w:sz w:val="24"/>
+        </w:rPr>
+        <w:t>виправля́є</w:t>
+      </w:r>
+      <w:r>
+        <w:rPr>
+          <w:rFonts w:ascii="Times New Roman" w:hAnsi="Times New Roman"/>
+          <w:sz w:val="24"/>
+        </w:rPr>
+        <w:t xml:space="preserve">,* а </w:t>
+      </w:r>
+      <w:r>
+        <w:rPr>
+          <w:rFonts w:ascii="Times New Roman" w:hAnsi="Times New Roman"/>
+          <w:sz w:val="24"/>
+        </w:rPr>
+        <w:t>олі́я</w:t>
+      </w:r>
+      <w:r>
+        <w:rPr>
+          <w:rFonts w:ascii="Times New Roman" w:hAnsi="Times New Roman"/>
+          <w:sz w:val="24"/>
+        </w:rPr>
+        <w:t xml:space="preserve"> </w:t>
+      </w:r>
+      <w:r>
+        <w:rPr>
+          <w:rFonts w:ascii="Times New Roman" w:hAnsi="Times New Roman"/>
+          <w:sz w:val="24"/>
+        </w:rPr>
+        <w:t>грі́шного</w:t>
+      </w:r>
+      <w:r>
+        <w:rPr>
+          <w:rFonts w:ascii="Times New Roman" w:hAnsi="Times New Roman"/>
+          <w:sz w:val="24"/>
+        </w:rPr>
+        <w:t xml:space="preserve"> </w:t>
+      </w:r>
+      <w:r>
+        <w:rPr>
+          <w:rFonts w:ascii="Times New Roman" w:hAnsi="Times New Roman"/>
+          <w:sz w:val="24"/>
+        </w:rPr>
+        <w:t>неха́й</w:t>
+      </w:r>
+      <w:r>
+        <w:rPr>
+          <w:rFonts w:ascii="Times New Roman" w:hAnsi="Times New Roman"/>
+          <w:sz w:val="24"/>
+        </w:rPr>
+        <w:t xml:space="preserve"> не </w:t>
+      </w:r>
+      <w:r>
+        <w:rPr>
+          <w:rFonts w:ascii="Times New Roman" w:hAnsi="Times New Roman"/>
+          <w:sz w:val="24"/>
+        </w:rPr>
+        <w:t>нама́стить</w:t>
+      </w:r>
+      <w:r>
+        <w:rPr>
+          <w:rFonts w:ascii="Times New Roman" w:hAnsi="Times New Roman"/>
+          <w:sz w:val="24"/>
+        </w:rPr>
+        <w:t xml:space="preserve"> голови́ </w:t>
+      </w:r>
+      <w:r>
+        <w:rPr>
+          <w:rFonts w:ascii="Times New Roman" w:hAnsi="Times New Roman"/>
+          <w:sz w:val="24"/>
+        </w:rPr>
+        <w:t>моє́ї</w:t>
+      </w:r>
+      <w:r>
+        <w:rPr>
+          <w:rFonts w:ascii="Times New Roman" w:hAnsi="Times New Roman"/>
+          <w:sz w:val="24"/>
+        </w:rPr>
+        <w:t>.</w:t>
+      </w:r>
+    </w:p>
+    <w:p>
+      <w:pPr>
+        <w:pStyle w:val="a"/>
+        <w:spacing w:after="120"/>
+      </w:pPr>
+      <w:r>
+        <w:rPr>
+          <w:rFonts w:ascii="Times New Roman" w:hAnsi="Times New Roman"/>
+          <w:sz w:val="24"/>
+        </w:rPr>
+        <w:t xml:space="preserve">Я все-таки́ </w:t>
+      </w:r>
+      <w:r>
+        <w:rPr>
+          <w:rFonts w:ascii="Times New Roman" w:hAnsi="Times New Roman"/>
+          <w:sz w:val="24"/>
+        </w:rPr>
+        <w:t>моли́тимусь</w:t>
+      </w:r>
+      <w:r>
+        <w:rPr>
+          <w:rFonts w:ascii="Times New Roman" w:hAnsi="Times New Roman"/>
+          <w:sz w:val="24"/>
+        </w:rPr>
+        <w:t xml:space="preserve">,* </w:t>
+      </w:r>
+      <w:r>
+        <w:rPr>
+          <w:rFonts w:ascii="Times New Roman" w:hAnsi="Times New Roman"/>
+          <w:sz w:val="24"/>
+        </w:rPr>
+        <w:t>незважа́ючи</w:t>
+      </w:r>
+      <w:r>
+        <w:rPr>
+          <w:rFonts w:ascii="Times New Roman" w:hAnsi="Times New Roman"/>
+          <w:sz w:val="24"/>
+        </w:rPr>
+        <w:t xml:space="preserve"> на </w:t>
+      </w:r>
+      <w:r>
+        <w:rPr>
+          <w:rFonts w:ascii="Times New Roman" w:hAnsi="Times New Roman"/>
+          <w:sz w:val="24"/>
+        </w:rPr>
+        <w:t>ї́хні</w:t>
+      </w:r>
+      <w:r>
+        <w:rPr>
+          <w:rFonts w:ascii="Times New Roman" w:hAnsi="Times New Roman"/>
+          <w:sz w:val="24"/>
+        </w:rPr>
+        <w:t xml:space="preserve"> злі </w:t>
+      </w:r>
+      <w:r>
+        <w:rPr>
+          <w:rFonts w:ascii="Times New Roman" w:hAnsi="Times New Roman"/>
+          <w:sz w:val="24"/>
+        </w:rPr>
+        <w:t>вчи́нки</w:t>
+      </w:r>
+      <w:r>
+        <w:rPr>
+          <w:rFonts w:ascii="Times New Roman" w:hAnsi="Times New Roman"/>
+          <w:sz w:val="24"/>
+        </w:rPr>
+        <w:t>.</w:t>
+      </w:r>
+    </w:p>
+    <w:p>
+      <w:pPr>
+        <w:pStyle w:val="a"/>
+        <w:spacing w:after="120"/>
+      </w:pPr>
+      <w:r>
+        <w:rPr>
+          <w:rFonts w:ascii="Times New Roman" w:hAnsi="Times New Roman"/>
+          <w:sz w:val="24"/>
+        </w:rPr>
+        <w:t xml:space="preserve">Якщо́ </w:t>
+      </w:r>
+      <w:r>
+        <w:rPr>
+          <w:rFonts w:ascii="Times New Roman" w:hAnsi="Times New Roman"/>
+          <w:sz w:val="24"/>
+        </w:rPr>
+        <w:t>су́ддів</w:t>
+      </w:r>
+      <w:r>
+        <w:rPr>
+          <w:rFonts w:ascii="Times New Roman" w:hAnsi="Times New Roman"/>
+          <w:sz w:val="24"/>
+        </w:rPr>
+        <w:t xml:space="preserve"> </w:t>
+      </w:r>
+      <w:r>
+        <w:rPr>
+          <w:rFonts w:ascii="Times New Roman" w:hAnsi="Times New Roman"/>
+          <w:sz w:val="24"/>
+        </w:rPr>
+        <w:t>ї́хніх</w:t>
+      </w:r>
+      <w:r>
+        <w:rPr>
+          <w:rFonts w:ascii="Times New Roman" w:hAnsi="Times New Roman"/>
+          <w:sz w:val="24"/>
+        </w:rPr>
+        <w:t xml:space="preserve"> </w:t>
+      </w:r>
+      <w:r>
+        <w:rPr>
+          <w:rFonts w:ascii="Times New Roman" w:hAnsi="Times New Roman"/>
+          <w:sz w:val="24"/>
+        </w:rPr>
+        <w:t>ски́нуть</w:t>
+      </w:r>
+      <w:r>
+        <w:rPr>
+          <w:rFonts w:ascii="Times New Roman" w:hAnsi="Times New Roman"/>
+          <w:sz w:val="24"/>
+        </w:rPr>
+        <w:t xml:space="preserve"> в </w:t>
+      </w:r>
+      <w:r>
+        <w:rPr>
+          <w:rFonts w:ascii="Times New Roman" w:hAnsi="Times New Roman"/>
+          <w:sz w:val="24"/>
+        </w:rPr>
+        <w:t>уще́лини</w:t>
+      </w:r>
+      <w:r>
+        <w:rPr>
+          <w:rFonts w:ascii="Times New Roman" w:hAnsi="Times New Roman"/>
+          <w:sz w:val="24"/>
+        </w:rPr>
+        <w:t xml:space="preserve"> </w:t>
+      </w:r>
+      <w:r>
+        <w:rPr>
+          <w:rFonts w:ascii="Times New Roman" w:hAnsi="Times New Roman"/>
+          <w:sz w:val="24"/>
+        </w:rPr>
+        <w:t>ске́лі</w:t>
+      </w:r>
+      <w:r>
+        <w:rPr>
+          <w:rFonts w:ascii="Times New Roman" w:hAnsi="Times New Roman"/>
+          <w:sz w:val="24"/>
+        </w:rPr>
+        <w:t xml:space="preserve">,* то </w:t>
+      </w:r>
+      <w:r>
+        <w:rPr>
+          <w:rFonts w:ascii="Times New Roman" w:hAnsi="Times New Roman"/>
+          <w:sz w:val="24"/>
+        </w:rPr>
+        <w:t>почу́ють</w:t>
+      </w:r>
+      <w:r>
+        <w:rPr>
+          <w:rFonts w:ascii="Times New Roman" w:hAnsi="Times New Roman"/>
+          <w:sz w:val="24"/>
+        </w:rPr>
+        <w:t xml:space="preserve">, що слова́ мої́ </w:t>
+      </w:r>
+      <w:r>
+        <w:rPr>
+          <w:rFonts w:ascii="Times New Roman" w:hAnsi="Times New Roman"/>
+          <w:sz w:val="24"/>
+        </w:rPr>
+        <w:t>лю́бі</w:t>
+      </w:r>
+      <w:r>
+        <w:rPr>
+          <w:rFonts w:ascii="Times New Roman" w:hAnsi="Times New Roman"/>
+          <w:sz w:val="24"/>
+        </w:rPr>
+        <w:t>.</w:t>
+      </w:r>
+    </w:p>
+    <w:p>
+      <w:pPr>
+        <w:pStyle w:val="a"/>
+        <w:spacing w:after="120"/>
+      </w:pPr>
+      <w:r>
+        <w:rPr>
+          <w:rFonts w:ascii="Times New Roman" w:hAnsi="Times New Roman"/>
+          <w:sz w:val="24"/>
+        </w:rPr>
+        <w:t>Немо́вби</w:t>
+      </w:r>
+      <w:r>
+        <w:rPr>
+          <w:rFonts w:ascii="Times New Roman" w:hAnsi="Times New Roman"/>
+          <w:sz w:val="24"/>
+        </w:rPr>
+        <w:t xml:space="preserve"> хтось </w:t>
+      </w:r>
+      <w:r>
+        <w:rPr>
+          <w:rFonts w:ascii="Times New Roman" w:hAnsi="Times New Roman"/>
+          <w:sz w:val="24"/>
+        </w:rPr>
+        <w:t>розби́в</w:t>
+      </w:r>
+      <w:r>
+        <w:rPr>
+          <w:rFonts w:ascii="Times New Roman" w:hAnsi="Times New Roman"/>
+          <w:sz w:val="24"/>
+        </w:rPr>
+        <w:t xml:space="preserve"> і </w:t>
+      </w:r>
+      <w:r>
+        <w:rPr>
+          <w:rFonts w:ascii="Times New Roman" w:hAnsi="Times New Roman"/>
+          <w:sz w:val="24"/>
+        </w:rPr>
+        <w:t>розри́в</w:t>
+      </w:r>
+      <w:r>
+        <w:rPr>
+          <w:rFonts w:ascii="Times New Roman" w:hAnsi="Times New Roman"/>
+          <w:sz w:val="24"/>
+        </w:rPr>
+        <w:t xml:space="preserve"> </w:t>
+      </w:r>
+      <w:r>
+        <w:rPr>
+          <w:rFonts w:ascii="Times New Roman" w:hAnsi="Times New Roman"/>
+          <w:sz w:val="24"/>
+        </w:rPr>
+        <w:t>зе́млю</w:t>
+      </w:r>
+      <w:r>
+        <w:rPr>
+          <w:rFonts w:ascii="Times New Roman" w:hAnsi="Times New Roman"/>
+          <w:sz w:val="24"/>
+        </w:rPr>
+        <w:t xml:space="preserve">,* </w:t>
+      </w:r>
+      <w:r>
+        <w:rPr>
+          <w:rFonts w:ascii="Times New Roman" w:hAnsi="Times New Roman"/>
+          <w:sz w:val="24"/>
+        </w:rPr>
+        <w:t>розки́дано</w:t>
+      </w:r>
+      <w:r>
+        <w:rPr>
+          <w:rFonts w:ascii="Times New Roman" w:hAnsi="Times New Roman"/>
+          <w:sz w:val="24"/>
+        </w:rPr>
+        <w:t xml:space="preserve"> </w:t>
+      </w:r>
+      <w:r>
+        <w:rPr>
+          <w:rFonts w:ascii="Times New Roman" w:hAnsi="Times New Roman"/>
+          <w:sz w:val="24"/>
+        </w:rPr>
+        <w:t>ї́хні</w:t>
+      </w:r>
+      <w:r>
+        <w:rPr>
+          <w:rFonts w:ascii="Times New Roman" w:hAnsi="Times New Roman"/>
+          <w:sz w:val="24"/>
+        </w:rPr>
+        <w:t xml:space="preserve"> </w:t>
+      </w:r>
+      <w:r>
+        <w:rPr>
+          <w:rFonts w:ascii="Times New Roman" w:hAnsi="Times New Roman"/>
+          <w:sz w:val="24"/>
+        </w:rPr>
+        <w:t>ко́сті</w:t>
+      </w:r>
+      <w:r>
+        <w:rPr>
+          <w:rFonts w:ascii="Times New Roman" w:hAnsi="Times New Roman"/>
+          <w:sz w:val="24"/>
+        </w:rPr>
+        <w:t xml:space="preserve"> </w:t>
+      </w:r>
+      <w:r>
+        <w:rPr>
+          <w:rFonts w:ascii="Times New Roman" w:hAnsi="Times New Roman"/>
+          <w:sz w:val="24"/>
+        </w:rPr>
+        <w:t>пе́ред</w:t>
+      </w:r>
+      <w:r>
+        <w:rPr>
+          <w:rFonts w:ascii="Times New Roman" w:hAnsi="Times New Roman"/>
+          <w:sz w:val="24"/>
+        </w:rPr>
+        <w:t xml:space="preserve"> </w:t>
+      </w:r>
+      <w:r>
+        <w:rPr>
+          <w:rFonts w:ascii="Times New Roman" w:hAnsi="Times New Roman"/>
+          <w:sz w:val="24"/>
+        </w:rPr>
+        <w:t>а́дом</w:t>
+      </w:r>
+      <w:r>
+        <w:rPr>
+          <w:rFonts w:ascii="Times New Roman" w:hAnsi="Times New Roman"/>
+          <w:sz w:val="24"/>
+        </w:rPr>
+        <w:t>.</w:t>
+      </w:r>
+    </w:p>
+    <w:p>
+      <w:pPr>
+        <w:pStyle w:val="a"/>
+        <w:spacing w:after="120"/>
+      </w:pPr>
+      <w:r>
+        <w:rPr>
+          <w:rFonts w:ascii="Times New Roman" w:hAnsi="Times New Roman"/>
+          <w:sz w:val="24"/>
+        </w:rPr>
+        <w:t xml:space="preserve">Бо до </w:t>
+      </w:r>
+      <w:r>
+        <w:rPr>
+          <w:rFonts w:ascii="Times New Roman" w:hAnsi="Times New Roman"/>
+          <w:sz w:val="24"/>
+        </w:rPr>
+        <w:t>Те́бе</w:t>
+      </w:r>
+      <w:r>
+        <w:rPr>
+          <w:rFonts w:ascii="Times New Roman" w:hAnsi="Times New Roman"/>
+          <w:sz w:val="24"/>
+        </w:rPr>
+        <w:t xml:space="preserve">, </w:t>
+      </w:r>
+      <w:r>
+        <w:rPr>
+          <w:rFonts w:ascii="Times New Roman" w:hAnsi="Times New Roman"/>
+          <w:sz w:val="24"/>
+        </w:rPr>
+        <w:t>Го́споди</w:t>
+      </w:r>
+      <w:r>
+        <w:rPr>
+          <w:rFonts w:ascii="Times New Roman" w:hAnsi="Times New Roman"/>
+          <w:sz w:val="24"/>
+        </w:rPr>
+        <w:t xml:space="preserve">, мій </w:t>
+      </w:r>
+      <w:r>
+        <w:rPr>
+          <w:rFonts w:ascii="Times New Roman" w:hAnsi="Times New Roman"/>
+          <w:sz w:val="24"/>
+        </w:rPr>
+        <w:t>Бо́же</w:t>
+      </w:r>
+      <w:r>
+        <w:rPr>
+          <w:rFonts w:ascii="Times New Roman" w:hAnsi="Times New Roman"/>
+          <w:sz w:val="24"/>
+        </w:rPr>
+        <w:t xml:space="preserve">, мої́ </w:t>
+      </w:r>
+      <w:r>
+        <w:rPr>
+          <w:rFonts w:ascii="Times New Roman" w:hAnsi="Times New Roman"/>
+          <w:sz w:val="24"/>
+        </w:rPr>
+        <w:t>о́чі</w:t>
+      </w:r>
+      <w:r>
+        <w:rPr>
+          <w:rFonts w:ascii="Times New Roman" w:hAnsi="Times New Roman"/>
+          <w:sz w:val="24"/>
+        </w:rPr>
+        <w:t xml:space="preserve">;* до </w:t>
+      </w:r>
+      <w:r>
+        <w:rPr>
+          <w:rFonts w:ascii="Times New Roman" w:hAnsi="Times New Roman"/>
+          <w:sz w:val="24"/>
+        </w:rPr>
+        <w:t>Те́бе</w:t>
+      </w:r>
+      <w:r>
+        <w:rPr>
+          <w:rFonts w:ascii="Times New Roman" w:hAnsi="Times New Roman"/>
+          <w:sz w:val="24"/>
+        </w:rPr>
+        <w:t xml:space="preserve"> </w:t>
+      </w:r>
+      <w:r>
+        <w:rPr>
+          <w:rFonts w:ascii="Times New Roman" w:hAnsi="Times New Roman"/>
+          <w:sz w:val="24"/>
+        </w:rPr>
+        <w:t>прибіга́ю</w:t>
+      </w:r>
+      <w:r>
+        <w:rPr>
+          <w:rFonts w:ascii="Times New Roman" w:hAnsi="Times New Roman"/>
+          <w:sz w:val="24"/>
+        </w:rPr>
+        <w:t xml:space="preserve">, не губи́ душі́ </w:t>
+      </w:r>
+      <w:r>
+        <w:rPr>
+          <w:rFonts w:ascii="Times New Roman" w:hAnsi="Times New Roman"/>
+          <w:sz w:val="24"/>
+        </w:rPr>
+        <w:t>моє́ї</w:t>
+      </w:r>
+      <w:r>
+        <w:rPr>
+          <w:rFonts w:ascii="Times New Roman" w:hAnsi="Times New Roman"/>
+          <w:sz w:val="24"/>
+        </w:rPr>
+        <w:t>.</w:t>
+      </w:r>
+    </w:p>
+    <w:p>
+      <w:pPr>
+        <w:pStyle w:val="a"/>
+        <w:spacing w:after="120"/>
+      </w:pPr>
+      <w:r>
+        <w:rPr>
+          <w:rFonts w:ascii="Times New Roman" w:hAnsi="Times New Roman"/>
+          <w:sz w:val="24"/>
+        </w:rPr>
+        <w:t xml:space="preserve">Збережи́ мене́ від </w:t>
+      </w:r>
+      <w:r>
+        <w:rPr>
+          <w:rFonts w:ascii="Times New Roman" w:hAnsi="Times New Roman"/>
+          <w:sz w:val="24"/>
+        </w:rPr>
+        <w:t>пе́тлі</w:t>
+      </w:r>
+      <w:r>
+        <w:rPr>
+          <w:rFonts w:ascii="Times New Roman" w:hAnsi="Times New Roman"/>
+          <w:sz w:val="24"/>
+        </w:rPr>
+        <w:t xml:space="preserve">, що її́ </w:t>
+      </w:r>
+      <w:r>
+        <w:rPr>
+          <w:rFonts w:ascii="Times New Roman" w:hAnsi="Times New Roman"/>
+          <w:sz w:val="24"/>
+        </w:rPr>
+        <w:t>наста́вили</w:t>
+      </w:r>
+      <w:r>
+        <w:rPr>
+          <w:rFonts w:ascii="Times New Roman" w:hAnsi="Times New Roman"/>
+          <w:sz w:val="24"/>
+        </w:rPr>
+        <w:t xml:space="preserve"> на </w:t>
+      </w:r>
+      <w:r>
+        <w:rPr>
+          <w:rFonts w:ascii="Times New Roman" w:hAnsi="Times New Roman"/>
+          <w:sz w:val="24"/>
+        </w:rPr>
+        <w:t>ме́не</w:t>
+      </w:r>
+      <w:r>
+        <w:rPr>
+          <w:rFonts w:ascii="Times New Roman" w:hAnsi="Times New Roman"/>
+          <w:sz w:val="24"/>
+        </w:rPr>
+        <w:t xml:space="preserve">,* і від сильця́ тих, що </w:t>
+      </w:r>
+      <w:r>
+        <w:rPr>
+          <w:rFonts w:ascii="Times New Roman" w:hAnsi="Times New Roman"/>
+          <w:sz w:val="24"/>
+        </w:rPr>
+        <w:t>тво́рять</w:t>
+      </w:r>
+      <w:r>
+        <w:rPr>
+          <w:rFonts w:ascii="Times New Roman" w:hAnsi="Times New Roman"/>
+          <w:sz w:val="24"/>
+        </w:rPr>
+        <w:t xml:space="preserve"> </w:t>
+      </w:r>
+      <w:r>
+        <w:rPr>
+          <w:rFonts w:ascii="Times New Roman" w:hAnsi="Times New Roman"/>
+          <w:sz w:val="24"/>
+        </w:rPr>
+        <w:t>беззако́ння</w:t>
+      </w:r>
+      <w:r>
+        <w:rPr>
+          <w:rFonts w:ascii="Times New Roman" w:hAnsi="Times New Roman"/>
+          <w:sz w:val="24"/>
+        </w:rPr>
+        <w:t>.</w:t>
+      </w:r>
+    </w:p>
+    <w:p>
+      <w:pPr>
+        <w:pStyle w:val="a"/>
+        <w:spacing w:after="120"/>
+      </w:pPr>
+      <w:r>
+        <w:rPr>
+          <w:rFonts w:ascii="Times New Roman" w:hAnsi="Times New Roman"/>
+          <w:sz w:val="24"/>
+        </w:rPr>
+        <w:t>Неха́й</w:t>
+      </w:r>
+      <w:r>
+        <w:rPr>
+          <w:rFonts w:ascii="Times New Roman" w:hAnsi="Times New Roman"/>
+          <w:sz w:val="24"/>
+        </w:rPr>
+        <w:t xml:space="preserve"> </w:t>
+      </w:r>
+      <w:r>
+        <w:rPr>
+          <w:rFonts w:ascii="Times New Roman" w:hAnsi="Times New Roman"/>
+          <w:sz w:val="24"/>
+        </w:rPr>
+        <w:t>грі́шники</w:t>
+      </w:r>
+      <w:r>
+        <w:rPr>
+          <w:rFonts w:ascii="Times New Roman" w:hAnsi="Times New Roman"/>
+          <w:sz w:val="24"/>
+        </w:rPr>
+        <w:t xml:space="preserve"> </w:t>
+      </w:r>
+      <w:r>
+        <w:rPr>
+          <w:rFonts w:ascii="Times New Roman" w:hAnsi="Times New Roman"/>
+          <w:sz w:val="24"/>
+        </w:rPr>
+        <w:t>впаду́ть</w:t>
+      </w:r>
+      <w:r>
+        <w:rPr>
+          <w:rFonts w:ascii="Times New Roman" w:hAnsi="Times New Roman"/>
+          <w:sz w:val="24"/>
+        </w:rPr>
+        <w:t xml:space="preserve"> у </w:t>
+      </w:r>
+      <w:r>
+        <w:rPr>
+          <w:rFonts w:ascii="Times New Roman" w:hAnsi="Times New Roman"/>
+          <w:sz w:val="24"/>
+        </w:rPr>
+        <w:t>вла́сні</w:t>
+      </w:r>
+      <w:r>
+        <w:rPr>
+          <w:rFonts w:ascii="Times New Roman" w:hAnsi="Times New Roman"/>
+          <w:sz w:val="24"/>
+        </w:rPr>
+        <w:t xml:space="preserve"> </w:t>
+      </w:r>
+      <w:r>
+        <w:rPr>
+          <w:rFonts w:ascii="Times New Roman" w:hAnsi="Times New Roman"/>
+          <w:sz w:val="24"/>
+        </w:rPr>
+        <w:t>сі́ті</w:t>
+      </w:r>
+      <w:r>
+        <w:rPr>
+          <w:rFonts w:ascii="Times New Roman" w:hAnsi="Times New Roman"/>
+          <w:sz w:val="24"/>
+        </w:rPr>
+        <w:t xml:space="preserve"> всі </w:t>
+      </w:r>
+      <w:r>
+        <w:rPr>
+          <w:rFonts w:ascii="Times New Roman" w:hAnsi="Times New Roman"/>
+          <w:sz w:val="24"/>
+        </w:rPr>
+        <w:t>ра́зом</w:t>
+      </w:r>
+      <w:r>
+        <w:rPr>
+          <w:rFonts w:ascii="Times New Roman" w:hAnsi="Times New Roman"/>
+          <w:sz w:val="24"/>
+        </w:rPr>
+        <w:t xml:space="preserve">,* а я пройду́ </w:t>
+      </w:r>
+      <w:r>
+        <w:rPr>
+          <w:rFonts w:ascii="Times New Roman" w:hAnsi="Times New Roman"/>
+          <w:sz w:val="24"/>
+        </w:rPr>
+        <w:t>безпе́чно</w:t>
+      </w:r>
+      <w:r>
+        <w:rPr>
+          <w:rFonts w:ascii="Times New Roman" w:hAnsi="Times New Roman"/>
+          <w:sz w:val="24"/>
+        </w:rPr>
+        <w:t>.</w:t>
+      </w:r>
+    </w:p>
+    <w:p>
+      <w:pPr>
+        <w:pStyle w:val="a"/>
+        <w:spacing w:after="120"/>
+      </w:pPr>
+      <w:r>
         <w:rPr>
           <w:rFonts w:ascii="Times New Roman" w:hAnsi="Times New Roman"/>
           <w:b/>
           <w:i/>
           <w:color w:val="FF0000"/>
           <w:sz w:val="24"/>
-          <w:szCs w:val="24"/>
-        </w:rPr>
-      </w:pPr>
-      <w:r>
-        <w:rPr>
-          <w:rFonts w:ascii="Times New Roman" w:hAnsi="Times New Roman"/>
-          <w:b/>
-          <w:i/>
-          <w:color w:val="FF0000"/>
-          <w:sz w:val="24"/>
-          <w:szCs w:val="24"/>
         </w:rPr>
         <w:t>Псалом 141</w:t>
       </w:r>
     </w:p>
     <w:p>
       <w:pPr>
-        <w:spacing w:after="120"/>
-        <w:jc w:val="both"/>
-        <w:rPr>
-          <w:rFonts w:ascii="Times New Roman" w:hAnsi="Times New Roman"/>
-          <w:sz w:val="24"/>
-          <w:szCs w:val="24"/>
-        </w:rPr>
-      </w:pPr>
-      <w:r>
-        <w:rPr>
-          <w:rFonts w:ascii="Times New Roman" w:hAnsi="Times New Roman"/>
-          <w:sz w:val="24"/>
-          <w:szCs w:val="24"/>
-        </w:rPr>
-        <w:t>Я голосом моїм до Господа взиваю,* я голосом моїм до Господа молюся.</w:t>
-      </w:r>
-    </w:p>
-    <w:p>
-      <w:pPr>
-        <w:spacing w:after="120"/>
-        <w:jc w:val="both"/>
-        <w:rPr>
-          <w:rFonts w:ascii="Times New Roman" w:hAnsi="Times New Roman"/>
-          <w:sz w:val="24"/>
-          <w:szCs w:val="24"/>
-        </w:rPr>
-      </w:pPr>
-      <w:r>
-        <w:rPr>
-          <w:rFonts w:ascii="Times New Roman" w:hAnsi="Times New Roman"/>
-          <w:sz w:val="24"/>
-          <w:szCs w:val="24"/>
-        </w:rPr>
-        <w:t>Скаргу мою перед ним виливаю,* мою скруту йому я виявляю.</w:t>
-      </w:r>
-    </w:p>
-    <w:p>
-      <w:pPr>
-        <w:spacing w:after="120"/>
-        <w:jc w:val="both"/>
-        <w:rPr>
-          <w:rFonts w:ascii="Times New Roman" w:hAnsi="Times New Roman"/>
-          <w:sz w:val="24"/>
-          <w:szCs w:val="24"/>
-        </w:rPr>
-      </w:pPr>
-      <w:r>
-        <w:rPr>
-          <w:rFonts w:ascii="Times New Roman" w:hAnsi="Times New Roman"/>
-          <w:sz w:val="24"/>
-          <w:szCs w:val="24"/>
-        </w:rPr>
-        <w:t>Коли тривожиться в мені дух мій, ти знаєш мою стежку.* На дорозі, де я ступаю, тайно розставили сильце на мене.</w:t>
-      </w:r>
-    </w:p>
-    <w:p>
-      <w:pPr>
-        <w:spacing w:after="120"/>
-        <w:jc w:val="both"/>
-        <w:rPr>
-          <w:rFonts w:ascii="Times New Roman" w:hAnsi="Times New Roman"/>
-          <w:sz w:val="24"/>
-          <w:szCs w:val="24"/>
-        </w:rPr>
-      </w:pPr>
-      <w:r>
-        <w:rPr>
-          <w:rFonts w:ascii="Times New Roman" w:hAnsi="Times New Roman"/>
-          <w:sz w:val="24"/>
-          <w:szCs w:val="24"/>
-        </w:rPr>
-        <w:t>Поглянь праворуч і подивися:* нема нікого, хто дбав би за мене.</w:t>
-      </w:r>
-    </w:p>
-    <w:p>
-      <w:pPr>
-        <w:spacing w:after="120"/>
-        <w:jc w:val="both"/>
-        <w:rPr>
-          <w:rFonts w:ascii="Times New Roman" w:hAnsi="Times New Roman"/>
-          <w:sz w:val="24"/>
-          <w:szCs w:val="24"/>
-        </w:rPr>
-      </w:pPr>
-      <w:r>
-        <w:rPr>
-          <w:rFonts w:ascii="Times New Roman" w:hAnsi="Times New Roman"/>
-          <w:sz w:val="24"/>
-          <w:szCs w:val="24"/>
-        </w:rPr>
-        <w:t>Нема куди мені втікати,* нема нікого, хто піклувався би мною.</w:t>
-      </w:r>
-    </w:p>
-    <w:p>
-      <w:pPr>
-        <w:spacing w:after="120"/>
-        <w:jc w:val="both"/>
-        <w:rPr>
-          <w:rFonts w:ascii="Times New Roman" w:hAnsi="Times New Roman"/>
-          <w:sz w:val="24"/>
-          <w:szCs w:val="24"/>
-        </w:rPr>
-      </w:pPr>
-      <w:r>
-        <w:rPr>
-          <w:rFonts w:ascii="Times New Roman" w:eastAsia="Gungsuh" w:hAnsi="Times New Roman"/>
-          <w:sz w:val="24"/>
-          <w:szCs w:val="24"/>
-        </w:rPr>
-        <w:t>До тебе, Господи, взиваю й кажу:* Ти моє прибіжище, в землі живих ти − моя доля!</w:t>
-      </w:r>
-    </w:p>
-    <w:p>
-      <w:pPr>
-        <w:spacing w:after="120"/>
-        <w:jc w:val="both"/>
-        <w:rPr>
-          <w:rFonts w:ascii="Times New Roman" w:hAnsi="Times New Roman"/>
-          <w:sz w:val="24"/>
-          <w:szCs w:val="24"/>
-        </w:rPr>
-      </w:pPr>
-      <w:r>
-        <w:rPr>
-          <w:rFonts w:ascii="Times New Roman" w:hAnsi="Times New Roman"/>
-          <w:sz w:val="24"/>
-          <w:szCs w:val="24"/>
-        </w:rPr>
-        <w:t>Зверни увагу на моє благання,* бо я вельми нещасний.</w:t>
-      </w:r>
-    </w:p>
-    <w:p>
-      <w:pPr>
-        <w:spacing w:after="120"/>
-        <w:jc w:val="both"/>
-        <w:rPr>
-          <w:rFonts w:ascii="Times New Roman" w:hAnsi="Times New Roman"/>
-          <w:sz w:val="24"/>
-          <w:szCs w:val="24"/>
-        </w:rPr>
-      </w:pPr>
-      <w:r>
-        <w:rPr>
-          <w:rFonts w:ascii="Times New Roman" w:hAnsi="Times New Roman"/>
-          <w:sz w:val="24"/>
-          <w:szCs w:val="24"/>
-        </w:rPr>
-        <w:t>Спаси мене від гонителів моїх,* бо вони сильніші від мене.</w:t>
+        <w:pStyle w:val="a"/>
+        <w:spacing w:after="120"/>
+      </w:pPr>
+      <w:r>
+        <w:rPr>
+          <w:rFonts w:ascii="Times New Roman" w:hAnsi="Times New Roman"/>
+          <w:sz w:val="24"/>
+        </w:rPr>
+        <w:t xml:space="preserve">Я </w:t>
+      </w:r>
+      <w:r>
+        <w:rPr>
+          <w:rFonts w:ascii="Times New Roman" w:hAnsi="Times New Roman"/>
+          <w:sz w:val="24"/>
+        </w:rPr>
+        <w:t>го́лосом</w:t>
+      </w:r>
+      <w:r>
+        <w:rPr>
+          <w:rFonts w:ascii="Times New Roman" w:hAnsi="Times New Roman"/>
+          <w:sz w:val="24"/>
+        </w:rPr>
+        <w:t xml:space="preserve"> </w:t>
+      </w:r>
+      <w:r>
+        <w:rPr>
+          <w:rFonts w:ascii="Times New Roman" w:hAnsi="Times New Roman"/>
+          <w:sz w:val="24"/>
+        </w:rPr>
+        <w:t>мої́м</w:t>
+      </w:r>
+      <w:r>
+        <w:rPr>
+          <w:rFonts w:ascii="Times New Roman" w:hAnsi="Times New Roman"/>
+          <w:sz w:val="24"/>
+        </w:rPr>
+        <w:t xml:space="preserve"> до </w:t>
+      </w:r>
+      <w:r>
+        <w:rPr>
+          <w:rFonts w:ascii="Times New Roman" w:hAnsi="Times New Roman"/>
+          <w:sz w:val="24"/>
+        </w:rPr>
+        <w:t>Го́спода</w:t>
+      </w:r>
+      <w:r>
+        <w:rPr>
+          <w:rFonts w:ascii="Times New Roman" w:hAnsi="Times New Roman"/>
+          <w:sz w:val="24"/>
+        </w:rPr>
+        <w:t xml:space="preserve"> </w:t>
+      </w:r>
+      <w:r>
+        <w:rPr>
+          <w:rFonts w:ascii="Times New Roman" w:hAnsi="Times New Roman"/>
+          <w:sz w:val="24"/>
+        </w:rPr>
+        <w:t>взива́ю</w:t>
+      </w:r>
+      <w:r>
+        <w:rPr>
+          <w:rFonts w:ascii="Times New Roman" w:hAnsi="Times New Roman"/>
+          <w:sz w:val="24"/>
+        </w:rPr>
+        <w:t xml:space="preserve">,* я </w:t>
+      </w:r>
+      <w:r>
+        <w:rPr>
+          <w:rFonts w:ascii="Times New Roman" w:hAnsi="Times New Roman"/>
+          <w:sz w:val="24"/>
+        </w:rPr>
+        <w:t>го́лосом</w:t>
+      </w:r>
+      <w:r>
+        <w:rPr>
+          <w:rFonts w:ascii="Times New Roman" w:hAnsi="Times New Roman"/>
+          <w:sz w:val="24"/>
+        </w:rPr>
+        <w:t xml:space="preserve"> </w:t>
+      </w:r>
+      <w:r>
+        <w:rPr>
+          <w:rFonts w:ascii="Times New Roman" w:hAnsi="Times New Roman"/>
+          <w:sz w:val="24"/>
+        </w:rPr>
+        <w:t>мої́м</w:t>
+      </w:r>
+      <w:r>
+        <w:rPr>
+          <w:rFonts w:ascii="Times New Roman" w:hAnsi="Times New Roman"/>
+          <w:sz w:val="24"/>
+        </w:rPr>
+        <w:t xml:space="preserve"> до </w:t>
+      </w:r>
+      <w:r>
+        <w:rPr>
+          <w:rFonts w:ascii="Times New Roman" w:hAnsi="Times New Roman"/>
+          <w:sz w:val="24"/>
+        </w:rPr>
+        <w:t>Го́спода</w:t>
+      </w:r>
+      <w:r>
+        <w:rPr>
+          <w:rFonts w:ascii="Times New Roman" w:hAnsi="Times New Roman"/>
+          <w:sz w:val="24"/>
+        </w:rPr>
+        <w:t xml:space="preserve"> </w:t>
+      </w:r>
+      <w:r>
+        <w:rPr>
+          <w:rFonts w:ascii="Times New Roman" w:hAnsi="Times New Roman"/>
+          <w:sz w:val="24"/>
+        </w:rPr>
+        <w:t>молю́ся</w:t>
+      </w:r>
+      <w:r>
+        <w:rPr>
+          <w:rFonts w:ascii="Times New Roman" w:hAnsi="Times New Roman"/>
+          <w:sz w:val="24"/>
+        </w:rPr>
+        <w:t>.</w:t>
+      </w:r>
+    </w:p>
+    <w:p>
+      <w:pPr>
+        <w:pStyle w:val="a"/>
+        <w:spacing w:after="120"/>
+      </w:pPr>
+      <w:r>
+        <w:rPr>
+          <w:rFonts w:ascii="Times New Roman" w:hAnsi="Times New Roman"/>
+          <w:sz w:val="24"/>
+        </w:rPr>
+        <w:t>Ска́ргу</w:t>
+      </w:r>
+      <w:r>
+        <w:rPr>
+          <w:rFonts w:ascii="Times New Roman" w:hAnsi="Times New Roman"/>
+          <w:sz w:val="24"/>
+        </w:rPr>
+        <w:t xml:space="preserve"> мою́ </w:t>
+      </w:r>
+      <w:r>
+        <w:rPr>
+          <w:rFonts w:ascii="Times New Roman" w:hAnsi="Times New Roman"/>
+          <w:sz w:val="24"/>
+        </w:rPr>
+        <w:t>пе́ред</w:t>
+      </w:r>
+      <w:r>
+        <w:rPr>
+          <w:rFonts w:ascii="Times New Roman" w:hAnsi="Times New Roman"/>
+          <w:sz w:val="24"/>
+        </w:rPr>
+        <w:t xml:space="preserve"> Ним </w:t>
+      </w:r>
+      <w:r>
+        <w:rPr>
+          <w:rFonts w:ascii="Times New Roman" w:hAnsi="Times New Roman"/>
+          <w:sz w:val="24"/>
+        </w:rPr>
+        <w:t>вилива́ю</w:t>
+      </w:r>
+      <w:r>
+        <w:rPr>
+          <w:rFonts w:ascii="Times New Roman" w:hAnsi="Times New Roman"/>
+          <w:sz w:val="24"/>
+        </w:rPr>
+        <w:t xml:space="preserve">,* мою́ </w:t>
+      </w:r>
+      <w:r>
+        <w:rPr>
+          <w:rFonts w:ascii="Times New Roman" w:hAnsi="Times New Roman"/>
+          <w:sz w:val="24"/>
+        </w:rPr>
+        <w:t>скру́ту</w:t>
+      </w:r>
+      <w:r>
+        <w:rPr>
+          <w:rFonts w:ascii="Times New Roman" w:hAnsi="Times New Roman"/>
+          <w:sz w:val="24"/>
+        </w:rPr>
+        <w:t xml:space="preserve"> Йому́ я </w:t>
+      </w:r>
+      <w:r>
+        <w:rPr>
+          <w:rFonts w:ascii="Times New Roman" w:hAnsi="Times New Roman"/>
+          <w:sz w:val="24"/>
+        </w:rPr>
+        <w:t>виявля́ю</w:t>
+      </w:r>
+      <w:r>
+        <w:rPr>
+          <w:rFonts w:ascii="Times New Roman" w:hAnsi="Times New Roman"/>
+          <w:sz w:val="24"/>
+        </w:rPr>
+        <w:t>.</w:t>
+      </w:r>
+    </w:p>
+    <w:p>
+      <w:pPr>
+        <w:pStyle w:val="a"/>
+        <w:spacing w:after="120"/>
+      </w:pPr>
+      <w:r>
+        <w:rPr>
+          <w:rFonts w:ascii="Times New Roman" w:hAnsi="Times New Roman"/>
+          <w:sz w:val="24"/>
+        </w:rPr>
+        <w:t xml:space="preserve">Коли́ </w:t>
+      </w:r>
+      <w:r>
+        <w:rPr>
+          <w:rFonts w:ascii="Times New Roman" w:hAnsi="Times New Roman"/>
+          <w:sz w:val="24"/>
+        </w:rPr>
+        <w:t>триво́житься</w:t>
+      </w:r>
+      <w:r>
+        <w:rPr>
+          <w:rFonts w:ascii="Times New Roman" w:hAnsi="Times New Roman"/>
+          <w:sz w:val="24"/>
+        </w:rPr>
+        <w:t xml:space="preserve"> в мені́ дух мій, Ти </w:t>
+      </w:r>
+      <w:r>
+        <w:rPr>
+          <w:rFonts w:ascii="Times New Roman" w:hAnsi="Times New Roman"/>
+          <w:sz w:val="24"/>
+        </w:rPr>
+        <w:t>знає́ш</w:t>
+      </w:r>
+      <w:r>
+        <w:rPr>
+          <w:rFonts w:ascii="Times New Roman" w:hAnsi="Times New Roman"/>
+          <w:sz w:val="24"/>
+        </w:rPr>
+        <w:t xml:space="preserve"> мою́ сте́жку.* На </w:t>
+      </w:r>
+      <w:r>
+        <w:rPr>
+          <w:rFonts w:ascii="Times New Roman" w:hAnsi="Times New Roman"/>
+          <w:sz w:val="24"/>
+        </w:rPr>
+        <w:t>доро́зі</w:t>
+      </w:r>
+      <w:r>
+        <w:rPr>
+          <w:rFonts w:ascii="Times New Roman" w:hAnsi="Times New Roman"/>
+          <w:sz w:val="24"/>
+        </w:rPr>
+        <w:t xml:space="preserve">, де я </w:t>
+      </w:r>
+      <w:r>
+        <w:rPr>
+          <w:rFonts w:ascii="Times New Roman" w:hAnsi="Times New Roman"/>
+          <w:sz w:val="24"/>
+        </w:rPr>
+        <w:t>ступа́ю</w:t>
+      </w:r>
+      <w:r>
+        <w:rPr>
+          <w:rFonts w:ascii="Times New Roman" w:hAnsi="Times New Roman"/>
+          <w:sz w:val="24"/>
+        </w:rPr>
+        <w:t xml:space="preserve">, </w:t>
+      </w:r>
+      <w:r>
+        <w:rPr>
+          <w:rFonts w:ascii="Times New Roman" w:hAnsi="Times New Roman"/>
+          <w:sz w:val="24"/>
+        </w:rPr>
+        <w:t>та́йно</w:t>
+      </w:r>
+      <w:r>
+        <w:rPr>
+          <w:rFonts w:ascii="Times New Roman" w:hAnsi="Times New Roman"/>
+          <w:sz w:val="24"/>
+        </w:rPr>
+        <w:t xml:space="preserve"> </w:t>
+      </w:r>
+      <w:r>
+        <w:rPr>
+          <w:rFonts w:ascii="Times New Roman" w:hAnsi="Times New Roman"/>
+          <w:sz w:val="24"/>
+        </w:rPr>
+        <w:t>розста́вили</w:t>
+      </w:r>
+      <w:r>
+        <w:rPr>
+          <w:rFonts w:ascii="Times New Roman" w:hAnsi="Times New Roman"/>
+          <w:sz w:val="24"/>
+        </w:rPr>
+        <w:t xml:space="preserve"> сильце́ на </w:t>
+      </w:r>
+      <w:r>
+        <w:rPr>
+          <w:rFonts w:ascii="Times New Roman" w:hAnsi="Times New Roman"/>
+          <w:sz w:val="24"/>
+        </w:rPr>
+        <w:t>ме́не</w:t>
+      </w:r>
+      <w:r>
+        <w:rPr>
+          <w:rFonts w:ascii="Times New Roman" w:hAnsi="Times New Roman"/>
+          <w:sz w:val="24"/>
+        </w:rPr>
+        <w:t>.</w:t>
+      </w:r>
+    </w:p>
+    <w:p>
+      <w:pPr>
+        <w:pStyle w:val="a"/>
+        <w:spacing w:after="120"/>
+      </w:pPr>
+      <w:r>
+        <w:rPr>
+          <w:rFonts w:ascii="Times New Roman" w:hAnsi="Times New Roman"/>
+          <w:sz w:val="24"/>
+        </w:rPr>
+        <w:t>Погля́нь</w:t>
+      </w:r>
+      <w:r>
+        <w:rPr>
+          <w:rFonts w:ascii="Times New Roman" w:hAnsi="Times New Roman"/>
+          <w:sz w:val="24"/>
+        </w:rPr>
+        <w:t xml:space="preserve"> </w:t>
+      </w:r>
+      <w:r>
+        <w:rPr>
+          <w:rFonts w:ascii="Times New Roman" w:hAnsi="Times New Roman"/>
+          <w:sz w:val="24"/>
+        </w:rPr>
+        <w:t>право́руч</w:t>
+      </w:r>
+      <w:r>
+        <w:rPr>
+          <w:rFonts w:ascii="Times New Roman" w:hAnsi="Times New Roman"/>
+          <w:sz w:val="24"/>
+        </w:rPr>
+        <w:t xml:space="preserve"> і </w:t>
+      </w:r>
+      <w:r>
+        <w:rPr>
+          <w:rFonts w:ascii="Times New Roman" w:hAnsi="Times New Roman"/>
+          <w:sz w:val="24"/>
+        </w:rPr>
+        <w:t>подиви́ся</w:t>
+      </w:r>
+      <w:r>
+        <w:rPr>
+          <w:rFonts w:ascii="Times New Roman" w:hAnsi="Times New Roman"/>
+          <w:sz w:val="24"/>
+        </w:rPr>
+        <w:t xml:space="preserve">:* нема́ </w:t>
+      </w:r>
+      <w:r>
+        <w:rPr>
+          <w:rFonts w:ascii="Times New Roman" w:hAnsi="Times New Roman"/>
+          <w:sz w:val="24"/>
+        </w:rPr>
+        <w:t>ніко́го</w:t>
+      </w:r>
+      <w:r>
+        <w:rPr>
+          <w:rFonts w:ascii="Times New Roman" w:hAnsi="Times New Roman"/>
+          <w:sz w:val="24"/>
+        </w:rPr>
+        <w:t xml:space="preserve">, хто дбав би за </w:t>
+      </w:r>
+      <w:r>
+        <w:rPr>
+          <w:rFonts w:ascii="Times New Roman" w:hAnsi="Times New Roman"/>
+          <w:sz w:val="24"/>
+        </w:rPr>
+        <w:t>ме́не</w:t>
+      </w:r>
+      <w:r>
+        <w:rPr>
+          <w:rFonts w:ascii="Times New Roman" w:hAnsi="Times New Roman"/>
+          <w:sz w:val="24"/>
+        </w:rPr>
+        <w:t>.</w:t>
+      </w:r>
+    </w:p>
+    <w:p>
+      <w:pPr>
+        <w:pStyle w:val="a"/>
+        <w:spacing w:after="120"/>
+      </w:pPr>
+      <w:r>
+        <w:rPr>
+          <w:rFonts w:ascii="Times New Roman" w:hAnsi="Times New Roman"/>
+          <w:sz w:val="24"/>
+        </w:rPr>
+        <w:t xml:space="preserve">Нема́ куди́ мені́ </w:t>
+      </w:r>
+      <w:r>
+        <w:rPr>
+          <w:rFonts w:ascii="Times New Roman" w:hAnsi="Times New Roman"/>
+          <w:sz w:val="24"/>
+        </w:rPr>
+        <w:t>втіка́ти</w:t>
+      </w:r>
+      <w:r>
+        <w:rPr>
+          <w:rFonts w:ascii="Times New Roman" w:hAnsi="Times New Roman"/>
+          <w:sz w:val="24"/>
+        </w:rPr>
+        <w:t xml:space="preserve">,* нема́ </w:t>
+      </w:r>
+      <w:r>
+        <w:rPr>
+          <w:rFonts w:ascii="Times New Roman" w:hAnsi="Times New Roman"/>
+          <w:sz w:val="24"/>
+        </w:rPr>
+        <w:t>ніко́го</w:t>
+      </w:r>
+      <w:r>
+        <w:rPr>
+          <w:rFonts w:ascii="Times New Roman" w:hAnsi="Times New Roman"/>
+          <w:sz w:val="24"/>
+        </w:rPr>
+        <w:t xml:space="preserve">, хто </w:t>
+      </w:r>
+      <w:r>
+        <w:rPr>
+          <w:rFonts w:ascii="Times New Roman" w:hAnsi="Times New Roman"/>
+          <w:sz w:val="24"/>
+        </w:rPr>
+        <w:t>піклува́вся</w:t>
+      </w:r>
+      <w:r>
+        <w:rPr>
+          <w:rFonts w:ascii="Times New Roman" w:hAnsi="Times New Roman"/>
+          <w:sz w:val="24"/>
+        </w:rPr>
+        <w:t xml:space="preserve"> би </w:t>
+      </w:r>
+      <w:r>
+        <w:rPr>
+          <w:rFonts w:ascii="Times New Roman" w:hAnsi="Times New Roman"/>
+          <w:sz w:val="24"/>
+        </w:rPr>
+        <w:t>мно́ю</w:t>
+      </w:r>
+      <w:r>
+        <w:rPr>
+          <w:rFonts w:ascii="Times New Roman" w:hAnsi="Times New Roman"/>
+          <w:sz w:val="24"/>
+        </w:rPr>
+        <w:t>.</w:t>
+      </w:r>
+    </w:p>
+    <w:p>
+      <w:pPr>
+        <w:pStyle w:val="a"/>
+        <w:spacing w:after="120"/>
+      </w:pPr>
+      <w:r>
+        <w:rPr>
+          <w:rFonts w:ascii="Times New Roman" w:hAnsi="Times New Roman"/>
+          <w:sz w:val="24"/>
+        </w:rPr>
+        <w:t xml:space="preserve">До </w:t>
+      </w:r>
+      <w:r>
+        <w:rPr>
+          <w:rFonts w:ascii="Times New Roman" w:hAnsi="Times New Roman"/>
+          <w:sz w:val="24"/>
+        </w:rPr>
+        <w:t>Те́бе</w:t>
+      </w:r>
+      <w:r>
+        <w:rPr>
+          <w:rFonts w:ascii="Times New Roman" w:hAnsi="Times New Roman"/>
+          <w:sz w:val="24"/>
+        </w:rPr>
+        <w:t xml:space="preserve">, </w:t>
+      </w:r>
+      <w:r>
+        <w:rPr>
+          <w:rFonts w:ascii="Times New Roman" w:hAnsi="Times New Roman"/>
+          <w:sz w:val="24"/>
+        </w:rPr>
+        <w:t>Го́споди</w:t>
+      </w:r>
+      <w:r>
+        <w:rPr>
+          <w:rFonts w:ascii="Times New Roman" w:hAnsi="Times New Roman"/>
+          <w:sz w:val="24"/>
+        </w:rPr>
+        <w:t xml:space="preserve">, </w:t>
+      </w:r>
+      <w:r>
+        <w:rPr>
+          <w:rFonts w:ascii="Times New Roman" w:hAnsi="Times New Roman"/>
+          <w:sz w:val="24"/>
+        </w:rPr>
+        <w:t>взива́ю</w:t>
+      </w:r>
+      <w:r>
+        <w:rPr>
+          <w:rFonts w:ascii="Times New Roman" w:hAnsi="Times New Roman"/>
+          <w:sz w:val="24"/>
+        </w:rPr>
+        <w:t xml:space="preserve"> й кажу́:* Ти моє́ </w:t>
+      </w:r>
+      <w:r>
+        <w:rPr>
+          <w:rFonts w:ascii="Times New Roman" w:hAnsi="Times New Roman"/>
+          <w:sz w:val="24"/>
+        </w:rPr>
+        <w:t>прибі́жище</w:t>
+      </w:r>
+      <w:r>
+        <w:rPr>
+          <w:rFonts w:ascii="Times New Roman" w:hAnsi="Times New Roman"/>
+          <w:sz w:val="24"/>
+        </w:rPr>
+        <w:t xml:space="preserve">, в землі́ </w:t>
+      </w:r>
+      <w:r>
+        <w:rPr>
+          <w:rFonts w:ascii="Times New Roman" w:hAnsi="Times New Roman"/>
+          <w:sz w:val="24"/>
+        </w:rPr>
+        <w:t>живи́х</w:t>
+      </w:r>
+      <w:r>
+        <w:rPr>
+          <w:rFonts w:ascii="Times New Roman" w:hAnsi="Times New Roman"/>
+          <w:sz w:val="24"/>
+        </w:rPr>
+        <w:t xml:space="preserve"> Ти − моя́ </w:t>
+      </w:r>
+      <w:r>
+        <w:rPr>
+          <w:rFonts w:ascii="Times New Roman" w:hAnsi="Times New Roman"/>
+          <w:sz w:val="24"/>
+        </w:rPr>
+        <w:t>до́ля</w:t>
+      </w:r>
+      <w:r>
+        <w:rPr>
+          <w:rFonts w:ascii="Times New Roman" w:hAnsi="Times New Roman"/>
+          <w:sz w:val="24"/>
+        </w:rPr>
+        <w:t>!</w:t>
+      </w:r>
+    </w:p>
+    <w:p>
+      <w:pPr>
+        <w:pStyle w:val="a"/>
+        <w:spacing w:after="120"/>
+      </w:pPr>
+      <w:r>
+        <w:rPr>
+          <w:rFonts w:ascii="Times New Roman" w:hAnsi="Times New Roman"/>
+          <w:sz w:val="24"/>
+        </w:rPr>
+        <w:t xml:space="preserve">Зверни́ </w:t>
+      </w:r>
+      <w:r>
+        <w:rPr>
+          <w:rFonts w:ascii="Times New Roman" w:hAnsi="Times New Roman"/>
+          <w:sz w:val="24"/>
+        </w:rPr>
+        <w:t>ува́гу</w:t>
+      </w:r>
+      <w:r>
+        <w:rPr>
+          <w:rFonts w:ascii="Times New Roman" w:hAnsi="Times New Roman"/>
+          <w:sz w:val="24"/>
+        </w:rPr>
+        <w:t xml:space="preserve"> на моє́ </w:t>
+      </w:r>
+      <w:r>
+        <w:rPr>
+          <w:rFonts w:ascii="Times New Roman" w:hAnsi="Times New Roman"/>
+          <w:sz w:val="24"/>
+        </w:rPr>
+        <w:t>блага́ння</w:t>
+      </w:r>
+      <w:r>
+        <w:rPr>
+          <w:rFonts w:ascii="Times New Roman" w:hAnsi="Times New Roman"/>
+          <w:sz w:val="24"/>
+        </w:rPr>
+        <w:t xml:space="preserve">,* бо я </w:t>
+      </w:r>
+      <w:r>
+        <w:rPr>
+          <w:rFonts w:ascii="Times New Roman" w:hAnsi="Times New Roman"/>
+          <w:sz w:val="24"/>
+        </w:rPr>
+        <w:t>ве́льми</w:t>
+      </w:r>
+      <w:r>
+        <w:rPr>
+          <w:rFonts w:ascii="Times New Roman" w:hAnsi="Times New Roman"/>
+          <w:sz w:val="24"/>
+        </w:rPr>
+        <w:t xml:space="preserve"> </w:t>
+      </w:r>
+      <w:r>
+        <w:rPr>
+          <w:rFonts w:ascii="Times New Roman" w:hAnsi="Times New Roman"/>
+          <w:sz w:val="24"/>
+        </w:rPr>
+        <w:t>неща́сний</w:t>
+      </w:r>
+      <w:r>
+        <w:rPr>
+          <w:rFonts w:ascii="Times New Roman" w:hAnsi="Times New Roman"/>
+          <w:sz w:val="24"/>
+        </w:rPr>
+        <w:t>.</w:t>
+      </w:r>
+    </w:p>
+    <w:p>
+      <w:pPr>
+        <w:pStyle w:val="a"/>
+        <w:spacing w:after="120"/>
+      </w:pPr>
+      <w:r>
+        <w:rPr>
+          <w:rFonts w:ascii="Times New Roman" w:hAnsi="Times New Roman"/>
+          <w:sz w:val="24"/>
+        </w:rPr>
+        <w:t xml:space="preserve">Спаси́ мене́ від </w:t>
+      </w:r>
+      <w:r>
+        <w:rPr>
+          <w:rFonts w:ascii="Times New Roman" w:hAnsi="Times New Roman"/>
+          <w:sz w:val="24"/>
+        </w:rPr>
+        <w:t>гони́телів</w:t>
+      </w:r>
+      <w:r>
+        <w:rPr>
+          <w:rFonts w:ascii="Times New Roman" w:hAnsi="Times New Roman"/>
+          <w:sz w:val="24"/>
+        </w:rPr>
+        <w:t xml:space="preserve"> </w:t>
+      </w:r>
+      <w:r>
+        <w:rPr>
+          <w:rFonts w:ascii="Times New Roman" w:hAnsi="Times New Roman"/>
+          <w:sz w:val="24"/>
+        </w:rPr>
+        <w:t>мої́х</w:t>
+      </w:r>
+      <w:r>
+        <w:rPr>
+          <w:rFonts w:ascii="Times New Roman" w:hAnsi="Times New Roman"/>
+          <w:sz w:val="24"/>
+        </w:rPr>
+        <w:t xml:space="preserve">,* бо вони́ </w:t>
+      </w:r>
+      <w:r>
+        <w:rPr>
+          <w:rFonts w:ascii="Times New Roman" w:hAnsi="Times New Roman"/>
+          <w:sz w:val="24"/>
+        </w:rPr>
+        <w:t>сильні́ші</w:t>
+      </w:r>
+      <w:r>
+        <w:rPr>
+          <w:rFonts w:ascii="Times New Roman" w:hAnsi="Times New Roman"/>
+          <w:sz w:val="24"/>
+        </w:rPr>
+        <w:t xml:space="preserve"> від </w:t>
+      </w:r>
+      <w:r>
+        <w:rPr>
+          <w:rFonts w:ascii="Times New Roman" w:hAnsi="Times New Roman"/>
+          <w:sz w:val="24"/>
+        </w:rPr>
+        <w:t>ме́не</w:t>
+      </w:r>
+      <w:r>
+        <w:rPr>
+          <w:rFonts w:ascii="Times New Roman" w:hAnsi="Times New Roman"/>
+          <w:sz w:val="24"/>
+        </w:rPr>
+        <w:t>.</w:t>
       </w:r>
     </w:p>
     <w:p>
@@ -7212,7 +9379,7 @@
           <w:sz w:val="24"/>
           <w:szCs w:val="24"/>
         </w:rPr>
-        <w:t>(г. 2, подібний: Якими похвальними):</w:t>
+        <w:t>(г. 2, подібний: Якими похвальними):</w:t>
       </w:r>
       <w:r>
         <w:rPr>
@@ -7796,7 +9963,7 @@
           <w:sz w:val="24"/>
           <w:szCs w:val="24"/>
         </w:rPr>
-        <w:t>(г. 2, подібний: Якими похвальними):</w:t>
+        <w:t>(г. 2, подібний: Якими похвальними):</w:t>
       </w:r>
       <w:r>
         <w:rPr>
@@ -8109,7 +10276,7 @@
           <w:sz w:val="24"/>
           <w:szCs w:val="24"/>
         </w:rPr>
-        <w:t>(г. 6):</w:t>
+        <w:t>(г. 6):</w:t>
       </w:r>
       <w:r>
         <w:rPr>
@@ -8155,7 +10322,7 @@
           <w:sz w:val="24"/>
           <w:szCs w:val="24"/>
         </w:rPr>
-        <w:t>(г. 5):</w:t>
+        <w:t>(г. 5):</w:t>
       </w:r>
       <w:r>
         <w:rPr>
@@ -8806,73 +10973,175 @@
     </w:p>
     <w:p>
       <w:pPr>
-        <w:spacing w:after="120"/>
-        <w:jc w:val="center"/>
-        <w:rPr>
-          <w:rFonts w:ascii="Times New Roman" w:hAnsi="Times New Roman"/>
-          <w:color w:val="FF0000"/>
-        </w:rPr>
-      </w:pPr>
-      <w:r>
-        <w:rPr>
-          <w:rFonts w:ascii="Times New Roman" w:hAnsi="Times New Roman"/>
-          <w:i/>
-          <w:color w:val="FF0000"/>
-          <w:sz w:val="24"/>
-          <w:szCs w:val="24"/>
-        </w:rPr>
-        <w:t>Псалом 120  (г. 6):</w:t>
-      </w:r>
-    </w:p>
-    <w:p>
-      <w:pPr>
-        <w:spacing w:after="120"/>
-        <w:jc w:val="both"/>
+        <w:pStyle w:val="a"/>
+        <w:spacing w:after="120"/>
+      </w:pPr>
+      <w:r>
+        <w:rPr>
+          <w:rFonts w:ascii="Times New Roman" w:hAnsi="Times New Roman"/>
+          <w:i/>
+          <w:color w:val="FF0000"/>
+          <w:sz w:val="24"/>
+        </w:rPr>
+        <w:t xml:space="preserve">(г. 6): </w:t>
+      </w:r>
+      <w:r>
         <w:rPr>
           <w:rFonts w:ascii="Times New Roman" w:hAnsi="Times New Roman"/>
           <w:b/>
           <w:sz w:val="24"/>
-          <w:szCs w:val="24"/>
-        </w:rPr>
-      </w:pPr>
+        </w:rPr>
+        <w:t>Допомо́га</w:t>
+      </w:r>
       <w:r>
         <w:rPr>
           <w:rFonts w:ascii="Times New Roman" w:hAnsi="Times New Roman"/>
           <w:b/>
           <w:sz w:val="24"/>
-          <w:szCs w:val="24"/>
-        </w:rPr>
-        <w:t>Допомога моя від Господа,* що створив небо і землю.</w:t>
-      </w:r>
-    </w:p>
-    <w:p>
-      <w:pPr>
-        <w:spacing w:after="120"/>
-        <w:jc w:val="both"/>
-        <w:rPr>
-          <w:rFonts w:ascii="Times New Roman" w:hAnsi="Times New Roman"/>
-          <w:i/>
-          <w:sz w:val="24"/>
-          <w:szCs w:val="24"/>
+        </w:rPr>
+        <w:t xml:space="preserve"> моя́ від </w:t>
+      </w:r>
+      <w:r>
+        <w:rPr>
+          <w:rFonts w:ascii="Times New Roman" w:hAnsi="Times New Roman"/>
+          <w:b/>
+          <w:sz w:val="24"/>
+        </w:rPr>
+        <w:t>Го́спода</w:t>
+      </w:r>
+      <w:r>
+        <w:rPr>
+          <w:rFonts w:ascii="Times New Roman" w:hAnsi="Times New Roman"/>
+          <w:b/>
+          <w:sz w:val="24"/>
+        </w:rPr>
+        <w:t xml:space="preserve">* що </w:t>
+      </w:r>
+      <w:r>
+        <w:rPr>
+          <w:rFonts w:ascii="Times New Roman" w:hAnsi="Times New Roman"/>
+          <w:b/>
+          <w:sz w:val="24"/>
+        </w:rPr>
+        <w:t>сотвори́в</w:t>
+      </w:r>
+      <w:r>
+        <w:rPr>
+          <w:rFonts w:ascii="Times New Roman" w:hAnsi="Times New Roman"/>
+          <w:b/>
+          <w:sz w:val="24"/>
+        </w:rPr>
+        <w:t xml:space="preserve"> </w:t>
+      </w:r>
+      <w:r>
+        <w:rPr>
+          <w:rFonts w:ascii="Times New Roman" w:hAnsi="Times New Roman"/>
+          <w:b/>
+          <w:sz w:val="24"/>
+        </w:rPr>
+        <w:t>не́бо</w:t>
+      </w:r>
+      <w:r>
+        <w:rPr>
+          <w:rFonts w:ascii="Times New Roman" w:hAnsi="Times New Roman"/>
+          <w:b/>
+          <w:sz w:val="24"/>
+        </w:rPr>
+        <w:t xml:space="preserve"> і </w:t>
+      </w:r>
+      <w:r>
+        <w:rPr>
+          <w:rFonts w:ascii="Times New Roman" w:hAnsi="Times New Roman"/>
+          <w:b/>
+          <w:sz w:val="24"/>
+        </w:rPr>
+        <w:t>зе́млю</w:t>
+      </w:r>
+      <w:r>
+        <w:rPr>
+          <w:rFonts w:ascii="Times New Roman" w:hAnsi="Times New Roman"/>
+          <w:i/>
+          <w:color w:val="FF0000"/>
+          <w:sz w:val="24"/>
+        </w:rPr>
+        <w:t xml:space="preserve"> (Пс. 120,2).</w:t>
+      </w:r>
+    </w:p>
+    <w:p>
+      <w:pPr>
+        <w:pStyle w:val="a"/>
+        <w:spacing w:after="120"/>
+      </w:pPr>
+      <w:r>
+        <w:rPr>
+          <w:rFonts w:ascii="Times New Roman" w:hAnsi="Times New Roman"/>
+          <w:i/>
+          <w:color w:val="FF0000"/>
+          <w:sz w:val="24"/>
+        </w:rPr>
+        <w:t xml:space="preserve">Стих: </w:t>
+      </w:r>
+      <w:r>
+        <w:rPr>
+          <w:rFonts w:ascii="Times New Roman" w:hAnsi="Times New Roman"/>
+          <w:sz w:val="24"/>
           <w:u w:val="single"/>
         </w:rPr>
-      </w:pPr>
-      <w:r>
-        <w:rPr>
-          <w:rFonts w:ascii="Times New Roman" w:hAnsi="Times New Roman"/>
-          <w:i/>
-          <w:color w:val="FF0000"/>
-          <w:sz w:val="24"/>
-          <w:szCs w:val="24"/>
-        </w:rPr>
-        <w:t>Стих:</w:t>
-      </w:r>
-      <w:r>
-        <w:rPr>
-          <w:rFonts w:ascii="Times New Roman" w:hAnsi="Times New Roman"/>
-          <w:i/>
-          <w:sz w:val="24"/>
-          <w:szCs w:val="24"/>
+        <w:t>О́чі</w:t>
+      </w:r>
+      <w:r>
+        <w:rPr>
+          <w:rFonts w:ascii="Times New Roman" w:hAnsi="Times New Roman"/>
+          <w:sz w:val="24"/>
+          <w:u w:val="single"/>
+        </w:rPr>
+        <w:t xml:space="preserve"> мої́ </w:t>
+      </w:r>
+      <w:r>
+        <w:rPr>
+          <w:rFonts w:ascii="Times New Roman" w:hAnsi="Times New Roman"/>
+          <w:sz w:val="24"/>
+          <w:u w:val="single"/>
+        </w:rPr>
+        <w:t>підво́джу</w:t>
+      </w:r>
+      <w:r>
+        <w:rPr>
+          <w:rFonts w:ascii="Times New Roman" w:hAnsi="Times New Roman"/>
+          <w:sz w:val="24"/>
+          <w:u w:val="single"/>
+        </w:rPr>
+        <w:t xml:space="preserve"> я </w:t>
+      </w:r>
+      <w:r>
+        <w:rPr>
+          <w:rFonts w:ascii="Times New Roman" w:hAnsi="Times New Roman"/>
+          <w:sz w:val="24"/>
+          <w:u w:val="single"/>
+        </w:rPr>
+        <w:t>вго́ру</w:t>
+      </w:r>
+      <w:r>
+        <w:rPr>
+          <w:rFonts w:ascii="Times New Roman" w:hAnsi="Times New Roman"/>
+          <w:sz w:val="24"/>
+          <w:u w:val="single"/>
+        </w:rPr>
+        <w:t xml:space="preserve">, </w:t>
+      </w:r>
+      <w:r>
+        <w:rPr>
+          <w:rFonts w:ascii="Times New Roman" w:hAnsi="Times New Roman"/>
+          <w:sz w:val="24"/>
+          <w:u w:val="single"/>
+        </w:rPr>
+        <w:t>зві́дки</w:t>
+      </w:r>
+      <w:r>
+        <w:rPr>
+          <w:rFonts w:ascii="Times New Roman" w:hAnsi="Times New Roman"/>
+          <w:sz w:val="24"/>
+          <w:u w:val="single"/>
         </w:rPr>
         <w:t xml:space="preserve"> </w:t>
       </w:r>
@@ -8880,10 +11149,34 @@
         <w:rPr>
           <w:rFonts w:ascii="Times New Roman" w:hAnsi="Times New Roman"/>
           <w:sz w:val="24"/>
-          <w:szCs w:val="24"/>
           <w:u w:val="single"/>
         </w:rPr>
-        <w:t>Очі мої підводжу я вгору, звідки прийде моя допомога.</w:t>
+        <w:t>при́йде</w:t>
+      </w:r>
+      <w:r>
+        <w:rPr>
+          <w:rFonts w:ascii="Times New Roman" w:hAnsi="Times New Roman"/>
+          <w:sz w:val="24"/>
+          <w:u w:val="single"/>
+        </w:rPr>
+        <w:t xml:space="preserve"> моя́ </w:t>
+      </w:r>
+      <w:r>
+        <w:rPr>
+          <w:rFonts w:ascii="Times New Roman" w:hAnsi="Times New Roman"/>
+          <w:sz w:val="24"/>
+          <w:u w:val="single"/>
+        </w:rPr>
+        <w:t>допомо́га</w:t>
+      </w:r>
+      <w:r>
+        <w:rPr>
+          <w:rFonts w:ascii="Times New Roman" w:hAnsi="Times New Roman"/>
+          <w:i/>
+          <w:color w:val="FF0000"/>
+          <w:sz w:val="24"/>
+        </w:rPr>
+        <w:t xml:space="preserve"> (Пс. 120,1).</w:t>
       </w:r>
     </w:p>
     <w:p>
@@ -10207,7 +12500,7 @@
           <w:rFonts w:ascii="Times New Roman" w:hAnsi="Times New Roman"/>
           <w:sz w:val="24"/>
         </w:rPr>
-        <w:t xml:space="preserve"> Бо Ти – Бог милости, ласк і людинолюбности, і Тобі славу віддаємо, Отцю, і Сину, і Святому Духові, нині, і повсякчас, і на віки віків.</w:t>
+        <w:t xml:space="preserve"> Бо Ти – Бог милости, ласк і людинолюбности, і Тобі славу віддаємо, Отцю, і Сину, і Святому Духові, нині, і повсякчас, і на віки віків.</w:t>
       </w:r>
     </w:p>
     <w:p>
@@ -10408,7 +12701,7 @@
         <w:rPr>
           <w:rFonts w:ascii="Times New Roman" w:hAnsi="Times New Roman"/>
           <w:i/>
-          <w:color w:val="FF4400"/>
+          <w:color w:val="FF0000"/>
           <w:sz w:val="24"/>
         </w:rPr>
         <w:t>Священик:</w:t>
@@ -10416,9 +12709,18 @@
       <w:r>
         <w:rPr>
           <w:rFonts w:ascii="Times New Roman" w:hAnsi="Times New Roman"/>
-          <w:sz w:val="24"/>
-        </w:rPr>
-        <w:t xml:space="preserve"> Нехай буде влада царства Твого благословенна і дуже прославлена: Отця, і Сина, і Святого Духа, нині і повсякчас, і на віки віків.</w:t>
+          <w:color w:val="FF0000"/>
+          <w:sz w:val="24"/>
+        </w:rPr>
+        <w:t xml:space="preserve"> </w:t>
+      </w:r>
+      <w:r>
+        <w:rPr>
+          <w:rFonts w:ascii="Times New Roman" w:hAnsi="Times New Roman"/>
+          <w:color w:val="000000"/>
+          <w:sz w:val="24"/>
+        </w:rPr>
+        <w:t>Нехай буде влада царства Твого благословенна і дуже прославлена: Отця, і Сина, і Святого Духа, нині і повсякчас, і на віки віків.</w:t>
       </w:r>
     </w:p>
     <w:p>
@@ -10507,7 +12809,7 @@
           <w:sz w:val="24"/>
           <w:szCs w:val="24"/>
         </w:rPr>
-        <w:t>(г. 1, подібний: Небесних хорів):</w:t>
+        <w:t>(г. 1, подібний: Небесних хорів):</w:t>
       </w:r>
       <w:r>
         <w:rPr>
@@ -10670,7 +12972,7 @@
           <w:sz w:val="24"/>
           <w:szCs w:val="24"/>
         </w:rPr>
-        <w:t>(г. 8):</w:t>
+        <w:t>(г. 8):</w:t>
       </w:r>
       <w:r>
         <w:rPr>
@@ -11006,121 +13308,20 @@
     </w:p>
     <w:p>
       <w:pPr>
-        <w:spacing w:after="120"/>
-        <w:jc w:val="both"/>
-        <w:rPr>
-          <w:rFonts w:ascii="Times New Roman" w:hAnsi="Times New Roman"/>
-          <w:sz w:val="24"/>
-          <w:szCs w:val="24"/>
-        </w:rPr>
-      </w:pPr>
-      <w:r>
-        <w:rPr>
-          <w:rFonts w:ascii="Times New Roman" w:hAnsi="Times New Roman"/>
-          <w:sz w:val="24"/>
-          <w:szCs w:val="24"/>
-        </w:rPr>
-        <w:t xml:space="preserve">Святий Боже, святий Кріпкий, святий Безсмертний, помилуй нас </w:t>
-      </w:r>
-      <w:r>
-        <w:rPr>
-          <w:rFonts w:ascii="Times New Roman" w:hAnsi="Times New Roman"/>
-          <w:i/>
-          <w:color w:val="FF0000"/>
-          <w:sz w:val="24"/>
-          <w:szCs w:val="24"/>
-        </w:rPr>
-        <w:t>(3 р.)</w:t>
-      </w:r>
-    </w:p>
-    <w:p>
-      <w:pPr>
-        <w:spacing w:after="120"/>
-        <w:jc w:val="both"/>
-        <w:rPr>
-          <w:rFonts w:ascii="Times New Roman" w:hAnsi="Times New Roman"/>
-          <w:sz w:val="24"/>
-          <w:szCs w:val="24"/>
-        </w:rPr>
-      </w:pPr>
-      <w:r>
-        <w:rPr>
-          <w:rFonts w:ascii="Times New Roman" w:hAnsi="Times New Roman"/>
-          <w:sz w:val="24"/>
-          <w:szCs w:val="24"/>
-        </w:rPr>
-        <w:t>Слава Отцю, і Сину, і Святому Духові,* і нині і повсякчас, і на віки віків. Амінь.</w:t>
-      </w:r>
-    </w:p>
-    <w:p>
-      <w:pPr>
-        <w:spacing w:after="120"/>
-        <w:jc w:val="both"/>
-        <w:rPr>
-          <w:rFonts w:ascii="Times New Roman" w:hAnsi="Times New Roman"/>
-          <w:sz w:val="24"/>
-          <w:szCs w:val="24"/>
-        </w:rPr>
-      </w:pPr>
-      <w:r>
-        <w:rPr>
-          <w:rFonts w:ascii="Times New Roman" w:hAnsi="Times New Roman"/>
-          <w:sz w:val="24"/>
-          <w:szCs w:val="24"/>
-        </w:rPr>
-        <w:t>Пресвята Тройце, помилуй нас;* Господи, очисти гріхи наші;* Владико, прости беззаконня наші;* Святий, завітай і зціли немочі наші імени твого ради.</w:t>
-      </w:r>
-    </w:p>
-    <w:p>
-      <w:pPr>
-        <w:spacing w:after="120"/>
-        <w:jc w:val="both"/>
-        <w:rPr>
-          <w:rFonts w:ascii="Times New Roman" w:hAnsi="Times New Roman"/>
-          <w:sz w:val="24"/>
-          <w:szCs w:val="24"/>
-        </w:rPr>
-      </w:pPr>
-      <w:r>
-        <w:rPr>
-          <w:rFonts w:ascii="Times New Roman" w:hAnsi="Times New Roman"/>
-          <w:sz w:val="24"/>
-          <w:szCs w:val="24"/>
-        </w:rPr>
-        <w:t xml:space="preserve">Господи, помилуй </w:t>
-      </w:r>
-      <w:r>
-        <w:rPr>
-          <w:rFonts w:ascii="Times New Roman" w:hAnsi="Times New Roman"/>
-          <w:i/>
-          <w:color w:val="FF0000"/>
-          <w:sz w:val="24"/>
-          <w:szCs w:val="24"/>
-        </w:rPr>
-        <w:t>(3 р.)</w:t>
-      </w:r>
-    </w:p>
-    <w:p>
-      <w:pPr>
-        <w:spacing w:after="120"/>
-        <w:rPr>
-          <w:rFonts w:ascii="Times New Roman" w:hAnsi="Times New Roman"/>
-        </w:rPr>
-      </w:pPr>
-      <w:r>
-        <w:rPr>
-          <w:rFonts w:ascii="Times New Roman" w:hAnsi="Times New Roman"/>
-          <w:sz w:val="24"/>
-          <w:szCs w:val="24"/>
-        </w:rPr>
-        <w:t>Слава Отцю, і Сину, і Святому Духові.* І</w:t>
-      </w:r>
-      <w:r>
-        <w:rPr>
-          <w:rFonts w:ascii="Times New Roman" w:hAnsi="Times New Roman"/>
-          <w:b/>
-          <w:sz w:val="24"/>
-          <w:szCs w:val="24"/>
+        <w:pStyle w:val="a"/>
+        <w:spacing w:after="120"/>
+      </w:pPr>
+      <w:r>
+        <w:rPr>
+          <w:rFonts w:ascii="Times New Roman" w:hAnsi="Times New Roman"/>
+          <w:sz w:val="24"/>
+        </w:rPr>
+        <w:t>Святи́й</w:t>
+      </w:r>
+      <w:r>
+        <w:rPr>
+          <w:rFonts w:ascii="Times New Roman" w:hAnsi="Times New Roman"/>
+          <w:sz w:val="24"/>
         </w:rPr>
         <w:t xml:space="preserve"> </w:t>
       </w:r>
@@ -11128,28 +13329,901 @@
         <w:rPr>
           <w:rFonts w:ascii="Times New Roman" w:hAnsi="Times New Roman"/>
           <w:sz w:val="24"/>
-          <w:szCs w:val="24"/>
-        </w:rPr>
-        <w:t>нині і повсякчас, і на віки віків. Амінь.</w:t>
-      </w:r>
-    </w:p>
-    <w:p>
-      <w:pPr>
-        <w:spacing w:after="120"/>
-        <w:jc w:val="both"/>
-        <w:rPr>
-          <w:rFonts w:ascii="Times New Roman" w:hAnsi="Times New Roman"/>
-          <w:sz w:val="24"/>
-          <w:szCs w:val="24"/>
-        </w:rPr>
-      </w:pPr>
-      <w:r>
-        <w:rPr>
-          <w:rFonts w:ascii="Times New Roman" w:hAnsi="Times New Roman"/>
-          <w:sz w:val="24"/>
-          <w:szCs w:val="24"/>
-        </w:rPr>
-        <w:t>Отче наш, що єси на небесах,* нехай святиться ім’я твоє,* нехай прийде царство твоє,* нехай буде воля твоя, як на небі, так і на землі.* Хліб наш насущний дай нам сьогодні,* і прости нам провини наші,* як і ми прощаємо винуватцям нашим,* і не введи нас у спокусу,* але визволи нас від лукавого.</w:t>
+        </w:rPr>
+        <w:t>Бо́же</w:t>
+      </w:r>
+      <w:r>
+        <w:rPr>
+          <w:rFonts w:ascii="Times New Roman" w:hAnsi="Times New Roman"/>
+          <w:sz w:val="24"/>
+        </w:rPr>
+        <w:t xml:space="preserve">, </w:t>
+      </w:r>
+      <w:r>
+        <w:rPr>
+          <w:rFonts w:ascii="Times New Roman" w:hAnsi="Times New Roman"/>
+          <w:sz w:val="24"/>
+        </w:rPr>
+        <w:t>святи́й</w:t>
+      </w:r>
+      <w:r>
+        <w:rPr>
+          <w:rFonts w:ascii="Times New Roman" w:hAnsi="Times New Roman"/>
+          <w:sz w:val="24"/>
+        </w:rPr>
+        <w:t xml:space="preserve"> </w:t>
+      </w:r>
+      <w:r>
+        <w:rPr>
+          <w:rFonts w:ascii="Times New Roman" w:hAnsi="Times New Roman"/>
+          <w:sz w:val="24"/>
+        </w:rPr>
+        <w:t>Крі́пкий</w:t>
+      </w:r>
+      <w:r>
+        <w:rPr>
+          <w:rFonts w:ascii="Times New Roman" w:hAnsi="Times New Roman"/>
+          <w:sz w:val="24"/>
+        </w:rPr>
+        <w:t xml:space="preserve">, </w:t>
+      </w:r>
+      <w:r>
+        <w:rPr>
+          <w:rFonts w:ascii="Times New Roman" w:hAnsi="Times New Roman"/>
+          <w:sz w:val="24"/>
+        </w:rPr>
+        <w:t>святи́й</w:t>
+      </w:r>
+      <w:r>
+        <w:rPr>
+          <w:rFonts w:ascii="Times New Roman" w:hAnsi="Times New Roman"/>
+          <w:sz w:val="24"/>
+        </w:rPr>
+        <w:t xml:space="preserve"> </w:t>
+      </w:r>
+      <w:r>
+        <w:rPr>
+          <w:rFonts w:ascii="Times New Roman" w:hAnsi="Times New Roman"/>
+          <w:sz w:val="24"/>
+        </w:rPr>
+        <w:t>Безсме́ртний</w:t>
+      </w:r>
+      <w:r>
+        <w:rPr>
+          <w:rFonts w:ascii="Times New Roman" w:hAnsi="Times New Roman"/>
+          <w:sz w:val="24"/>
+        </w:rPr>
+        <w:t xml:space="preserve">, </w:t>
+      </w:r>
+      <w:r>
+        <w:rPr>
+          <w:rFonts w:ascii="Times New Roman" w:hAnsi="Times New Roman"/>
+          <w:sz w:val="24"/>
+        </w:rPr>
+        <w:t>поми́луй</w:t>
+      </w:r>
+      <w:r>
+        <w:rPr>
+          <w:rFonts w:ascii="Times New Roman" w:hAnsi="Times New Roman"/>
+          <w:sz w:val="24"/>
+        </w:rPr>
+        <w:t xml:space="preserve"> нас. </w:t>
+      </w:r>
+      <w:r>
+        <w:rPr>
+          <w:rFonts w:ascii="Times New Roman" w:hAnsi="Times New Roman"/>
+          <w:i/>
+          <w:color w:val="FF0000"/>
+          <w:sz w:val="24"/>
+        </w:rPr>
+        <w:t>(3 р.)</w:t>
+      </w:r>
+    </w:p>
+    <w:p>
+      <w:pPr>
+        <w:pStyle w:val="a"/>
+        <w:spacing w:after="120"/>
+      </w:pPr>
+      <w:r>
+        <w:rPr>
+          <w:rFonts w:ascii="Times New Roman" w:hAnsi="Times New Roman"/>
+          <w:sz w:val="24"/>
+        </w:rPr>
+        <w:t>Сла́ва</w:t>
+      </w:r>
+      <w:r>
+        <w:rPr>
+          <w:rFonts w:ascii="Times New Roman" w:hAnsi="Times New Roman"/>
+          <w:sz w:val="24"/>
+        </w:rPr>
+        <w:t xml:space="preserve"> Отцю́, і </w:t>
+      </w:r>
+      <w:r>
+        <w:rPr>
+          <w:rFonts w:ascii="Times New Roman" w:hAnsi="Times New Roman"/>
+          <w:sz w:val="24"/>
+        </w:rPr>
+        <w:t>Си́ну</w:t>
+      </w:r>
+      <w:r>
+        <w:rPr>
+          <w:rFonts w:ascii="Times New Roman" w:hAnsi="Times New Roman"/>
+          <w:sz w:val="24"/>
+        </w:rPr>
+        <w:t xml:space="preserve">, і </w:t>
+      </w:r>
+      <w:r>
+        <w:rPr>
+          <w:rFonts w:ascii="Times New Roman" w:hAnsi="Times New Roman"/>
+          <w:sz w:val="24"/>
+        </w:rPr>
+        <w:t>Свято́му</w:t>
+      </w:r>
+      <w:r>
+        <w:rPr>
+          <w:rFonts w:ascii="Times New Roman" w:hAnsi="Times New Roman"/>
+          <w:sz w:val="24"/>
+        </w:rPr>
+        <w:t xml:space="preserve"> </w:t>
+      </w:r>
+      <w:r>
+        <w:rPr>
+          <w:rFonts w:ascii="Times New Roman" w:hAnsi="Times New Roman"/>
+          <w:sz w:val="24"/>
+        </w:rPr>
+        <w:t>Ду́хові</w:t>
+      </w:r>
+      <w:r>
+        <w:rPr>
+          <w:rFonts w:ascii="Times New Roman" w:hAnsi="Times New Roman"/>
+          <w:sz w:val="24"/>
+        </w:rPr>
+        <w:t xml:space="preserve">,* і </w:t>
+      </w:r>
+      <w:r>
+        <w:rPr>
+          <w:rFonts w:ascii="Times New Roman" w:hAnsi="Times New Roman"/>
+          <w:sz w:val="24"/>
+        </w:rPr>
+        <w:t>ни́ні</w:t>
+      </w:r>
+      <w:r>
+        <w:rPr>
+          <w:rFonts w:ascii="Times New Roman" w:hAnsi="Times New Roman"/>
+          <w:sz w:val="24"/>
+        </w:rPr>
+        <w:t xml:space="preserve">, і </w:t>
+      </w:r>
+      <w:r>
+        <w:rPr>
+          <w:rFonts w:ascii="Times New Roman" w:hAnsi="Times New Roman"/>
+          <w:sz w:val="24"/>
+        </w:rPr>
+        <w:t>повсякча́с</w:t>
+      </w:r>
+      <w:r>
+        <w:rPr>
+          <w:rFonts w:ascii="Times New Roman" w:hAnsi="Times New Roman"/>
+          <w:sz w:val="24"/>
+        </w:rPr>
+        <w:t xml:space="preserve">, і на </w:t>
+      </w:r>
+      <w:r>
+        <w:rPr>
+          <w:rFonts w:ascii="Times New Roman" w:hAnsi="Times New Roman"/>
+          <w:sz w:val="24"/>
+        </w:rPr>
+        <w:t>ві́ки</w:t>
+      </w:r>
+      <w:r>
+        <w:rPr>
+          <w:rFonts w:ascii="Times New Roman" w:hAnsi="Times New Roman"/>
+          <w:sz w:val="24"/>
+        </w:rPr>
+        <w:t xml:space="preserve"> </w:t>
+      </w:r>
+      <w:r>
+        <w:rPr>
+          <w:rFonts w:ascii="Times New Roman" w:hAnsi="Times New Roman"/>
+          <w:sz w:val="24"/>
+        </w:rPr>
+        <w:t>вікі́в</w:t>
+      </w:r>
+      <w:r>
+        <w:rPr>
+          <w:rFonts w:ascii="Times New Roman" w:hAnsi="Times New Roman"/>
+          <w:sz w:val="24"/>
+        </w:rPr>
+        <w:t xml:space="preserve">. </w:t>
+      </w:r>
+      <w:r>
+        <w:rPr>
+          <w:rFonts w:ascii="Times New Roman" w:hAnsi="Times New Roman"/>
+          <w:sz w:val="24"/>
+        </w:rPr>
+        <w:t>Амі́нь</w:t>
+      </w:r>
+      <w:r>
+        <w:rPr>
+          <w:rFonts w:ascii="Times New Roman" w:hAnsi="Times New Roman"/>
+          <w:sz w:val="24"/>
+        </w:rPr>
+        <w:t>.</w:t>
+      </w:r>
+    </w:p>
+    <w:p>
+      <w:pPr>
+        <w:pStyle w:val="a"/>
+        <w:spacing w:after="120"/>
+      </w:pPr>
+      <w:r>
+        <w:rPr>
+          <w:rFonts w:ascii="Times New Roman" w:hAnsi="Times New Roman"/>
+          <w:sz w:val="24"/>
+        </w:rPr>
+        <w:t xml:space="preserve">Пресвята́ </w:t>
+      </w:r>
+      <w:r>
+        <w:rPr>
+          <w:rFonts w:ascii="Times New Roman" w:hAnsi="Times New Roman"/>
+          <w:sz w:val="24"/>
+        </w:rPr>
+        <w:t>Тро́йце</w:t>
+      </w:r>
+      <w:r>
+        <w:rPr>
+          <w:rFonts w:ascii="Times New Roman" w:hAnsi="Times New Roman"/>
+          <w:sz w:val="24"/>
+        </w:rPr>
+        <w:t xml:space="preserve">, </w:t>
+      </w:r>
+      <w:r>
+        <w:rPr>
+          <w:rFonts w:ascii="Times New Roman" w:hAnsi="Times New Roman"/>
+          <w:sz w:val="24"/>
+        </w:rPr>
+        <w:t>поми́луй</w:t>
+      </w:r>
+      <w:r>
+        <w:rPr>
+          <w:rFonts w:ascii="Times New Roman" w:hAnsi="Times New Roman"/>
+          <w:sz w:val="24"/>
+        </w:rPr>
+        <w:t xml:space="preserve"> нас; </w:t>
+      </w:r>
+      <w:r>
+        <w:rPr>
+          <w:rFonts w:ascii="Times New Roman" w:hAnsi="Times New Roman"/>
+          <w:sz w:val="24"/>
+        </w:rPr>
+        <w:t>Го́споди</w:t>
+      </w:r>
+      <w:r>
+        <w:rPr>
+          <w:rFonts w:ascii="Times New Roman" w:hAnsi="Times New Roman"/>
+          <w:sz w:val="24"/>
+        </w:rPr>
+        <w:t xml:space="preserve">, </w:t>
+      </w:r>
+      <w:r>
+        <w:rPr>
+          <w:rFonts w:ascii="Times New Roman" w:hAnsi="Times New Roman"/>
+          <w:sz w:val="24"/>
+        </w:rPr>
+        <w:t>очи́сти</w:t>
+      </w:r>
+      <w:r>
+        <w:rPr>
+          <w:rFonts w:ascii="Times New Roman" w:hAnsi="Times New Roman"/>
+          <w:sz w:val="24"/>
+        </w:rPr>
+        <w:t xml:space="preserve"> гріхи́ </w:t>
+      </w:r>
+      <w:r>
+        <w:rPr>
+          <w:rFonts w:ascii="Times New Roman" w:hAnsi="Times New Roman"/>
+          <w:sz w:val="24"/>
+        </w:rPr>
+        <w:t>на́ші</w:t>
+      </w:r>
+      <w:r>
+        <w:rPr>
+          <w:rFonts w:ascii="Times New Roman" w:hAnsi="Times New Roman"/>
+          <w:sz w:val="24"/>
+        </w:rPr>
+        <w:t xml:space="preserve">; </w:t>
+      </w:r>
+      <w:r>
+        <w:rPr>
+          <w:rFonts w:ascii="Times New Roman" w:hAnsi="Times New Roman"/>
+          <w:sz w:val="24"/>
+        </w:rPr>
+        <w:t>Влади́ко</w:t>
+      </w:r>
+      <w:r>
+        <w:rPr>
+          <w:rFonts w:ascii="Times New Roman" w:hAnsi="Times New Roman"/>
+          <w:sz w:val="24"/>
+        </w:rPr>
+        <w:t xml:space="preserve">, прости́ </w:t>
+      </w:r>
+      <w:r>
+        <w:rPr>
+          <w:rFonts w:ascii="Times New Roman" w:hAnsi="Times New Roman"/>
+          <w:sz w:val="24"/>
+        </w:rPr>
+        <w:t>беззако́ння</w:t>
+      </w:r>
+      <w:r>
+        <w:rPr>
+          <w:rFonts w:ascii="Times New Roman" w:hAnsi="Times New Roman"/>
+          <w:sz w:val="24"/>
+        </w:rPr>
+        <w:t xml:space="preserve"> </w:t>
+      </w:r>
+      <w:r>
+        <w:rPr>
+          <w:rFonts w:ascii="Times New Roman" w:hAnsi="Times New Roman"/>
+          <w:sz w:val="24"/>
+        </w:rPr>
+        <w:t>на́ші</w:t>
+      </w:r>
+      <w:r>
+        <w:rPr>
+          <w:rFonts w:ascii="Times New Roman" w:hAnsi="Times New Roman"/>
+          <w:sz w:val="24"/>
+        </w:rPr>
+        <w:t xml:space="preserve">; </w:t>
+      </w:r>
+      <w:r>
+        <w:rPr>
+          <w:rFonts w:ascii="Times New Roman" w:hAnsi="Times New Roman"/>
+          <w:sz w:val="24"/>
+        </w:rPr>
+        <w:t>Святи́й</w:t>
+      </w:r>
+      <w:r>
+        <w:rPr>
+          <w:rFonts w:ascii="Times New Roman" w:hAnsi="Times New Roman"/>
+          <w:sz w:val="24"/>
+        </w:rPr>
+        <w:t xml:space="preserve">, </w:t>
+      </w:r>
+      <w:r>
+        <w:rPr>
+          <w:rFonts w:ascii="Times New Roman" w:hAnsi="Times New Roman"/>
+          <w:sz w:val="24"/>
+        </w:rPr>
+        <w:t>завіта́й</w:t>
+      </w:r>
+      <w:r>
+        <w:rPr>
+          <w:rFonts w:ascii="Times New Roman" w:hAnsi="Times New Roman"/>
+          <w:sz w:val="24"/>
+        </w:rPr>
+        <w:t xml:space="preserve"> і зціли́ </w:t>
+      </w:r>
+      <w:r>
+        <w:rPr>
+          <w:rFonts w:ascii="Times New Roman" w:hAnsi="Times New Roman"/>
+          <w:sz w:val="24"/>
+        </w:rPr>
+        <w:t>не́мочі</w:t>
+      </w:r>
+      <w:r>
+        <w:rPr>
+          <w:rFonts w:ascii="Times New Roman" w:hAnsi="Times New Roman"/>
+          <w:sz w:val="24"/>
+        </w:rPr>
+        <w:t xml:space="preserve"> </w:t>
+      </w:r>
+      <w:r>
+        <w:rPr>
+          <w:rFonts w:ascii="Times New Roman" w:hAnsi="Times New Roman"/>
+          <w:sz w:val="24"/>
+        </w:rPr>
+        <w:t>на́ші</w:t>
+      </w:r>
+      <w:r>
+        <w:rPr>
+          <w:rFonts w:ascii="Times New Roman" w:hAnsi="Times New Roman"/>
+          <w:sz w:val="24"/>
+        </w:rPr>
+        <w:t xml:space="preserve">, </w:t>
+      </w:r>
+      <w:r>
+        <w:rPr>
+          <w:rFonts w:ascii="Times New Roman" w:hAnsi="Times New Roman"/>
+          <w:sz w:val="24"/>
+        </w:rPr>
+        <w:t>І́мени</w:t>
+      </w:r>
+      <w:r>
+        <w:rPr>
+          <w:rFonts w:ascii="Times New Roman" w:hAnsi="Times New Roman"/>
+          <w:sz w:val="24"/>
+        </w:rPr>
+        <w:t xml:space="preserve"> Твого́ </w:t>
+      </w:r>
+      <w:r>
+        <w:rPr>
+          <w:rFonts w:ascii="Times New Roman" w:hAnsi="Times New Roman"/>
+          <w:sz w:val="24"/>
+        </w:rPr>
+        <w:t>ра́ди</w:t>
+      </w:r>
+      <w:r>
+        <w:rPr>
+          <w:rFonts w:ascii="Times New Roman" w:hAnsi="Times New Roman"/>
+          <w:sz w:val="24"/>
+        </w:rPr>
+        <w:t>.</w:t>
+      </w:r>
+    </w:p>
+    <w:p>
+      <w:pPr>
+        <w:pStyle w:val="a"/>
+        <w:spacing w:after="120"/>
+      </w:pPr>
+      <w:r>
+        <w:rPr>
+          <w:rFonts w:ascii="Times New Roman" w:hAnsi="Times New Roman"/>
+          <w:sz w:val="24"/>
+        </w:rPr>
+        <w:t>Го́споди</w:t>
+      </w:r>
+      <w:r>
+        <w:rPr>
+          <w:rFonts w:ascii="Times New Roman" w:hAnsi="Times New Roman"/>
+          <w:sz w:val="24"/>
+        </w:rPr>
+        <w:t xml:space="preserve">, </w:t>
+      </w:r>
+      <w:r>
+        <w:rPr>
+          <w:rFonts w:ascii="Times New Roman" w:hAnsi="Times New Roman"/>
+          <w:sz w:val="24"/>
+        </w:rPr>
+        <w:t>поми́луй</w:t>
+      </w:r>
+      <w:r>
+        <w:rPr>
+          <w:rFonts w:ascii="Times New Roman" w:hAnsi="Times New Roman"/>
+          <w:sz w:val="24"/>
+        </w:rPr>
+        <w:t>. (3)</w:t>
+      </w:r>
+    </w:p>
+    <w:p>
+      <w:pPr>
+        <w:pStyle w:val="a"/>
+        <w:spacing w:after="120"/>
+      </w:pPr>
+      <w:r>
+        <w:rPr>
+          <w:rFonts w:ascii="Times New Roman" w:hAnsi="Times New Roman"/>
+          <w:sz w:val="24"/>
+        </w:rPr>
+        <w:t>Сла́ва</w:t>
+      </w:r>
+      <w:r>
+        <w:rPr>
+          <w:rFonts w:ascii="Times New Roman" w:hAnsi="Times New Roman"/>
+          <w:sz w:val="24"/>
+        </w:rPr>
+        <w:t xml:space="preserve"> Отцю́, і </w:t>
+      </w:r>
+      <w:r>
+        <w:rPr>
+          <w:rFonts w:ascii="Times New Roman" w:hAnsi="Times New Roman"/>
+          <w:sz w:val="24"/>
+        </w:rPr>
+        <w:t>Си́ну</w:t>
+      </w:r>
+      <w:r>
+        <w:rPr>
+          <w:rFonts w:ascii="Times New Roman" w:hAnsi="Times New Roman"/>
+          <w:sz w:val="24"/>
+        </w:rPr>
+        <w:t xml:space="preserve">, і </w:t>
+      </w:r>
+      <w:r>
+        <w:rPr>
+          <w:rFonts w:ascii="Times New Roman" w:hAnsi="Times New Roman"/>
+          <w:sz w:val="24"/>
+        </w:rPr>
+        <w:t>Свято́му</w:t>
+      </w:r>
+      <w:r>
+        <w:rPr>
+          <w:rFonts w:ascii="Times New Roman" w:hAnsi="Times New Roman"/>
+          <w:sz w:val="24"/>
+        </w:rPr>
+        <w:t xml:space="preserve"> </w:t>
+      </w:r>
+      <w:r>
+        <w:rPr>
+          <w:rFonts w:ascii="Times New Roman" w:hAnsi="Times New Roman"/>
+          <w:sz w:val="24"/>
+        </w:rPr>
+        <w:t>Ду́хові</w:t>
+      </w:r>
+      <w:r>
+        <w:rPr>
+          <w:rFonts w:ascii="Times New Roman" w:hAnsi="Times New Roman"/>
+          <w:sz w:val="24"/>
+        </w:rPr>
+        <w:t xml:space="preserve">,* і </w:t>
+      </w:r>
+      <w:r>
+        <w:rPr>
+          <w:rFonts w:ascii="Times New Roman" w:hAnsi="Times New Roman"/>
+          <w:sz w:val="24"/>
+        </w:rPr>
+        <w:t>ни́ні</w:t>
+      </w:r>
+      <w:r>
+        <w:rPr>
+          <w:rFonts w:ascii="Times New Roman" w:hAnsi="Times New Roman"/>
+          <w:sz w:val="24"/>
+        </w:rPr>
+        <w:t xml:space="preserve">, і </w:t>
+      </w:r>
+      <w:r>
+        <w:rPr>
+          <w:rFonts w:ascii="Times New Roman" w:hAnsi="Times New Roman"/>
+          <w:sz w:val="24"/>
+        </w:rPr>
+        <w:t>повсякча́с</w:t>
+      </w:r>
+      <w:r>
+        <w:rPr>
+          <w:rFonts w:ascii="Times New Roman" w:hAnsi="Times New Roman"/>
+          <w:sz w:val="24"/>
+        </w:rPr>
+        <w:t xml:space="preserve">, і на </w:t>
+      </w:r>
+      <w:r>
+        <w:rPr>
+          <w:rFonts w:ascii="Times New Roman" w:hAnsi="Times New Roman"/>
+          <w:sz w:val="24"/>
+        </w:rPr>
+        <w:t>ві́ки</w:t>
+      </w:r>
+      <w:r>
+        <w:rPr>
+          <w:rFonts w:ascii="Times New Roman" w:hAnsi="Times New Roman"/>
+          <w:sz w:val="24"/>
+        </w:rPr>
+        <w:t xml:space="preserve"> </w:t>
+      </w:r>
+      <w:r>
+        <w:rPr>
+          <w:rFonts w:ascii="Times New Roman" w:hAnsi="Times New Roman"/>
+          <w:sz w:val="24"/>
+        </w:rPr>
+        <w:t>вікі́в</w:t>
+      </w:r>
+      <w:r>
+        <w:rPr>
+          <w:rFonts w:ascii="Times New Roman" w:hAnsi="Times New Roman"/>
+          <w:sz w:val="24"/>
+        </w:rPr>
+        <w:t xml:space="preserve">. </w:t>
+      </w:r>
+      <w:r>
+        <w:rPr>
+          <w:rFonts w:ascii="Times New Roman" w:hAnsi="Times New Roman"/>
+          <w:sz w:val="24"/>
+        </w:rPr>
+        <w:t>Амі́нь</w:t>
+      </w:r>
+      <w:r>
+        <w:rPr>
+          <w:rFonts w:ascii="Times New Roman" w:hAnsi="Times New Roman"/>
+          <w:sz w:val="24"/>
+        </w:rPr>
+        <w:t>.</w:t>
+      </w:r>
+    </w:p>
+    <w:p>
+      <w:pPr>
+        <w:pStyle w:val="a"/>
+        <w:spacing w:after="120"/>
+      </w:pPr>
+      <w:r>
+        <w:rPr>
+          <w:rFonts w:ascii="Times New Roman" w:hAnsi="Times New Roman"/>
+          <w:sz w:val="24"/>
+        </w:rPr>
+        <w:t>О́тче</w:t>
+      </w:r>
+      <w:r>
+        <w:rPr>
+          <w:rFonts w:ascii="Times New Roman" w:hAnsi="Times New Roman"/>
+          <w:sz w:val="24"/>
+        </w:rPr>
+        <w:t xml:space="preserve"> наш, що єси́ на </w:t>
+      </w:r>
+      <w:r>
+        <w:rPr>
+          <w:rFonts w:ascii="Times New Roman" w:hAnsi="Times New Roman"/>
+          <w:sz w:val="24"/>
+        </w:rPr>
+        <w:t>небеса́х</w:t>
+      </w:r>
+      <w:r>
+        <w:rPr>
+          <w:rFonts w:ascii="Times New Roman" w:hAnsi="Times New Roman"/>
+          <w:sz w:val="24"/>
+        </w:rPr>
+        <w:t xml:space="preserve">,* </w:t>
+      </w:r>
+      <w:r>
+        <w:rPr>
+          <w:rFonts w:ascii="Times New Roman" w:hAnsi="Times New Roman"/>
+          <w:sz w:val="24"/>
+        </w:rPr>
+        <w:t>неха́й</w:t>
+      </w:r>
+      <w:r>
+        <w:rPr>
+          <w:rFonts w:ascii="Times New Roman" w:hAnsi="Times New Roman"/>
+          <w:sz w:val="24"/>
+        </w:rPr>
+        <w:t xml:space="preserve"> </w:t>
+      </w:r>
+      <w:r>
+        <w:rPr>
+          <w:rFonts w:ascii="Times New Roman" w:hAnsi="Times New Roman"/>
+          <w:sz w:val="24"/>
+        </w:rPr>
+        <w:t>святи́ться</w:t>
+      </w:r>
+      <w:r>
+        <w:rPr>
+          <w:rFonts w:ascii="Times New Roman" w:hAnsi="Times New Roman"/>
+          <w:sz w:val="24"/>
+        </w:rPr>
+        <w:t xml:space="preserve"> ім’я́ Твоє́,* </w:t>
+      </w:r>
+      <w:r>
+        <w:rPr>
+          <w:rFonts w:ascii="Times New Roman" w:hAnsi="Times New Roman"/>
+          <w:sz w:val="24"/>
+        </w:rPr>
+        <w:t>неха́й</w:t>
+      </w:r>
+      <w:r>
+        <w:rPr>
+          <w:rFonts w:ascii="Times New Roman" w:hAnsi="Times New Roman"/>
+          <w:sz w:val="24"/>
+        </w:rPr>
+        <w:t xml:space="preserve"> </w:t>
+      </w:r>
+      <w:r>
+        <w:rPr>
+          <w:rFonts w:ascii="Times New Roman" w:hAnsi="Times New Roman"/>
+          <w:sz w:val="24"/>
+        </w:rPr>
+        <w:t>при́йде</w:t>
+      </w:r>
+      <w:r>
+        <w:rPr>
+          <w:rFonts w:ascii="Times New Roman" w:hAnsi="Times New Roman"/>
+          <w:sz w:val="24"/>
+        </w:rPr>
+        <w:t xml:space="preserve"> </w:t>
+      </w:r>
+      <w:r>
+        <w:rPr>
+          <w:rFonts w:ascii="Times New Roman" w:hAnsi="Times New Roman"/>
+          <w:sz w:val="24"/>
+        </w:rPr>
+        <w:t>ца́рство</w:t>
+      </w:r>
+      <w:r>
+        <w:rPr>
+          <w:rFonts w:ascii="Times New Roman" w:hAnsi="Times New Roman"/>
+          <w:sz w:val="24"/>
+        </w:rPr>
+        <w:t xml:space="preserve"> Твоє́,* </w:t>
+      </w:r>
+      <w:r>
+        <w:rPr>
+          <w:rFonts w:ascii="Times New Roman" w:hAnsi="Times New Roman"/>
+          <w:sz w:val="24"/>
+        </w:rPr>
+        <w:t>неха́й</w:t>
+      </w:r>
+      <w:r>
+        <w:rPr>
+          <w:rFonts w:ascii="Times New Roman" w:hAnsi="Times New Roman"/>
+          <w:sz w:val="24"/>
+        </w:rPr>
+        <w:t xml:space="preserve"> </w:t>
+      </w:r>
+      <w:r>
+        <w:rPr>
+          <w:rFonts w:ascii="Times New Roman" w:hAnsi="Times New Roman"/>
+          <w:sz w:val="24"/>
+        </w:rPr>
+        <w:t>бу́де</w:t>
+      </w:r>
+      <w:r>
+        <w:rPr>
+          <w:rFonts w:ascii="Times New Roman" w:hAnsi="Times New Roman"/>
+          <w:sz w:val="24"/>
+        </w:rPr>
+        <w:t xml:space="preserve"> </w:t>
+      </w:r>
+      <w:r>
+        <w:rPr>
+          <w:rFonts w:ascii="Times New Roman" w:hAnsi="Times New Roman"/>
+          <w:sz w:val="24"/>
+        </w:rPr>
+        <w:t>во́ля</w:t>
+      </w:r>
+      <w:r>
+        <w:rPr>
+          <w:rFonts w:ascii="Times New Roman" w:hAnsi="Times New Roman"/>
+          <w:sz w:val="24"/>
+        </w:rPr>
+        <w:t xml:space="preserve"> Твоя́, як на </w:t>
+      </w:r>
+      <w:r>
+        <w:rPr>
+          <w:rFonts w:ascii="Times New Roman" w:hAnsi="Times New Roman"/>
+          <w:sz w:val="24"/>
+        </w:rPr>
+        <w:t>не́бі</w:t>
+      </w:r>
+      <w:r>
+        <w:rPr>
+          <w:rFonts w:ascii="Times New Roman" w:hAnsi="Times New Roman"/>
+          <w:sz w:val="24"/>
+        </w:rPr>
+        <w:t xml:space="preserve">, так і на землі́.* Хліб наш </w:t>
+      </w:r>
+      <w:r>
+        <w:rPr>
+          <w:rFonts w:ascii="Times New Roman" w:hAnsi="Times New Roman"/>
+          <w:sz w:val="24"/>
+        </w:rPr>
+        <w:t>насу́щний</w:t>
+      </w:r>
+      <w:r>
+        <w:rPr>
+          <w:rFonts w:ascii="Times New Roman" w:hAnsi="Times New Roman"/>
+          <w:sz w:val="24"/>
+        </w:rPr>
+        <w:t xml:space="preserve"> дай нам </w:t>
+      </w:r>
+      <w:r>
+        <w:rPr>
+          <w:rFonts w:ascii="Times New Roman" w:hAnsi="Times New Roman"/>
+          <w:sz w:val="24"/>
+        </w:rPr>
+        <w:t>сього́дні</w:t>
+      </w:r>
+      <w:r>
+        <w:rPr>
+          <w:rFonts w:ascii="Times New Roman" w:hAnsi="Times New Roman"/>
+          <w:sz w:val="24"/>
+        </w:rPr>
+        <w:t xml:space="preserve">;* і прости́ нам </w:t>
+      </w:r>
+      <w:r>
+        <w:rPr>
+          <w:rFonts w:ascii="Times New Roman" w:hAnsi="Times New Roman"/>
+          <w:sz w:val="24"/>
+        </w:rPr>
+        <w:t>прови́ни</w:t>
+      </w:r>
+      <w:r>
+        <w:rPr>
+          <w:rFonts w:ascii="Times New Roman" w:hAnsi="Times New Roman"/>
+          <w:sz w:val="24"/>
+        </w:rPr>
+        <w:t xml:space="preserve"> </w:t>
+      </w:r>
+      <w:r>
+        <w:rPr>
+          <w:rFonts w:ascii="Times New Roman" w:hAnsi="Times New Roman"/>
+          <w:sz w:val="24"/>
+        </w:rPr>
+        <w:t>на́ші</w:t>
+      </w:r>
+      <w:r>
+        <w:rPr>
+          <w:rFonts w:ascii="Times New Roman" w:hAnsi="Times New Roman"/>
+          <w:sz w:val="24"/>
+        </w:rPr>
+        <w:t xml:space="preserve">,* як і ми </w:t>
+      </w:r>
+      <w:r>
+        <w:rPr>
+          <w:rFonts w:ascii="Times New Roman" w:hAnsi="Times New Roman"/>
+          <w:sz w:val="24"/>
+        </w:rPr>
+        <w:t>проща́ємо</w:t>
+      </w:r>
+      <w:r>
+        <w:rPr>
+          <w:rFonts w:ascii="Times New Roman" w:hAnsi="Times New Roman"/>
+          <w:sz w:val="24"/>
+        </w:rPr>
+        <w:t xml:space="preserve"> </w:t>
+      </w:r>
+      <w:r>
+        <w:rPr>
+          <w:rFonts w:ascii="Times New Roman" w:hAnsi="Times New Roman"/>
+          <w:sz w:val="24"/>
+        </w:rPr>
+        <w:t>винува́тцям</w:t>
+      </w:r>
+      <w:r>
+        <w:rPr>
+          <w:rFonts w:ascii="Times New Roman" w:hAnsi="Times New Roman"/>
+          <w:sz w:val="24"/>
+        </w:rPr>
+        <w:t xml:space="preserve"> </w:t>
+      </w:r>
+      <w:r>
+        <w:rPr>
+          <w:rFonts w:ascii="Times New Roman" w:hAnsi="Times New Roman"/>
+          <w:sz w:val="24"/>
+        </w:rPr>
+        <w:t>на́шим</w:t>
+      </w:r>
+      <w:r>
+        <w:rPr>
+          <w:rFonts w:ascii="Times New Roman" w:hAnsi="Times New Roman"/>
+          <w:sz w:val="24"/>
+        </w:rPr>
+        <w:t xml:space="preserve">;* і не введи́ нас у </w:t>
+      </w:r>
+      <w:r>
+        <w:rPr>
+          <w:rFonts w:ascii="Times New Roman" w:hAnsi="Times New Roman"/>
+          <w:sz w:val="24"/>
+        </w:rPr>
+        <w:t>споку́су</w:t>
+      </w:r>
+      <w:r>
+        <w:rPr>
+          <w:rFonts w:ascii="Times New Roman" w:hAnsi="Times New Roman"/>
+          <w:sz w:val="24"/>
+        </w:rPr>
+        <w:t xml:space="preserve">,* але́ </w:t>
+      </w:r>
+      <w:r>
+        <w:rPr>
+          <w:rFonts w:ascii="Times New Roman" w:hAnsi="Times New Roman"/>
+          <w:sz w:val="24"/>
+        </w:rPr>
+        <w:t>ви́зволи</w:t>
+      </w:r>
+      <w:r>
+        <w:rPr>
+          <w:rFonts w:ascii="Times New Roman" w:hAnsi="Times New Roman"/>
+          <w:sz w:val="24"/>
+        </w:rPr>
+        <w:t xml:space="preserve"> нас від </w:t>
+      </w:r>
+      <w:r>
+        <w:rPr>
+          <w:rFonts w:ascii="Times New Roman" w:hAnsi="Times New Roman"/>
+          <w:sz w:val="24"/>
+        </w:rPr>
+        <w:t>лука́вого</w:t>
+      </w:r>
+      <w:r>
+        <w:rPr>
+          <w:rFonts w:ascii="Times New Roman" w:hAnsi="Times New Roman"/>
+          <w:sz w:val="24"/>
+        </w:rPr>
+        <w:t>.</w:t>
       </w:r>
     </w:p>
     <w:p>
@@ -11269,7 +14343,7 @@
           <w:sz w:val="24"/>
           <w:szCs w:val="24"/>
         </w:rPr>
-        <w:t>(г. 2):</w:t>
+        <w:t>(г. 2):</w:t>
       </w:r>
       <w:r>
         <w:rPr>
@@ -11316,7 +14390,7 @@
           <w:sz w:val="24"/>
           <w:szCs w:val="24"/>
         </w:rPr>
-        <w:t>(г. 1):</w:t>
+        <w:t>(г. 1):</w:t>
       </w:r>
       <w:r>
         <w:rPr>
@@ -11872,7 +14946,7 @@
           <w:sz w:val="24"/>
           <w:szCs w:val="24"/>
         </w:rPr>
-        <w:t>(3 р.)</w:t>
+        <w:t>(3 р.)</w:t>
       </w:r>
       <w:r>
         <w:rPr>
@@ -12158,7 +15232,7 @@
           <w:sz w:val="24"/>
           <w:szCs w:val="24"/>
         </w:rPr>
-        <w:t>(3 р.)</w:t>
+        <w:t>(3 р.)</w:t>
       </w:r>
     </w:p>
     <w:p>
@@ -12189,7 +15263,7 @@
           <w:sz w:val="24"/>
           <w:szCs w:val="24"/>
         </w:rPr>
-        <w:t>(2 р.)</w:t>
+        <w:t>(2 р.)</w:t>
       </w:r>
     </w:p>
     <w:p>
@@ -14398,7 +17472,7 @@
           <w:sz w:val="24"/>
           <w:szCs w:val="24"/>
         </w:rPr>
-        <w:t>(3 р.)</w:t>
+        <w:t>(3 р.)</w:t>
       </w:r>
     </w:p>
     <w:p>
@@ -14477,7 +17551,7 @@
           <w:sz w:val="24"/>
           <w:szCs w:val="24"/>
         </w:rPr>
-        <w:t>1. </w:t>
+        <w:t xml:space="preserve">1. </w:t>
       </w:r>
       <w:r>
         <w:rPr>
@@ -14507,7 +17581,7 @@
           <w:sz w:val="24"/>
           <w:szCs w:val="24"/>
         </w:rPr>
-        <w:t>2. </w:t>
+        <w:t xml:space="preserve">2. </w:t>
       </w:r>
       <w:r>
         <w:rPr>
@@ -14546,7 +17620,7 @@
           <w:sz w:val="24"/>
           <w:szCs w:val="24"/>
         </w:rPr>
-        <w:t> Від ночі лине дух наш до тебе, Боже, бо світлом є повеління твої. Навчи нас, Боже, правди твоєї, заповідей твоїх і виправдань твоїх. Просвіти наші духовні очі, щоб ми не заснули в гріхах на смерть. Віджени всяку мряку від сердець наших, даруй нам сонце правди і охорони життя наше знаменням і печаттю Святого твого Духа. Направ стопи наші на шлях мирний, дай нам бачити ранішній день у радості, щоб ми тобі засилали ранішні молитви, бо твоє є володіння і твоє є царство і сила, і слава Отця, і Сина, і Святого Духа, нині і повсякчас, і на віки віків. Амінь.</w:t>
+        <w:t xml:space="preserve"> Від ночі лине дух наш до тебе, Боже, бо світлом є повеління твої. Навчи нас, Боже, правди твоєї, заповідей твоїх і виправдань твоїх. Просвіти наші духовні очі, щоб ми не заснули в гріхах на смерть. Віджени всяку мряку від сердець наших, даруй нам сонце правди і охорони життя наше знаменням і печаттю Святого твого Духа. Направ стопи наші на шлях мирний, дай нам бачити ранішній день у радості, щоб ми тобі засилали ранішні молитви, бо твоє є володіння і твоє є царство і сила, і слава Отця, і Сина, і Святого Духа, нині і повсякчас, і на віки віків. Амінь.</w:t>
       </w:r>
     </w:p>
     <w:p>
@@ -14576,7 +17650,7 @@
           <w:sz w:val="24"/>
           <w:szCs w:val="24"/>
         </w:rPr>
-        <w:t> Владико, Боже святий і неосяжний, що казав із темряви світлові засіяти, що заспокоїв нас у нічному сні й підвів до величання і моління твоєї доброти! Ти, що даєш себе умолити задля свого милосердя, прийми і нині нас, що поклоняємося тобі й по силі дякуємо тобі; і даруй нам те, чого просимо задля спасіння. Вчини нас синами світла і дня та спадкоємцями вічних твоїх дібр. Пом'яни, Господи, за багатством ласк твоїх усіх людей, що є і моляться з нами, і всю братію нашу на землі й на морі, і на всякому місці володіння твого, що потребують твоєї любови й помочі. Усім вияви велику твою милість, щоб спасенні, як душею так і тілом, завжди перебували й відважно славили чудне й благословенне ім'я твоє, бо ти Бог милости і ласк, і любови, і тобі славу віддаємо: Отцю, і Сину, і Святому Духові, нині і повсякчас, і на віки віків. Амінь.</w:t>
+        <w:t xml:space="preserve"> Владико, Боже святий і неосяжний, що казав із темряви світлові засіяти, що заспокоїв нас у нічному сні й підвів до величання і моління твоєї доброти! Ти, що даєш себе умолити задля свого милосердя, прийми і нині нас, що поклоняємося тобі й по силі дякуємо тобі; і даруй нам те, чого просимо задля спасіння. Вчини нас синами світла і дня та спадкоємцями вічних твоїх дібр. Пом'яни, Господи, за багатством ласк твоїх усіх людей, що є і моляться з нами, і всю братію нашу на землі й на морі, і на всякому місці володіння твого, що потребують твоєї любови й помочі. Усім вияви велику твою милість, щоб спасенні, як душею так і тілом, завжди перебували й відважно славили чудне й благословенне ім'я твоє, бо ти Бог милости і ласк, і любови, і тобі славу віддаємо: Отцю, і Сину, і Святому Духові, нині і повсякчас, і на віки віків. Амінь.</w:t>
       </w:r>
     </w:p>
     <w:p>
@@ -14606,7 +17680,7 @@
           <w:sz w:val="24"/>
           <w:szCs w:val="24"/>
         </w:rPr>
-        <w:t> Скарбе добра, джерело невисихаюче, Отче святий, чудотворче всесильний і вседержителю! Усі тобі поклоняємося і тобі молимося та твої милості і твої ласки призиваємо на поміч і на заступництво нашій смиренності. Пом'яни, Господи, слуг твоїх, прийми від усіх нас ранішні моління, як кадило перед тобою; ні одного з нас не вчини нездатним, але всіх нас зберігай ласками твоїми. Пом'яни, Господи, тих, що чувають і співають на славу твою і єдинородного твого Сина і Бога нашого, і Святого твого Духа. Будь їм помічником і заступником; прийми їх молитви на наднебесний і духовний твій жертовник, бо ти Бог наш, і Тобі славу віддаємо: Отцю, і Сину, і Святому Духові, нині і повсякчас, і на віки віків. Амінь.</w:t>
+        <w:t xml:space="preserve"> Скарбе добра, джерело невисихаюче, Отче святий, чудотворче всесильний і вседержителю! Усі тобі поклоняємося і тобі молимося та твої милості і твої ласки призиваємо на поміч і на заступництво нашій смиренності. Пом'яни, Господи, слуг твоїх, прийми від усіх нас ранішні моління, як кадило перед тобою; ні одного з нас не вчини нездатним, але всіх нас зберігай ласками твоїми. Пом'яни, Господи, тих, що чувають і співають на славу твою і єдинородного твого Сина і Бога нашого, і Святого твого Духа. Будь їм помічником і заступником; прийми їх молитви на наднебесний і духовний твій жертовник, бо ти Бог наш, і Тобі славу віддаємо: Отцю, і Сину, і Святому Духові, нині і повсякчас, і на віки віків. Амінь.</w:t>
       </w:r>
     </w:p>
     <w:p>
@@ -14627,7 +17701,7 @@
           <w:sz w:val="24"/>
           <w:szCs w:val="24"/>
         </w:rPr>
-        <w:t>6. </w:t>
+        <w:t xml:space="preserve">6. </w:t>
       </w:r>
       <w:r>
         <w:rPr>
@@ -14666,7 +17740,7 @@
           <w:sz w:val="24"/>
           <w:szCs w:val="24"/>
         </w:rPr>
-        <w:t> Боже й Отче Господа нашого Ісуса Христа! Ти підніс нас з постелі нашої і зібрав на годину молитви. Дай нам ласку відкрити уста наші і прийми наші подяки, що в наших силах, і навчи нас установ твоїх. Бо молитися як слід не вміємо, якщо ти, Господи, святим твоїм Духом не навчиш нас. Тому молимося тобі: Даруй і прости, якщо ми згрішили аж до теперішньої години словом або ділом, або думкою, добровільно або недобровільно. Бо коли на провини будеш дивитися, Господи, Господи, то хто встоїться, бо в тебе є прощення. Ти один святий, допоміжник сильний, захисник життя нашого, і тебе ми завжди оспівуватимемо. Нехай буде сила Царства твого завжди благословенна і вельми прославлювана: Отця, і Сина, і Святого Духа, нині і повсякчас, і на віки віків. Амінь.</w:t>
+        <w:t xml:space="preserve"> Боже й Отче Господа нашого Ісуса Христа! Ти підніс нас з постелі нашої і зібрав на годину молитви. Дай нам ласку відкрити уста наші і прийми наші подяки, що в наших силах, і навчи нас установ твоїх. Бо молитися як слід не вміємо, якщо ти, Господи, святим твоїм Духом не навчиш нас. Тому молимося тобі: Даруй і прости, якщо ми згрішили аж до теперішньої години словом або ділом, або думкою, добровільно або недобровільно. Бо коли на провини будеш дивитися, Господи, Господи, то хто встоїться, бо в тебе є прощення. Ти один святий, допоміжник сильний, захисник життя нашого, і тебе ми завжди оспівуватимемо. Нехай буде сила Царства твого завжди благословенна і вельми прославлювана: Отця, і Сина, і Святого Духа, нині і повсякчас, і на віки віків. Амінь.</w:t>
       </w:r>
     </w:p>
     <w:p>
@@ -14687,7 +17761,7 @@
           <w:sz w:val="24"/>
           <w:szCs w:val="24"/>
         </w:rPr>
-        <w:t>8. </w:t>
+        <w:t xml:space="preserve">8. </w:t>
       </w:r>
       <w:r>
         <w:rPr>
@@ -14726,7 +17800,7 @@
           <w:sz w:val="24"/>
           <w:szCs w:val="24"/>
         </w:rPr>
-        <w:t xml:space="preserve"> Господи, Боже наш! Ти за покаяння дарував людям відпущення, нам же, як образ пізнання і визнання гріхів, показав покаяння і прощення пророка Давида. Тож, Владико, помилуй з великої милости твоєї нас, що в чимало великих гріхів впали, і по багатстві ласк твоїх очисти беззаконня наші, бо перед тобою згрішили ми, Господи, що невідомі й таємні речі серця людського знаєш, і єдиний ти маєш владу прощати гріхи. Серце ж чисте вчини в нас і Духом владичним утверди нас, і радість спасіння твого яви нам. Не відкинь нас від лиця твого, але дозволь, як Добрий і Людинолюбець, аж до останнього нашого віддиху появляти тобі жертву справедливости й приноси на святих твоїх жертовниках, милістю і ласками і </w:t>
+        <w:t xml:space="preserve"> Господи, Боже наш! Ти за покаяння дарував людям відпущення, нам же, як образ пізнання і визнання гріхів, показав покаяння і прощення пророка Давида. Тож, Владико, помилуй з великої милости твоєї нас, що в чимало великих гріхів впали, і по багатстві ласк твоїх очисти беззаконня наші, бо перед тобою згрішили ми, Господи, що невідомі й таємні речі серця людського знаєш, і єдиний ти маєш владу прощати гріхи. Серце ж чисте вчини в нас і Духом владичним утверди нас, і радість спасіння твого яви нам. Не відкинь нас від лиця твого, але дозволь, як Добрий і Людинолюбець, аж до останнього нашого віддиху появляти тобі жертву справедливости й приноси на святих твоїх жертовниках, милістю і ласками і </w:t>
       </w:r>
       <w:r>
         <w:rPr>
@@ -14773,28 +17847,28 @@
           <w:sz w:val="24"/>
           <w:szCs w:val="24"/>
         </w:rPr>
-        <w:t> Боже, Боже наш! Ти сотворив розумні й духовні сили своєю волею. Тебе просимо й тобі молимося: Прийми наші посильні величання з усіма твоїми творіннями і збагати щедрими даруваннями твоєї ласки. Бо перед тобою згинається всяке коліно: на небі, на землі й під землею, і все, що живе, і все створіння оспівує неосяжну твою славу, бо ти Бог правдивий і вельми милостивий. Тебе бо хвалять усі небесні сили, і тобі славу віддаємо: Отцю, і Сину, і Святому Духові, нині і повсякчас, і на віки віків. Амінь.</w:t>
-      </w:r>
-    </w:p>
-    <w:p>
-      <w:pPr>
-        <w:spacing w:after="120"/>
-        <w:jc w:val="both"/>
-        <w:rPr>
-          <w:rFonts w:ascii="Times New Roman" w:hAnsi="Times New Roman"/>
-          <w:color w:val="FF0000"/>
-          <w:sz w:val="24"/>
-          <w:szCs w:val="24"/>
-        </w:rPr>
-      </w:pPr>
-      <w:r>
-        <w:rPr>
-          <w:rFonts w:ascii="Times New Roman" w:hAnsi="Times New Roman"/>
-          <w:color w:val="FF0000"/>
-          <w:sz w:val="24"/>
-          <w:szCs w:val="24"/>
-        </w:rPr>
-        <w:t>11. </w:t>
+        <w:t xml:space="preserve"> Боже, Боже наш! Ти сотворив розумні й духовні сили своєю волею. Тебе просимо й тобі молимося: Прийми наші посильні величання з усіма твоїми творіннями і збагати щедрими даруваннями твоєї ласки. Бо перед тобою згинається всяке коліно: на небі, на землі й під землею, і все, що живе, і все створіння оспівує неосяжну твою славу, бо ти Бог правдивий і вельми милостивий. Тебе бо хвалять усі небесні сили, і тобі славу віддаємо: Отцю, і Сину, і Святому Духові, нині і повсякчас, і на віки віків. Амінь.</w:t>
+      </w:r>
+    </w:p>
+    <w:p>
+      <w:pPr>
+        <w:spacing w:after="120"/>
+        <w:jc w:val="both"/>
+        <w:rPr>
+          <w:rFonts w:ascii="Times New Roman" w:hAnsi="Times New Roman"/>
+          <w:color w:val="FF0000"/>
+          <w:sz w:val="24"/>
+          <w:szCs w:val="24"/>
+        </w:rPr>
+      </w:pPr>
+      <w:r>
+        <w:rPr>
+          <w:rFonts w:ascii="Times New Roman" w:hAnsi="Times New Roman"/>
+          <w:color w:val="FF0000"/>
+          <w:sz w:val="24"/>
+          <w:szCs w:val="24"/>
+        </w:rPr>
+        <w:t xml:space="preserve">11. </w:t>
       </w:r>
       <w:r>
         <w:rPr>
@@ -15918,7 +18992,7 @@
           <w:sz w:val="24"/>
           <w:szCs w:val="24"/>
         </w:rPr>
-        <w:t>(г. 1):</w:t>
+        <w:t>(г. 1):</w:t>
       </w:r>
       <w:r>
         <w:rPr>
@@ -15966,7 +19040,7 @@
           <w:sz w:val="24"/>
           <w:szCs w:val="24"/>
         </w:rPr>
-        <w:t>(г. 2):</w:t>
+        <w:t>(г. 2):</w:t>
       </w:r>
       <w:r>
         <w:rPr>
@@ -16014,7 +19088,7 @@
           <w:sz w:val="24"/>
           <w:szCs w:val="24"/>
         </w:rPr>
-        <w:t>(г. 1):</w:t>
+        <w:t>(г. 1):</w:t>
       </w:r>
       <w:r>
         <w:rPr>
@@ -16328,7 +19402,7 @@
           <w:sz w:val="24"/>
           <w:szCs w:val="24"/>
         </w:rPr>
-        <w:t>(г. 4):</w:t>
+        <w:t>(г. 4):</w:t>
       </w:r>
       <w:r>
         <w:rPr>
@@ -16680,7 +19754,7 @@
           <w:sz w:val="24"/>
           <w:szCs w:val="24"/>
         </w:rPr>
-        <w:t>(г. 6):</w:t>
+        <w:t>(г. 6):</w:t>
       </w:r>
       <w:r>
         <w:rPr>
@@ -17790,7 +20864,7 @@
           <w:sz w:val="24"/>
           <w:szCs w:val="24"/>
         </w:rPr>
-        <w:t>Священник: </w:t>
+        <w:t xml:space="preserve">Священник: </w:t>
       </w:r>
       <w:r>
         <w:rPr>
@@ -18653,7 +21727,7 @@
           <w:sz w:val="24"/>
           <w:szCs w:val="24"/>
         </w:rPr>
-        <w:t>Священник: </w:t>
+        <w:t xml:space="preserve">Священник: </w:t>
       </w:r>
       <w:r>
         <w:rPr>
@@ -19361,7 +22435,7 @@
           <w:sz w:val="24"/>
           <w:szCs w:val="24"/>
         </w:rPr>
-        <w:t>Ірмос (г. 1):</w:t>
+        <w:t>Ірмос (г. 1):</w:t>
       </w:r>
       <w:r>
         <w:rPr>
@@ -19764,7 +22838,7 @@
           <w:rFonts w:ascii="Times New Roman" w:hAnsi="Times New Roman"/>
           <w:sz w:val="24"/>
         </w:rPr>
-        <w:t xml:space="preserve"> Бо Тебе хвалять усі сили небесні і Тобі славу возсилаємо: Отцю, і Сину, і Святому Духові, нині і повсякчас, і на віки віків.</w:t>
+        <w:t xml:space="preserve"> Бо Тебе хвалять усі сили небесні і Тобі славу возсилаємо: Отцю, і Сину, і Святому Духові, нині і повсякчас, і на віки віків.</w:t>
       </w:r>
     </w:p>
     <w:p>
@@ -21536,7 +24610,7 @@
           <w:rFonts w:ascii="Times New Roman" w:hAnsi="Times New Roman"/>
           <w:sz w:val="24"/>
         </w:rPr>
-        <w:t xml:space="preserve"> Бо Ти – Бог милости, ласк і людинолюбности, і Тобі славу віддаємо, Отцю, і Сину, і Святому Духові, нині, і повсякчас, і на віки віків.</w:t>
+        <w:t xml:space="preserve"> Бо Ти – Бог милости, ласк і людинолюбности, і Тобі славу віддаємо, Отцю, і Сину, і Святому Духові, нині, і повсякчас, і на віки віків.</w:t>
       </w:r>
     </w:p>
     <w:p>
@@ -21975,7 +25049,7 @@
           <w:sz w:val="24"/>
           <w:szCs w:val="24"/>
         </w:rPr>
-        <w:t>(г. 4):</w:t>
+        <w:t>(г. 4):</w:t>
       </w:r>
       <w:r>
         <w:rPr>
@@ -22060,117 +25134,92 @@
     </w:p>
     <w:p>
       <w:pPr>
-        <w:spacing w:after="120"/>
-        <w:jc w:val="both"/>
-        <w:rPr>
-          <w:rFonts w:ascii="Times New Roman" w:hAnsi="Times New Roman"/>
-          <w:sz w:val="24"/>
-          <w:szCs w:val="24"/>
-        </w:rPr>
-      </w:pPr>
-      <w:r>
-        <w:rPr>
-          <w:rFonts w:ascii="Times New Roman" w:hAnsi="Times New Roman"/>
-          <w:sz w:val="24"/>
-          <w:szCs w:val="24"/>
-        </w:rPr>
-        <w:t xml:space="preserve">Святий Боже, святий Кріпкий, святий Безсмертний, помилуй нас </w:t>
-      </w:r>
-      <w:r>
-        <w:rPr>
-          <w:rFonts w:ascii="Times New Roman" w:hAnsi="Times New Roman"/>
-          <w:i/>
-          <w:color w:val="FF0000"/>
-          <w:sz w:val="24"/>
-          <w:szCs w:val="24"/>
-        </w:rPr>
-        <w:t>(3 р.)</w:t>
-      </w:r>
-      <w:r>
-        <w:rPr>
-          <w:rFonts w:ascii="Times New Roman" w:hAnsi="Times New Roman"/>
-          <w:i/>
-          <w:sz w:val="24"/>
-          <w:szCs w:val="24"/>
+        <w:pStyle w:val="a"/>
+        <w:spacing w:after="120"/>
+      </w:pPr>
+      <w:r>
+        <w:rPr>
+          <w:rFonts w:ascii="Times New Roman" w:hAnsi="Times New Roman"/>
+          <w:sz w:val="24"/>
+        </w:rPr>
+        <w:t xml:space="preserve">Святий Боже, святий Кріпкий, святий Безсмертний, помилуй нас. </w:t>
+      </w:r>
+      <w:r>
+        <w:rPr>
+          <w:rFonts w:ascii="Times New Roman" w:hAnsi="Times New Roman"/>
+          <w:i/>
+          <w:color w:val="FF0000"/>
+          <w:sz w:val="24"/>
+        </w:rPr>
+        <w:t>(3 р.)</w:t>
+      </w:r>
+    </w:p>
+    <w:p>
+      <w:pPr>
+        <w:pStyle w:val="a"/>
+        <w:spacing w:after="120"/>
+      </w:pPr>
+      <w:r>
+        <w:rPr>
+          <w:rFonts w:ascii="Times New Roman" w:hAnsi="Times New Roman"/>
+          <w:sz w:val="24"/>
+        </w:rPr>
+        <w:t>Слава Отцю, і Сину, і Святому Духові,* і нині і повсякчас, і на віки віків. Амінь.</w:t>
+      </w:r>
+    </w:p>
+    <w:p>
+      <w:pPr>
+        <w:spacing w:after="120"/>
+        <w:jc w:val="both"/>
+        <w:rPr>
+          <w:rFonts w:ascii="Times New Roman" w:hAnsi="Times New Roman"/>
+          <w:sz w:val="24"/>
+          <w:szCs w:val="24"/>
+        </w:rPr>
+      </w:pPr>
+      <w:r>
+        <w:rPr>
+          <w:rFonts w:ascii="Times New Roman" w:hAnsi="Times New Roman"/>
+          <w:sz w:val="24"/>
+          <w:szCs w:val="24"/>
+        </w:rPr>
+        <w:t>Пресвята Тройце, помилуй нас;* Господи, очисти гріхи наші;* Владико, прости беззаконня наші;* Святий, завітай і зціли немочі наші імени твого ради.</w:t>
+      </w:r>
+    </w:p>
+    <w:p>
+      <w:pPr>
+        <w:pStyle w:val="a"/>
+        <w:spacing w:after="120"/>
+      </w:pPr>
+      <w:r>
+        <w:rPr>
+          <w:rFonts w:ascii="Times New Roman" w:hAnsi="Times New Roman"/>
+          <w:sz w:val="24"/>
+        </w:rPr>
+        <w:t>Господи, помилуй</w:t>
+      </w:r>
+      <w:r>
+        <w:rPr>
+          <w:rFonts w:ascii="Times New Roman" w:hAnsi="Times New Roman"/>
+          <w:sz w:val="24"/>
         </w:rPr>
         <w:t>.</w:t>
       </w:r>
-    </w:p>
-    <w:p>
-      <w:pPr>
-        <w:spacing w:after="120"/>
-        <w:jc w:val="both"/>
-        <w:rPr>
-          <w:rFonts w:ascii="Times New Roman" w:hAnsi="Times New Roman"/>
-          <w:sz w:val="24"/>
-          <w:szCs w:val="24"/>
-        </w:rPr>
-      </w:pPr>
-      <w:r>
-        <w:rPr>
-          <w:rFonts w:ascii="Times New Roman" w:hAnsi="Times New Roman"/>
-          <w:sz w:val="24"/>
-          <w:szCs w:val="24"/>
-        </w:rPr>
-        <w:t>Слава Отцю, і Сину, і Святому Духові,* і нині і повсякчас, і на віки віків. Амінь.</w:t>
-      </w:r>
-    </w:p>
-    <w:p>
-      <w:pPr>
-        <w:spacing w:after="120"/>
-        <w:jc w:val="both"/>
-        <w:rPr>
-          <w:rFonts w:ascii="Times New Roman" w:hAnsi="Times New Roman"/>
-          <w:sz w:val="24"/>
-          <w:szCs w:val="24"/>
-        </w:rPr>
-      </w:pPr>
-      <w:r>
-        <w:rPr>
-          <w:rFonts w:ascii="Times New Roman" w:hAnsi="Times New Roman"/>
-          <w:sz w:val="24"/>
-          <w:szCs w:val="24"/>
-        </w:rPr>
-        <w:t>Пресвята Тройце, помилуй нас;* Господи, очисти гріхи наші;* Владико, прости беззаконня наші;* Святий, завітай і зціли немочі наші імени твого ради.</w:t>
-      </w:r>
-    </w:p>
-    <w:p>
-      <w:pPr>
-        <w:spacing w:after="120"/>
-        <w:jc w:val="both"/>
-        <w:rPr>
-          <w:rFonts w:ascii="Times New Roman" w:hAnsi="Times New Roman"/>
-          <w:i/>
-          <w:sz w:val="24"/>
-          <w:szCs w:val="24"/>
-        </w:rPr>
-      </w:pPr>
-      <w:r>
-        <w:rPr>
-          <w:rFonts w:ascii="Times New Roman" w:hAnsi="Times New Roman"/>
-          <w:sz w:val="24"/>
-          <w:szCs w:val="24"/>
-        </w:rPr>
-        <w:t xml:space="preserve">Господи, помилуй </w:t>
-      </w:r>
-      <w:r>
-        <w:rPr>
-          <w:rFonts w:ascii="Times New Roman" w:hAnsi="Times New Roman"/>
-          <w:i/>
-          <w:color w:val="FF0000"/>
-          <w:sz w:val="24"/>
-          <w:szCs w:val="24"/>
-        </w:rPr>
-        <w:t>(3 р.)</w:t>
-      </w:r>
-      <w:r>
-        <w:rPr>
-          <w:rFonts w:ascii="Times New Roman" w:hAnsi="Times New Roman"/>
-          <w:i/>
-          <w:sz w:val="24"/>
-          <w:szCs w:val="24"/>
-        </w:rPr>
-        <w:t>.</w:t>
+      <w:r>
+        <w:rPr>
+          <w:rFonts w:ascii="Times New Roman" w:hAnsi="Times New Roman"/>
+          <w:sz w:val="24"/>
+        </w:rPr>
+        <w:t xml:space="preserve"> </w:t>
+      </w:r>
+      <w:r>
+        <w:rPr>
+          <w:rFonts w:ascii="Times New Roman" w:hAnsi="Times New Roman"/>
+          <w:i/>
+          <w:color w:val="FF0000"/>
+          <w:sz w:val="24"/>
+        </w:rPr>
+        <w:t>(3 р.)</w:t>
       </w:r>
     </w:p>
     <w:p>
@@ -22356,7 +25405,7 @@
           <w:sz w:val="24"/>
           <w:szCs w:val="24"/>
         </w:rPr>
-        <w:t>(г. 2):</w:t>
+        <w:t>(г. 2):</w:t>
       </w:r>
       <w:r>
         <w:rPr>
@@ -22403,7 +25452,7 @@
           <w:sz w:val="24"/>
           <w:szCs w:val="24"/>
         </w:rPr>
-        <w:t>(г. 1):</w:t>
+        <w:t>(г. 1):</w:t>
       </w:r>
       <w:r>
         <w:rPr>
@@ -22947,7 +25996,7 @@
           <w:sz w:val="24"/>
           <w:szCs w:val="24"/>
         </w:rPr>
-        <w:t>(3 р.)</w:t>
+        <w:t>(3 р.)</w:t>
       </w:r>
       <w:r>
         <w:rPr>
